--- a/IOP - Intent Oriented Programming Conceptual Design.docx
+++ b/IOP - Intent Oriented Programming Conceptual Design.docx
@@ -14,16 +14,7 @@
           <w:color w:val="1E4E79"/>
           <w:sz w:val="68"/>
         </w:rPr>
-        <w:t xml:space="preserve">Intent-Oriented </w:t>
-      </w:r>
-      <w:r>
-        <w:rPr>
-          <w:rFonts w:ascii="Arial" w:hAnsi="Arial"/>
-          <w:b/>
-          <w:color w:val="1E4E79"/>
-          <w:sz w:val="68"/>
-        </w:rPr>
-        <w:t>Programming</w:t>
+        <w:t>Intent-Oriented Programming</w:t>
       </w:r>
     </w:p>
     <w:p>
@@ -72,41 +63,13 @@
         <w:spacing w:before="400"/>
         <w:jc w:val="center"/>
       </w:pPr>
-      <w:proofErr w:type="gramStart"/>
       <w:r>
         <w:rPr>
           <w:rFonts w:ascii="Arial" w:hAnsi="Arial"/>
           <w:color w:val="808080"/>
           <w:sz w:val="20"/>
         </w:rPr>
-        <w:t>v1.0  |</w:t>
-      </w:r>
-      <w:proofErr w:type="gramEnd"/>
-      <w:r>
-        <w:rPr>
-          <w:rFonts w:ascii="Arial" w:hAnsi="Arial"/>
-          <w:color w:val="808080"/>
-          <w:sz w:val="20"/>
-        </w:rPr>
-        <w:t xml:space="preserve">  </w:t>
-      </w:r>
-      <w:proofErr w:type="gramStart"/>
-      <w:r>
-        <w:rPr>
-          <w:rFonts w:ascii="Arial" w:hAnsi="Arial"/>
-          <w:color w:val="808080"/>
-          <w:sz w:val="20"/>
-        </w:rPr>
-        <w:t>2026  |</w:t>
-      </w:r>
-      <w:proofErr w:type="gramEnd"/>
-      <w:r>
-        <w:rPr>
-          <w:rFonts w:ascii="Arial" w:hAnsi="Arial"/>
-          <w:color w:val="808080"/>
-          <w:sz w:val="20"/>
-        </w:rPr>
-        <w:t xml:space="preserve">  Conceptual Design Document</w:t>
+        <w:t>v1.0  |  2026  |  Conceptual Design Document</w:t>
       </w:r>
     </w:p>
     <w:p>
@@ -142,23 +105,7 @@
           <w:b/>
           <w:color w:val="1E4E79"/>
         </w:rPr>
-        <w:t xml:space="preserve">Intent-Oriented </w:t>
-      </w:r>
-      <w:r>
-        <w:rPr>
-          <w:rFonts w:ascii="Arial" w:hAnsi="Arial"/>
-          <w:b/>
-          <w:color w:val="1E4E79"/>
-        </w:rPr>
-        <w:t>Programming</w:t>
-      </w:r>
-      <w:r>
-        <w:rPr>
-          <w:rFonts w:ascii="Arial" w:hAnsi="Arial"/>
-          <w:b/>
-          <w:color w:val="1E4E79"/>
-        </w:rPr>
-        <w:t>: The Theoretical Foundation</w:t>
+        <w:t>Intent-Oriented Programming: The Theoretical Foundation</w:t>
       </w:r>
     </w:p>
     <w:p>
@@ -184,25 +131,33 @@
           <w:color w:val="323232"/>
           <w:sz w:val="20"/>
         </w:rPr>
-        <w:t xml:space="preserve">  1. The Problem </w:t>
-      </w:r>
-      <w:proofErr w:type="gramStart"/>
+        <w:t xml:space="preserve">  1. The Problem With Code-First Development</w:t>
+      </w:r>
+    </w:p>
+    <w:p>
+      <w:pPr>
+        <w:spacing w:before="20" w:after="60"/>
+      </w:pPr>
       <w:r>
         <w:rPr>
           <w:rFonts w:ascii="Arial" w:hAnsi="Arial"/>
           <w:color w:val="323232"/>
           <w:sz w:val="20"/>
         </w:rPr>
-        <w:t>With</w:t>
-      </w:r>
-      <w:proofErr w:type="gramEnd"/>
+        <w:t xml:space="preserve">  2. How AI Tools Fail Developers Today — Seven Documented Frustrations</w:t>
+      </w:r>
+    </w:p>
+    <w:p>
+      <w:pPr>
+        <w:spacing w:before="20" w:after="60"/>
+      </w:pPr>
       <w:r>
         <w:rPr>
           <w:rFonts w:ascii="Arial" w:hAnsi="Arial"/>
           <w:color w:val="323232"/>
           <w:sz w:val="20"/>
         </w:rPr>
-        <w:t xml:space="preserve"> Code-First Development</w:t>
+        <w:t xml:space="preserve">  3. The Abstraction Layer Precedent</w:t>
       </w:r>
     </w:p>
     <w:p>
@@ -215,7 +170,7 @@
           <w:color w:val="323232"/>
           <w:sz w:val="20"/>
         </w:rPr>
-        <w:t xml:space="preserve">  2. How AI Tools Fail Developers Today — Seven Documented Frustrations</w:t>
+        <w:t xml:space="preserve">  4. What Is Intent-Oriented Programming?</w:t>
       </w:r>
     </w:p>
     <w:p>
@@ -228,7 +183,7 @@
           <w:color w:val="323232"/>
           <w:sz w:val="20"/>
         </w:rPr>
-        <w:t xml:space="preserve">  3. The Abstraction Layer Precedent</w:t>
+        <w:t xml:space="preserve">  5. The Four Levels of Intent</w:t>
       </w:r>
     </w:p>
     <w:p>
@@ -241,23 +196,33 @@
           <w:color w:val="323232"/>
           <w:sz w:val="20"/>
         </w:rPr>
-        <w:t xml:space="preserve">  4. What Is Intent-Oriented </w:t>
-      </w:r>
+        <w:t xml:space="preserve">  6. Contribution Model — Source vs Maintainer</w:t>
+      </w:r>
+    </w:p>
+    <w:p>
+      <w:pPr>
+        <w:spacing w:before="20" w:after="60"/>
+      </w:pPr>
       <w:r>
         <w:rPr>
           <w:rFonts w:ascii="Arial" w:hAnsi="Arial"/>
           <w:color w:val="323232"/>
           <w:sz w:val="20"/>
         </w:rPr>
-        <w:t>Programming</w:t>
-      </w:r>
+        <w:t xml:space="preserve">  7. How IOP Compares to Existing Paradigms</w:t>
+      </w:r>
+    </w:p>
+    <w:p>
+      <w:pPr>
+        <w:spacing w:before="20" w:after="60"/>
+      </w:pPr>
       <w:r>
         <w:rPr>
           <w:rFonts w:ascii="Arial" w:hAnsi="Arial"/>
           <w:color w:val="323232"/>
           <w:sz w:val="20"/>
         </w:rPr>
-        <w:t>?</w:t>
+        <w:t xml:space="preserve">  8. IOP Without Any Tool</w:t>
       </w:r>
     </w:p>
     <w:p>
@@ -270,7 +235,7 @@
           <w:color w:val="323232"/>
           <w:sz w:val="20"/>
         </w:rPr>
-        <w:t xml:space="preserve">  5. The Four Levels of Intent</w:t>
+        <w:t xml:space="preserve">  9. IOP as the Foundation for Autonomous AI Development</w:t>
       </w:r>
     </w:p>
     <w:p>
@@ -283,7 +248,7 @@
           <w:color w:val="323232"/>
           <w:sz w:val="20"/>
         </w:rPr>
-        <w:t xml:space="preserve">  6. Contribution Model — Source vs Maintainer</w:t>
+        <w:t xml:space="preserve">  10. The Upgrade Promise — Intent Is Stable, the Compiler Improves</w:t>
       </w:r>
     </w:p>
     <w:p>
@@ -296,123 +261,7 @@
           <w:color w:val="323232"/>
           <w:sz w:val="20"/>
         </w:rPr>
-        <w:t xml:space="preserve">  7. How </w:t>
-      </w:r>
-      <w:r>
-        <w:rPr>
-          <w:rFonts w:ascii="Arial" w:hAnsi="Arial"/>
-          <w:color w:val="323232"/>
-          <w:sz w:val="20"/>
-        </w:rPr>
-        <w:t>IOP</w:t>
-      </w:r>
-      <w:r>
-        <w:rPr>
-          <w:rFonts w:ascii="Arial" w:hAnsi="Arial"/>
-          <w:color w:val="323232"/>
-          <w:sz w:val="20"/>
-        </w:rPr>
-        <w:t xml:space="preserve"> Compares to Existing Paradigms</w:t>
-      </w:r>
-    </w:p>
-    <w:p>
-      <w:pPr>
-        <w:spacing w:before="20" w:after="60"/>
-      </w:pPr>
-      <w:r>
-        <w:rPr>
-          <w:rFonts w:ascii="Arial" w:hAnsi="Arial"/>
-          <w:color w:val="323232"/>
-          <w:sz w:val="20"/>
-        </w:rPr>
-        <w:t xml:space="preserve">  8. </w:t>
-      </w:r>
-      <w:r>
-        <w:rPr>
-          <w:rFonts w:ascii="Arial" w:hAnsi="Arial"/>
-          <w:color w:val="323232"/>
-          <w:sz w:val="20"/>
-        </w:rPr>
-        <w:t>IOP</w:t>
-      </w:r>
-      <w:r>
-        <w:rPr>
-          <w:rFonts w:ascii="Arial" w:hAnsi="Arial"/>
-          <w:color w:val="323232"/>
-          <w:sz w:val="20"/>
-        </w:rPr>
-        <w:t xml:space="preserve"> Without Any Tool</w:t>
-      </w:r>
-    </w:p>
-    <w:p>
-      <w:pPr>
-        <w:spacing w:before="20" w:after="60"/>
-      </w:pPr>
-      <w:r>
-        <w:rPr>
-          <w:rFonts w:ascii="Arial" w:hAnsi="Arial"/>
-          <w:color w:val="323232"/>
-          <w:sz w:val="20"/>
-        </w:rPr>
-        <w:t xml:space="preserve">  9. </w:t>
-      </w:r>
-      <w:r>
-        <w:rPr>
-          <w:rFonts w:ascii="Arial" w:hAnsi="Arial"/>
-          <w:color w:val="323232"/>
-          <w:sz w:val="20"/>
-        </w:rPr>
-        <w:t>IOP</w:t>
-      </w:r>
-      <w:r>
-        <w:rPr>
-          <w:rFonts w:ascii="Arial" w:hAnsi="Arial"/>
-          <w:color w:val="323232"/>
-          <w:sz w:val="20"/>
-        </w:rPr>
-        <w:t xml:space="preserve"> as the Foundation for Autonomous AI Development</w:t>
-      </w:r>
-    </w:p>
-    <w:p>
-      <w:pPr>
-        <w:spacing w:before="20" w:after="60"/>
-      </w:pPr>
-      <w:r>
-        <w:rPr>
-          <w:rFonts w:ascii="Arial" w:hAnsi="Arial"/>
-          <w:color w:val="323232"/>
-          <w:sz w:val="20"/>
-        </w:rPr>
-        <w:t xml:space="preserve">  10. The Upgrade Promise — Intent Is Stable, the Compiler Improves</w:t>
-      </w:r>
-    </w:p>
-    <w:p>
-      <w:pPr>
-        <w:spacing w:before="20" w:after="60"/>
-      </w:pPr>
-      <w:r>
-        <w:rPr>
-          <w:rFonts w:ascii="Arial" w:hAnsi="Arial"/>
-          <w:color w:val="323232"/>
-          <w:sz w:val="20"/>
-        </w:rPr>
-        <w:t xml:space="preserve">  11. Why </w:t>
-      </w:r>
-      <w:r>
-        <w:rPr>
-          <w:rFonts w:ascii="Arial" w:hAnsi="Arial"/>
-          <w:color w:val="323232"/>
-          <w:sz w:val="20"/>
-        </w:rPr>
-        <w:t>IOP</w:t>
-      </w:r>
-      <w:r>
-        <w:rPr>
-          <w:rFonts w:ascii="Arial" w:hAnsi="Arial"/>
-          <w:color w:val="323232"/>
-          <w:sz w:val="20"/>
-        </w:rPr>
-        <w:t xml:space="preserve"> Is the Future</w:t>
+        <w:t xml:space="preserve">  11. Why IOP Is the Future</w:t>
       </w:r>
     </w:p>
     <w:p>
@@ -507,16 +356,7 @@
           <w:color w:val="1E4E79"/>
           <w:sz w:val="56"/>
         </w:rPr>
-        <w:t xml:space="preserve">Intent-Oriented </w:t>
-      </w:r>
-      <w:r>
-        <w:rPr>
-          <w:rFonts w:ascii="Arial" w:hAnsi="Arial"/>
-          <w:b/>
-          <w:color w:val="1E4E79"/>
-          <w:sz w:val="56"/>
-        </w:rPr>
-        <w:t>Programming</w:t>
+        <w:t>Intent-Oriented Programming</w:t>
       </w:r>
     </w:p>
     <w:p>
@@ -680,21 +520,12 @@
             <w:pPr>
               <w:spacing w:before="80" w:after="80"/>
             </w:pPr>
-            <w:proofErr w:type="gramStart"/>
             <w:r>
               <w:rPr>
                 <w:rFonts w:ascii="Arial" w:hAnsi="Arial"/>
                 <w:sz w:val="20"/>
               </w:rPr>
-              <w:t>.intent</w:t>
-            </w:r>
-            <w:proofErr w:type="gramEnd"/>
-            <w:r>
-              <w:rPr>
-                <w:rFonts w:ascii="Arial" w:hAnsi="Arial"/>
-                <w:sz w:val="20"/>
-              </w:rPr>
-              <w:t xml:space="preserve"> file</w:t>
+              <w:t>.intent file</w:t>
             </w:r>
           </w:p>
         </w:tc>
@@ -712,21 +543,7 @@
                 <w:rFonts w:ascii="Arial" w:hAnsi="Arial"/>
                 <w:sz w:val="20"/>
               </w:rPr>
-              <w:t xml:space="preserve">A structured file using hybrid YAML and natural language that captures intent at a specific level of the </w:t>
-            </w:r>
-            <w:r>
-              <w:rPr>
-                <w:rFonts w:ascii="Arial" w:hAnsi="Arial"/>
-                <w:sz w:val="20"/>
-              </w:rPr>
-              <w:t>IOP</w:t>
-            </w:r>
-            <w:r>
-              <w:rPr>
-                <w:rFonts w:ascii="Arial" w:hAnsi="Arial"/>
-                <w:sz w:val="20"/>
-              </w:rPr>
-              <w:t xml:space="preserve"> hierarchy. The source of truth for compilation.</w:t>
+              <w:t>A structured file using hybrid YAML and natural language that captures intent at a specific level of the IOP hierarchy. The source of truth for compilation.</w:t>
             </w:r>
           </w:p>
         </w:tc>
@@ -744,8 +561,6 @@
             <w:pPr>
               <w:spacing w:before="80" w:after="80"/>
             </w:pPr>
-            <w:proofErr w:type="spellStart"/>
-            <w:proofErr w:type="gramStart"/>
             <w:r>
               <w:rPr>
                 <w:rFonts w:ascii="Arial" w:hAnsi="Arial"/>
@@ -753,8 +568,6 @@
               </w:rPr>
               <w:t>project.intent</w:t>
             </w:r>
-            <w:proofErr w:type="spellEnd"/>
-            <w:proofErr w:type="gramEnd"/>
           </w:p>
         </w:tc>
         <w:tc>
@@ -789,8 +602,6 @@
             <w:pPr>
               <w:spacing w:before="80" w:after="80"/>
             </w:pPr>
-            <w:proofErr w:type="spellStart"/>
-            <w:proofErr w:type="gramStart"/>
             <w:r>
               <w:rPr>
                 <w:rFonts w:ascii="Arial" w:hAnsi="Arial"/>
@@ -798,8 +609,6 @@
               </w:rPr>
               <w:t>module.intent</w:t>
             </w:r>
-            <w:proofErr w:type="spellEnd"/>
-            <w:proofErr w:type="gramEnd"/>
           </w:p>
         </w:tc>
         <w:tc>
@@ -816,23 +625,7 @@
                 <w:rFonts w:ascii="Arial" w:hAnsi="Arial"/>
                 <w:sz w:val="20"/>
               </w:rPr>
-              <w:t xml:space="preserve">Level 2 intent file. Business logic, </w:t>
-            </w:r>
-            <w:proofErr w:type="spellStart"/>
-            <w:r>
-              <w:rPr>
-                <w:rFonts w:ascii="Arial" w:hAnsi="Arial"/>
-                <w:sz w:val="20"/>
-              </w:rPr>
-              <w:t>behaviours</w:t>
-            </w:r>
-            <w:proofErr w:type="spellEnd"/>
-            <w:r>
-              <w:rPr>
-                <w:rFonts w:ascii="Arial" w:hAnsi="Arial"/>
-                <w:sz w:val="20"/>
-              </w:rPr>
-              <w:t>, and user journeys for one business module. Language-agnostic. Input sourced from BA or PM.</w:t>
+              <w:t>Level 2 intent file. Business logic, behaviours, and user journeys for one business module. Language-agnostic. Input sourced from BA or PM.</w:t>
             </w:r>
           </w:p>
         </w:tc>
@@ -850,8 +643,6 @@
             <w:pPr>
               <w:spacing w:before="80" w:after="80"/>
             </w:pPr>
-            <w:proofErr w:type="spellStart"/>
-            <w:proofErr w:type="gramStart"/>
             <w:r>
               <w:rPr>
                 <w:rFonts w:ascii="Arial" w:hAnsi="Arial"/>
@@ -859,8 +650,6 @@
               </w:rPr>
               <w:t>language.intent</w:t>
             </w:r>
-            <w:proofErr w:type="spellEnd"/>
-            <w:proofErr w:type="gramEnd"/>
           </w:p>
         </w:tc>
         <w:tc>
@@ -895,8 +684,6 @@
             <w:pPr>
               <w:spacing w:before="80" w:after="80"/>
             </w:pPr>
-            <w:proofErr w:type="spellStart"/>
-            <w:proofErr w:type="gramStart"/>
             <w:r>
               <w:rPr>
                 <w:rFonts w:ascii="Arial" w:hAnsi="Arial"/>
@@ -904,8 +691,6 @@
               </w:rPr>
               <w:t>component.intent</w:t>
             </w:r>
-            <w:proofErr w:type="spellEnd"/>
-            <w:proofErr w:type="gramEnd"/>
           </w:p>
         </w:tc>
         <w:tc>
@@ -963,37 +748,7 @@
                 <w:rFonts w:ascii="Arial" w:hAnsi="Arial"/>
                 <w:sz w:val="20"/>
               </w:rPr>
-              <w:t xml:space="preserve">AI Compiler. The reference CLI tool that implements </w:t>
-            </w:r>
-            <w:r>
-              <w:rPr>
-                <w:rFonts w:ascii="Arial" w:hAnsi="Arial"/>
-                <w:sz w:val="20"/>
-              </w:rPr>
-              <w:t>IOP</w:t>
-            </w:r>
-            <w:r>
-              <w:rPr>
-                <w:rFonts w:ascii="Arial" w:hAnsi="Arial"/>
-                <w:sz w:val="20"/>
-              </w:rPr>
-              <w:t xml:space="preserve"> by </w:t>
-            </w:r>
-            <w:proofErr w:type="gramStart"/>
-            <w:r>
-              <w:rPr>
-                <w:rFonts w:ascii="Arial" w:hAnsi="Arial"/>
-                <w:sz w:val="20"/>
-              </w:rPr>
-              <w:t>compiling .intent</w:t>
-            </w:r>
-            <w:proofErr w:type="gramEnd"/>
-            <w:r>
-              <w:rPr>
-                <w:rFonts w:ascii="Arial" w:hAnsi="Arial"/>
-                <w:sz w:val="20"/>
-              </w:rPr>
-              <w:t xml:space="preserve"> files into any target language using a configured AI provider.</w:t>
+              <w:t>AI Compiler. The reference CLI tool that implements IOP by compiling .intent files into any target language using a configured AI provider.</w:t>
             </w:r>
           </w:p>
         </w:tc>
@@ -1093,7 +848,6 @@
             <w:pPr>
               <w:spacing w:before="80" w:after="80"/>
             </w:pPr>
-            <w:proofErr w:type="spellStart"/>
             <w:r>
               <w:rPr>
                 <w:rFonts w:ascii="Arial" w:hAnsi="Arial"/>
@@ -1101,7 +855,6 @@
               </w:rPr>
               <w:t>Lockfile</w:t>
             </w:r>
-            <w:proofErr w:type="spellEnd"/>
           </w:p>
         </w:tc>
         <w:tc>
@@ -1200,23 +953,7 @@
                 <w:rFonts w:ascii="Arial" w:hAnsi="Arial"/>
                 <w:sz w:val="20"/>
               </w:rPr>
-              <w:t xml:space="preserve">Status state where generated code was manually changed but </w:t>
-            </w:r>
-            <w:proofErr w:type="gramStart"/>
-            <w:r>
-              <w:rPr>
-                <w:rFonts w:ascii="Arial" w:hAnsi="Arial"/>
-                <w:sz w:val="20"/>
-              </w:rPr>
-              <w:t>the .intent</w:t>
-            </w:r>
-            <w:proofErr w:type="gramEnd"/>
-            <w:r>
-              <w:rPr>
-                <w:rFonts w:ascii="Arial" w:hAnsi="Arial"/>
-                <w:sz w:val="20"/>
-              </w:rPr>
-              <w:t xml:space="preserve"> file has not been synced to reflect it.</w:t>
+              <w:t>Status state where generated code was manually changed but the .intent file has not been synced to reflect it.</w:t>
             </w:r>
           </w:p>
         </w:tc>
@@ -1316,7 +1053,6 @@
             <w:pPr>
               <w:spacing w:before="80" w:after="80"/>
             </w:pPr>
-            <w:proofErr w:type="spellStart"/>
             <w:r>
               <w:rPr>
                 <w:rFonts w:ascii="Arial" w:hAnsi="Arial"/>
@@ -1325,7 +1061,6 @@
               <w:lastRenderedPageBreak/>
               <w:t>Backsync</w:t>
             </w:r>
-            <w:proofErr w:type="spellEnd"/>
           </w:p>
         </w:tc>
         <w:tc>
@@ -1342,23 +1077,7 @@
                 <w:rFonts w:ascii="Arial" w:hAnsi="Arial"/>
                 <w:sz w:val="20"/>
               </w:rPr>
-              <w:t xml:space="preserve">The process of </w:t>
-            </w:r>
-            <w:proofErr w:type="gramStart"/>
-            <w:r>
-              <w:rPr>
-                <w:rFonts w:ascii="Arial" w:hAnsi="Arial"/>
-                <w:sz w:val="20"/>
-              </w:rPr>
-              <w:t>writing .intent</w:t>
-            </w:r>
-            <w:proofErr w:type="gramEnd"/>
-            <w:r>
-              <w:rPr>
-                <w:rFonts w:ascii="Arial" w:hAnsi="Arial"/>
-                <w:sz w:val="20"/>
-              </w:rPr>
-              <w:t xml:space="preserve"> files for an existing legacy codebase and using AIC to audit the gap between declared intent and actual code.</w:t>
+              <w:t>The process of writing .intent files for an existing legacy codebase and using AIC to audit the gap between declared intent and actual code.</w:t>
             </w:r>
           </w:p>
         </w:tc>
@@ -1399,25 +1118,7 @@
                 <w:rFonts w:ascii="Arial" w:hAnsi="Arial"/>
                 <w:sz w:val="20"/>
               </w:rPr>
-              <w:t xml:space="preserve">A manual: true block in </w:t>
-            </w:r>
-            <w:proofErr w:type="spellStart"/>
-            <w:proofErr w:type="gramStart"/>
-            <w:r>
-              <w:rPr>
-                <w:rFonts w:ascii="Arial" w:hAnsi="Arial"/>
-                <w:sz w:val="20"/>
-              </w:rPr>
-              <w:t>component.intent</w:t>
-            </w:r>
-            <w:proofErr w:type="spellEnd"/>
-            <w:proofErr w:type="gramEnd"/>
-            <w:r>
-              <w:rPr>
-                <w:rFonts w:ascii="Arial" w:hAnsi="Arial"/>
-                <w:sz w:val="20"/>
-              </w:rPr>
-              <w:t xml:space="preserve"> that signals AIC to never touch a specific function — used for performance-critical hand-crafted code.</w:t>
+              <w:t>A manual: true block in component.intent that signals AIC to never touch a specific function — used for performance-critical hand-crafted code.</w:t>
             </w:r>
           </w:p>
         </w:tc>
@@ -1438,27 +1139,7 @@
           <w:color w:val="1E4E79"/>
           <w:sz w:val="40"/>
         </w:rPr>
-        <w:t xml:space="preserve">1. The Problem </w:t>
-      </w:r>
-      <w:proofErr w:type="gramStart"/>
-      <w:r>
-        <w:rPr>
-          <w:rFonts w:ascii="Arial" w:hAnsi="Arial"/>
-          <w:b/>
-          <w:color w:val="1E4E79"/>
-          <w:sz w:val="40"/>
-        </w:rPr>
-        <w:t>With</w:t>
-      </w:r>
-      <w:proofErr w:type="gramEnd"/>
-      <w:r>
-        <w:rPr>
-          <w:rFonts w:ascii="Arial" w:hAnsi="Arial"/>
-          <w:b/>
-          <w:color w:val="1E4E79"/>
-          <w:sz w:val="40"/>
-        </w:rPr>
-        <w:t xml:space="preserve"> Code-First Development</w:t>
+        <w:t>1. The Problem With Code-First Development</w:t>
       </w:r>
     </w:p>
     <w:p>
@@ -1480,21 +1161,7 @@
         <w:rPr>
           <w:rFonts w:ascii="Arial" w:hAnsi="Arial"/>
         </w:rPr>
-        <w:t xml:space="preserve">The result is a broken telephone that plays out in every </w:t>
-      </w:r>
-      <w:proofErr w:type="spellStart"/>
-      <w:r>
-        <w:rPr>
-          <w:rFonts w:ascii="Arial" w:hAnsi="Arial"/>
-        </w:rPr>
-        <w:t>organisation</w:t>
-      </w:r>
-      <w:proofErr w:type="spellEnd"/>
-      <w:r>
-        <w:rPr>
-          <w:rFonts w:ascii="Arial" w:hAnsi="Arial"/>
-        </w:rPr>
-        <w:t>, every sprint, every pull request:</w:t>
+        <w:t>The result is a broken telephone that plays out in every organisation, every sprint, every pull request:</w:t>
       </w:r>
     </w:p>
     <w:p>
@@ -1510,67 +1177,18 @@
           <w:sz w:val="18"/>
         </w:rPr>
         <w:t>Business requirement</w:t>
-      </w:r>
-      <w:r>
-        <w:rPr>
-          <w:rFonts w:ascii="Courier New" w:hAnsi="Courier New"/>
-          <w:color w:val="1F497D"/>
-          <w:sz w:val="18"/>
-        </w:rPr>
         <w:br/>
         <w:t xml:space="preserve">    → gets written in Confluence (vague)</w:t>
-      </w:r>
-      <w:r>
-        <w:rPr>
-          <w:rFonts w:ascii="Courier New" w:hAnsi="Courier New"/>
-          <w:color w:val="1F497D"/>
-          <w:sz w:val="18"/>
-        </w:rPr>
         <w:br/>
         <w:t xml:space="preserve">    → gets interpreted by BA (lossy translation)</w:t>
-      </w:r>
-      <w:r>
-        <w:rPr>
-          <w:rFonts w:ascii="Courier New" w:hAnsi="Courier New"/>
-          <w:color w:val="1F497D"/>
-          <w:sz w:val="18"/>
-        </w:rPr>
         <w:br/>
         <w:t xml:space="preserve">    → gets misunderstood by developer (more loss)</w:t>
-      </w:r>
-      <w:r>
-        <w:rPr>
-          <w:rFonts w:ascii="Courier New" w:hAnsi="Courier New"/>
-          <w:color w:val="1F497D"/>
-          <w:sz w:val="18"/>
-        </w:rPr>
         <w:br/>
         <w:t xml:space="preserve">    → gets implemented in code (buried in syntax)</w:t>
-      </w:r>
-      <w:r>
-        <w:rPr>
-          <w:rFonts w:ascii="Courier New" w:hAnsi="Courier New"/>
-          <w:color w:val="1F497D"/>
-          <w:sz w:val="18"/>
-        </w:rPr>
         <w:br/>
         <w:t xml:space="preserve">    → gets reviewed against guidelines (pasted into chat)</w:t>
-      </w:r>
-      <w:r>
-        <w:rPr>
-          <w:rFonts w:ascii="Courier New" w:hAnsi="Courier New"/>
-          <w:color w:val="1F497D"/>
-          <w:sz w:val="18"/>
-        </w:rPr>
         <w:br/>
         <w:t xml:space="preserve">    → gets documented after the fact (already stale)</w:t>
-      </w:r>
-      <w:r>
-        <w:rPr>
-          <w:rFonts w:ascii="Courier New" w:hAnsi="Courier New"/>
-          <w:color w:val="1F497D"/>
-          <w:sz w:val="18"/>
-        </w:rPr>
         <w:br/>
         <w:t xml:space="preserve">    → gets forgotten (nobody reads it)</w:t>
       </w:r>
@@ -1655,11 +1273,6 @@
           <w:rFonts w:ascii="Arial" w:hAnsi="Arial"/>
         </w:rPr>
         <w:t xml:space="preserve">A developer opens Copilot or Gemini and asks it to write a function. The AI generates code that works but violates the team's standards — wrong naming conventions, logic too complex, entire business logic dumped into one function, PMD rules ignored. The developer spends extra </w:t>
-      </w:r>
-      <w:r>
-        <w:rPr>
-          <w:rFonts w:ascii="Arial" w:hAnsi="Arial"/>
-        </w:rPr>
         <w:lastRenderedPageBreak/>
         <w:t>prompts correcting what should have been right the first time. This happens every session, every file, every developer on the team. The AI has no memory of your standards. They must be re-explained constantly.</w:t>
       </w:r>
@@ -1679,73 +1292,7 @@
           <w:i/>
           <w:color w:val="1E4E79"/>
         </w:rPr>
-        <w:t>IOP</w:t>
-      </w:r>
-      <w:r>
-        <w:rPr>
-          <w:rFonts w:ascii="Arial" w:hAnsi="Arial"/>
-          <w:i/>
-          <w:color w:val="1E4E79"/>
-        </w:rPr>
-        <w:t xml:space="preserve"> fix: </w:t>
-      </w:r>
-      <w:proofErr w:type="spellStart"/>
-      <w:proofErr w:type="gramStart"/>
-      <w:r>
-        <w:rPr>
-          <w:rFonts w:ascii="Arial" w:hAnsi="Arial"/>
-          <w:i/>
-          <w:color w:val="1E4E79"/>
-        </w:rPr>
-        <w:t>project.intent</w:t>
-      </w:r>
-      <w:proofErr w:type="spellEnd"/>
-      <w:proofErr w:type="gramEnd"/>
-      <w:r>
-        <w:rPr>
-          <w:rFonts w:ascii="Arial" w:hAnsi="Arial"/>
-          <w:i/>
-          <w:color w:val="1E4E79"/>
-        </w:rPr>
-        <w:t xml:space="preserve"> and </w:t>
-      </w:r>
-      <w:proofErr w:type="spellStart"/>
-      <w:proofErr w:type="gramStart"/>
-      <w:r>
-        <w:rPr>
-          <w:rFonts w:ascii="Arial" w:hAnsi="Arial"/>
-          <w:i/>
-          <w:color w:val="1E4E79"/>
-        </w:rPr>
-        <w:t>language.intent</w:t>
-      </w:r>
-      <w:proofErr w:type="spellEnd"/>
-      <w:proofErr w:type="gramEnd"/>
-      <w:r>
-        <w:rPr>
-          <w:rFonts w:ascii="Arial" w:hAnsi="Arial"/>
-          <w:i/>
-          <w:color w:val="1E4E79"/>
-        </w:rPr>
-        <w:t xml:space="preserve"> reference your PMD rules, </w:t>
-      </w:r>
-      <w:proofErr w:type="spellStart"/>
-      <w:r>
-        <w:rPr>
-          <w:rFonts w:ascii="Arial" w:hAnsi="Arial"/>
-          <w:i/>
-          <w:color w:val="1E4E79"/>
-        </w:rPr>
-        <w:t>checkstyle</w:t>
-      </w:r>
-      <w:proofErr w:type="spellEnd"/>
-      <w:r>
-        <w:rPr>
-          <w:rFonts w:ascii="Arial" w:hAnsi="Arial"/>
-          <w:i/>
-          <w:color w:val="1E4E79"/>
-        </w:rPr>
-        <w:t xml:space="preserve"> config, and coding patterns once. Every compilation automatically enforces them. The AI is never asked to guess your standards — they are part of the compilation context by default.</w:t>
+        <w:t>IOP fix: project.intent and language.intent reference your PMD rules, checkstyle config, and coding patterns once. Every compilation automatically enforces them. The AI is never asked to guess your standards — they are part of the compilation context by default.</w:t>
       </w:r>
     </w:p>
     <w:p>
@@ -1788,35 +1335,7 @@
           <w:i/>
           <w:color w:val="1E4E79"/>
         </w:rPr>
-        <w:t>IOP</w:t>
-      </w:r>
-      <w:r>
-        <w:rPr>
-          <w:rFonts w:ascii="Arial" w:hAnsi="Arial"/>
-          <w:i/>
-          <w:color w:val="1E4E79"/>
-        </w:rPr>
-        <w:t xml:space="preserve"> fix: </w:t>
-      </w:r>
-      <w:proofErr w:type="spellStart"/>
-      <w:proofErr w:type="gramStart"/>
-      <w:r>
-        <w:rPr>
-          <w:rFonts w:ascii="Arial" w:hAnsi="Arial"/>
-          <w:i/>
-          <w:color w:val="1E4E79"/>
-        </w:rPr>
-        <w:t>component.intent</w:t>
-      </w:r>
-      <w:proofErr w:type="spellEnd"/>
-      <w:proofErr w:type="gramEnd"/>
-      <w:r>
-        <w:rPr>
-          <w:rFonts w:ascii="Arial" w:hAnsi="Arial"/>
-          <w:i/>
-          <w:color w:val="1E4E79"/>
-        </w:rPr>
-        <w:t xml:space="preserve"> is the permanent record of why a component exists and how it was intended to work. It never closes. It is version controlled alongside the code.</w:t>
+        <w:t>IOP fix: component.intent is the permanent record of why a component exists and how it was intended to work. It never closes. It is version controlled alongside the code.</w:t>
       </w:r>
     </w:p>
     <w:p>
@@ -1841,21 +1360,7 @@
         <w:rPr>
           <w:rFonts w:ascii="Arial" w:hAnsi="Arial"/>
         </w:rPr>
-        <w:t xml:space="preserve">Before raising a PR, a developer mentally runs through a checklist hoping nothing was missed. Then the lead engineer takes the code, pastes it alongside the team's standard guidelines into an AI prompt, runs the check, and returns with comments. The developer fixes and resubmits. Too much back and forth for something that should be automated, </w:t>
-      </w:r>
-      <w:proofErr w:type="spellStart"/>
-      <w:r>
-        <w:rPr>
-          <w:rFonts w:ascii="Arial" w:hAnsi="Arial"/>
-        </w:rPr>
-        <w:t>standardised</w:t>
-      </w:r>
-      <w:proofErr w:type="spellEnd"/>
-      <w:r>
-        <w:rPr>
-          <w:rFonts w:ascii="Arial" w:hAnsi="Arial"/>
-        </w:rPr>
-        <w:t>, and resolved before the PR is even raised.</w:t>
+        <w:t>Before raising a PR, a developer mentally runs through a checklist hoping nothing was missed. Then the lead engineer takes the code, pastes it alongside the team's standard guidelines into an AI prompt, runs the check, and returns with comments. The developer fixes and resubmits. Too much back and forth for something that should be automated, standardised, and resolved before the PR is even raised.</w:t>
       </w:r>
     </w:p>
     <w:p>
@@ -1873,51 +1378,7 @@
           <w:i/>
           <w:color w:val="1E4E79"/>
         </w:rPr>
-        <w:t>IOP</w:t>
-      </w:r>
-      <w:r>
-        <w:rPr>
-          <w:rFonts w:ascii="Arial" w:hAnsi="Arial"/>
-          <w:i/>
-          <w:color w:val="1E4E79"/>
-        </w:rPr>
-        <w:t xml:space="preserve"> fix: </w:t>
-      </w:r>
-      <w:proofErr w:type="spellStart"/>
-      <w:r>
-        <w:rPr>
-          <w:rFonts w:ascii="Arial" w:hAnsi="Arial"/>
-          <w:i/>
-          <w:color w:val="1E4E79"/>
-        </w:rPr>
-        <w:t>aic</w:t>
-      </w:r>
-      <w:proofErr w:type="spellEnd"/>
-      <w:r>
-        <w:rPr>
-          <w:rFonts w:ascii="Arial" w:hAnsi="Arial"/>
-          <w:i/>
-          <w:color w:val="1E4E79"/>
-        </w:rPr>
-        <w:t xml:space="preserve"> status and </w:t>
-      </w:r>
-      <w:proofErr w:type="spellStart"/>
-      <w:r>
-        <w:rPr>
-          <w:rFonts w:ascii="Arial" w:hAnsi="Arial"/>
-          <w:i/>
-          <w:color w:val="1E4E79"/>
-        </w:rPr>
-        <w:t>aic</w:t>
-      </w:r>
-      <w:proofErr w:type="spellEnd"/>
-      <w:r>
-        <w:rPr>
-          <w:rFonts w:ascii="Arial" w:hAnsi="Arial"/>
-          <w:i/>
-          <w:color w:val="1E4E79"/>
-        </w:rPr>
-        <w:t xml:space="preserve"> audit run before the PR is raised. Compliance is verified by the tool, not by the reviewer. The lead engineer reads intent, not code.</w:t>
+        <w:t>IOP fix: aic status and aic audit run before the PR is raised. Compliance is verified by the tool, not by the reviewer. The lead engineer reads intent, not code.</w:t>
       </w:r>
     </w:p>
     <w:p>
@@ -1960,107 +1421,7 @@
           <w:i/>
           <w:color w:val="1E4E79"/>
         </w:rPr>
-        <w:t>IOP</w:t>
-      </w:r>
-      <w:r>
-        <w:rPr>
-          <w:rFonts w:ascii="Arial" w:hAnsi="Arial"/>
-          <w:i/>
-          <w:color w:val="1E4E79"/>
-        </w:rPr>
-        <w:t xml:space="preserve"> fix: </w:t>
-      </w:r>
-      <w:proofErr w:type="spellStart"/>
-      <w:proofErr w:type="gramStart"/>
-      <w:r>
-        <w:rPr>
-          <w:rFonts w:ascii="Arial" w:hAnsi="Arial"/>
-          <w:i/>
-          <w:color w:val="1E4E79"/>
-        </w:rPr>
-        <w:t>component.intent</w:t>
-      </w:r>
-      <w:proofErr w:type="spellEnd"/>
-      <w:proofErr w:type="gramEnd"/>
-      <w:r>
-        <w:rPr>
-          <w:rFonts w:ascii="Arial" w:hAnsi="Arial"/>
-          <w:i/>
-          <w:color w:val="1E4E79"/>
-        </w:rPr>
-        <w:t xml:space="preserve"> scopes the AI's context precisely. </w:t>
-      </w:r>
-      <w:proofErr w:type="spellStart"/>
-      <w:r>
-        <w:rPr>
-          <w:rFonts w:ascii="Arial" w:hAnsi="Arial"/>
-          <w:i/>
-          <w:color w:val="1E4E79"/>
-        </w:rPr>
-        <w:t>UserService.intent</w:t>
-      </w:r>
-      <w:proofErr w:type="spellEnd"/>
-      <w:r>
-        <w:rPr>
-          <w:rFonts w:ascii="Arial" w:hAnsi="Arial"/>
-          <w:i/>
-          <w:color w:val="1E4E79"/>
-        </w:rPr>
-        <w:t xml:space="preserve"> contains exactly and only what is relevant to </w:t>
-      </w:r>
-      <w:proofErr w:type="spellStart"/>
-      <w:r>
-        <w:rPr>
-          <w:rFonts w:ascii="Arial" w:hAnsi="Arial"/>
-          <w:i/>
-          <w:color w:val="1E4E79"/>
-        </w:rPr>
-        <w:t>UserService</w:t>
-      </w:r>
-      <w:proofErr w:type="spellEnd"/>
-      <w:r>
-        <w:rPr>
-          <w:rFonts w:ascii="Arial" w:hAnsi="Arial"/>
-          <w:i/>
-          <w:color w:val="1E4E79"/>
-        </w:rPr>
-        <w:t xml:space="preserve">. No pollution from </w:t>
-      </w:r>
-      <w:proofErr w:type="spellStart"/>
-      <w:r>
-        <w:rPr>
-          <w:rFonts w:ascii="Arial" w:hAnsi="Arial"/>
-          <w:i/>
-          <w:color w:val="1E4E79"/>
-        </w:rPr>
-        <w:t>PaymentService</w:t>
-      </w:r>
-      <w:proofErr w:type="spellEnd"/>
-      <w:r>
-        <w:rPr>
-          <w:rFonts w:ascii="Arial" w:hAnsi="Arial"/>
-          <w:i/>
-          <w:color w:val="1E4E79"/>
-        </w:rPr>
-        <w:t xml:space="preserve"> discussions. No hallucination from </w:t>
-      </w:r>
-      <w:proofErr w:type="spellStart"/>
-      <w:r>
-        <w:rPr>
-          <w:rFonts w:ascii="Arial" w:hAnsi="Arial"/>
-          <w:i/>
-          <w:color w:val="1E4E79"/>
-        </w:rPr>
-        <w:t>AuthService</w:t>
-      </w:r>
-      <w:proofErr w:type="spellEnd"/>
-      <w:r>
-        <w:rPr>
-          <w:rFonts w:ascii="Arial" w:hAnsi="Arial"/>
-          <w:i/>
-          <w:color w:val="1E4E79"/>
-        </w:rPr>
-        <w:t xml:space="preserve"> edge cases.</w:t>
+        <w:t>IOP fix: component.intent scopes the AI's context precisely. UserService.intent contains exactly and only what is relevant to UserService. No pollution from PaymentService discussions. No hallucination from AuthService edge cases.</w:t>
       </w:r>
     </w:p>
     <w:p>
@@ -2086,35 +1447,7 @@
           <w:rFonts w:ascii="Arial" w:hAnsi="Arial"/>
         </w:rPr>
         <w:lastRenderedPageBreak/>
-        <w:t xml:space="preserve">Management wants a reusable library of prompts — a reasonable goal to </w:t>
-      </w:r>
-      <w:proofErr w:type="spellStart"/>
-      <w:r>
-        <w:rPr>
-          <w:rFonts w:ascii="Arial" w:hAnsi="Arial"/>
-        </w:rPr>
-        <w:t>standardise</w:t>
-      </w:r>
-      <w:proofErr w:type="spellEnd"/>
-      <w:r>
-        <w:rPr>
-          <w:rFonts w:ascii="Arial" w:hAnsi="Arial"/>
-        </w:rPr>
-        <w:t xml:space="preserve"> how the team uses AI. </w:t>
-      </w:r>
-      <w:proofErr w:type="gramStart"/>
-      <w:r>
-        <w:rPr>
-          <w:rFonts w:ascii="Arial" w:hAnsi="Arial"/>
-        </w:rPr>
-        <w:t>So</w:t>
-      </w:r>
-      <w:proofErr w:type="gramEnd"/>
-      <w:r>
-        <w:rPr>
-          <w:rFonts w:ascii="Arial" w:hAnsi="Arial"/>
-        </w:rPr>
-        <w:t xml:space="preserve"> developers are asked to log every prompt used during coding into an Excel file, after the fact, from memory, from a chat history that is cluttered and mixed across multiple components. The irony: AI was used to automate work, then manual work was assigned to document the automation. The prompts that actually generated the code are gone. The Excel file gets filled with approximations nobody will reuse. The goal — a reusable prompt library — is never achieved because the capture mechanism is broken by design.</w:t>
+        <w:t>Management wants a reusable library of prompts — a reasonable goal to standardise how the team uses AI. So developers are asked to log every prompt used during coding into an Excel file, after the fact, from memory, from a chat history that is cluttered and mixed across multiple components. The irony: AI was used to automate work, then manual work was assigned to document the automation. The prompts that actually generated the code are gone. The Excel file gets filled with approximations nobody will reuse. The goal — a reusable prompt library — is never achieved because the capture mechanism is broken by design.</w:t>
       </w:r>
     </w:p>
     <w:p>
@@ -2132,53 +1465,7 @@
           <w:i/>
           <w:color w:val="1E4E79"/>
         </w:rPr>
-        <w:t>IOP</w:t>
-      </w:r>
-      <w:r>
-        <w:rPr>
-          <w:rFonts w:ascii="Arial" w:hAnsi="Arial"/>
-          <w:i/>
-          <w:color w:val="1E4E79"/>
-        </w:rPr>
-        <w:t xml:space="preserve"> fix</w:t>
-      </w:r>
-      <w:proofErr w:type="gramStart"/>
-      <w:r>
-        <w:rPr>
-          <w:rFonts w:ascii="Arial" w:hAnsi="Arial"/>
-          <w:i/>
-          <w:color w:val="1E4E79"/>
-        </w:rPr>
-        <w:t>: .intent</w:t>
-      </w:r>
-      <w:proofErr w:type="gramEnd"/>
-      <w:r>
-        <w:rPr>
-          <w:rFonts w:ascii="Arial" w:hAnsi="Arial"/>
-          <w:i/>
-          <w:color w:val="1E4E79"/>
-        </w:rPr>
-        <w:t xml:space="preserve"> files are the prompt library. Automatically. Every </w:t>
-      </w:r>
-      <w:proofErr w:type="spellStart"/>
-      <w:proofErr w:type="gramStart"/>
-      <w:r>
-        <w:rPr>
-          <w:rFonts w:ascii="Arial" w:hAnsi="Arial"/>
-          <w:i/>
-          <w:color w:val="1E4E79"/>
-        </w:rPr>
-        <w:t>component.intent</w:t>
-      </w:r>
-      <w:proofErr w:type="spellEnd"/>
-      <w:proofErr w:type="gramEnd"/>
-      <w:r>
-        <w:rPr>
-          <w:rFonts w:ascii="Arial" w:hAnsi="Arial"/>
-          <w:i/>
-          <w:color w:val="1E4E79"/>
-        </w:rPr>
-        <w:t xml:space="preserve"> is the reusable, version-controlled, always-accurate record of the intent that drove the code. It exists because it had to exist to generate the code in the first place.</w:t>
+        <w:t>IOP fix: .intent files are the prompt library. Automatically. Every component.intent is the reusable, version-controlled, always-accurate record of the intent that drove the code. It exists because it had to exist to generate the code in the first place.</w:t>
       </w:r>
     </w:p>
     <w:p>
@@ -2203,21 +1490,7 @@
         <w:rPr>
           <w:rFonts w:ascii="Arial" w:hAnsi="Arial"/>
         </w:rPr>
-        <w:t xml:space="preserve">Every time a developer writes code involving a data layer or service class, they manually share the same structural files — model.py in Django, Entity classes in Spring Boot, </w:t>
-      </w:r>
-      <w:proofErr w:type="spellStart"/>
-      <w:r>
-        <w:rPr>
-          <w:rFonts w:ascii="Arial" w:hAnsi="Arial"/>
-        </w:rPr>
-        <w:t>schema.rb</w:t>
-      </w:r>
-      <w:proofErr w:type="spellEnd"/>
-      <w:r>
-        <w:rPr>
-          <w:rFonts w:ascii="Arial" w:hAnsi="Arial"/>
-        </w:rPr>
-        <w:t xml:space="preserve"> in Rails, object definitions in Salesforce. The AI has no persistent awareness of the project's data structures, field types, constraints, or relationships. Every developer on the team independently re-explains the same schema in every new session. Omitting it produces runtime failures — not compile-time failures — that surface as late as possible.</w:t>
+        <w:t>Every time a developer writes code involving a data layer or service class, they manually share the same structural files — model.py in Django, Entity classes in Spring Boot, schema.rb in Rails, object definitions in Salesforce. The AI has no persistent awareness of the project's data structures, field types, constraints, or relationships. Every developer on the team independently re-explains the same schema in every new session. Omitting it produces runtime failures — not compile-time failures — that surface as late as possible.</w:t>
       </w:r>
     </w:p>
     <w:p>
@@ -2235,53 +1508,7 @@
           <w:i/>
           <w:color w:val="1E4E79"/>
         </w:rPr>
-        <w:t>IOP</w:t>
-      </w:r>
-      <w:r>
-        <w:rPr>
-          <w:rFonts w:ascii="Arial" w:hAnsi="Arial"/>
-          <w:i/>
-          <w:color w:val="1E4E79"/>
-        </w:rPr>
-        <w:t xml:space="preserve"> fix: </w:t>
-      </w:r>
-      <w:proofErr w:type="spellStart"/>
-      <w:proofErr w:type="gramStart"/>
-      <w:r>
-        <w:rPr>
-          <w:rFonts w:ascii="Arial" w:hAnsi="Arial"/>
-          <w:i/>
-          <w:color w:val="1E4E79"/>
-        </w:rPr>
-        <w:t>project.intent</w:t>
-      </w:r>
-      <w:proofErr w:type="spellEnd"/>
-      <w:proofErr w:type="gramEnd"/>
-      <w:r>
-        <w:rPr>
-          <w:rFonts w:ascii="Arial" w:hAnsi="Arial"/>
-          <w:i/>
-          <w:color w:val="1E4E79"/>
-        </w:rPr>
-        <w:t xml:space="preserve"> references schema files once. Every compilation has full structural awareness automatically — field types, constraints, relationships, </w:t>
-      </w:r>
-      <w:proofErr w:type="spellStart"/>
-      <w:r>
-        <w:rPr>
-          <w:rFonts w:ascii="Arial" w:hAnsi="Arial"/>
-          <w:i/>
-          <w:color w:val="1E4E79"/>
-        </w:rPr>
-        <w:t>enums</w:t>
-      </w:r>
-      <w:proofErr w:type="spellEnd"/>
-      <w:r>
-        <w:rPr>
-          <w:rFonts w:ascii="Arial" w:hAnsi="Arial"/>
-          <w:i/>
-          <w:color w:val="1E4E79"/>
-        </w:rPr>
-        <w:t>. No repetition. No missed constraints.</w:t>
+        <w:t>IOP fix: project.intent references schema files once. Every compilation has full structural awareness automatically — field types, constraints, relationships, enums. No repetition. No missed constraints.</w:t>
       </w:r>
     </w:p>
     <w:p>
@@ -2324,23 +1551,7 @@
           <w:i/>
           <w:color w:val="1E4E79"/>
         </w:rPr>
-        <w:t xml:space="preserve">Root cause: AI has no permanent, structured, scoped awareness of your project. It knows everything from your chat and nothing from your codebase. </w:t>
-      </w:r>
-      <w:r>
-        <w:rPr>
-          <w:rFonts w:ascii="Arial" w:hAnsi="Arial"/>
-          <w:i/>
-          <w:color w:val="1E4E79"/>
-        </w:rPr>
-        <w:t>IOP</w:t>
-      </w:r>
-      <w:r>
-        <w:rPr>
-          <w:rFonts w:ascii="Arial" w:hAnsi="Arial"/>
-          <w:i/>
-          <w:color w:val="1E4E79"/>
-        </w:rPr>
-        <w:t xml:space="preserve"> gives context a permanent home. Every effort — standards, schema, business rules, coding patterns, component intent — lives in a file that is version controlled, inherited, and reused automatically across every component, every developer, every session, forever. The bits and pieces become a system.</w:t>
+        <w:t>Root cause: AI has no permanent, structured, scoped awareness of your project. It knows everything from your chat and nothing from your codebase. IOP gives context a permanent home. Every effort — standards, schema, business rules, coding patterns, component intent — lives in a file that is version controlled, inherited, and reused automatically across every component, every developer, every session, forever. The bits and pieces become a system.</w:t>
       </w:r>
     </w:p>
     <w:p>
@@ -2385,57 +1596,15 @@
         </w:rPr>
         <w:lastRenderedPageBreak/>
         <w:t>Machine code        ← what the CPU executes</w:t>
-      </w:r>
-      <w:r>
-        <w:rPr>
-          <w:rFonts w:ascii="Courier New" w:hAnsi="Courier New"/>
-          <w:color w:val="1F497D"/>
-          <w:sz w:val="18"/>
-        </w:rPr>
         <w:br/>
         <w:t>Assembly            ← human-readable instructions</w:t>
-      </w:r>
-      <w:r>
-        <w:rPr>
-          <w:rFonts w:ascii="Courier New" w:hAnsi="Courier New"/>
-          <w:color w:val="1F497D"/>
-          <w:sz w:val="18"/>
-        </w:rPr>
         <w:br/>
         <w:t>C / C++             ← structured systems programming</w:t>
-      </w:r>
-      <w:r>
-        <w:rPr>
-          <w:rFonts w:ascii="Courier New" w:hAnsi="Courier New"/>
-          <w:color w:val="1F497D"/>
-          <w:sz w:val="18"/>
-        </w:rPr>
         <w:br/>
         <w:t>Java / Python       ← managed, high-level languages</w:t>
-      </w:r>
-      <w:r>
-        <w:rPr>
-          <w:rFonts w:ascii="Courier New" w:hAnsi="Courier New"/>
-          <w:color w:val="1F497D"/>
-          <w:sz w:val="18"/>
-        </w:rPr>
         <w:br/>
         <w:t>Frameworks / DSLs   ← domain-specific abstractions</w:t>
-      </w:r>
-      <w:r>
-        <w:rPr>
-          <w:rFonts w:ascii="Courier New" w:hAnsi="Courier New"/>
-          <w:color w:val="1F497D"/>
-          <w:sz w:val="18"/>
-        </w:rPr>
         <w:br/>
-      </w:r>
-      <w:r>
-        <w:rPr>
-          <w:rFonts w:ascii="Courier New" w:hAnsi="Courier New"/>
-          <w:color w:val="1F497D"/>
-          <w:sz w:val="18"/>
-        </w:rPr>
         <w:br/>
         <w:t>??? Intent layer    ← what the engineer actually means</w:t>
       </w:r>
@@ -2477,15 +1646,7 @@
           <w:i/>
           <w:color w:val="1E4E79"/>
         </w:rPr>
-        <w:t>IOP</w:t>
-      </w:r>
-      <w:r>
-        <w:rPr>
-          <w:rFonts w:ascii="Arial" w:hAnsi="Arial"/>
-          <w:i/>
-          <w:color w:val="1E4E79"/>
-        </w:rPr>
-        <w:t xml:space="preserve"> adds the next layer to this progression. The intent layer sits above programming languages and frameworks. Code becomes a build artefact derived from intent — something generated, verified, and largely invisible to the engineer's primary workflow.</w:t>
+        <w:t>IOP adds the next layer to this progression. The intent layer sits above programming languages and frameworks. Code becomes a build artefact derived from intent — something generated, verified, and largely invisible to the engineer's primary workflow.</w:t>
       </w:r>
     </w:p>
     <w:p>
@@ -2496,53 +1657,7 @@
         <w:rPr>
           <w:rFonts w:ascii="Arial" w:hAnsi="Arial"/>
         </w:rPr>
-        <w:t xml:space="preserve">The pattern this follows is consistent with every previous abstraction transition. A security rule declared once in </w:t>
-      </w:r>
-      <w:proofErr w:type="spellStart"/>
-      <w:proofErr w:type="gramStart"/>
-      <w:r>
-        <w:rPr>
-          <w:rFonts w:ascii="Arial" w:hAnsi="Arial"/>
-        </w:rPr>
-        <w:t>project.intent</w:t>
-      </w:r>
-      <w:proofErr w:type="spellEnd"/>
-      <w:proofErr w:type="gramEnd"/>
-      <w:r>
-        <w:rPr>
-          <w:rFonts w:ascii="Arial" w:hAnsi="Arial"/>
-        </w:rPr>
-        <w:t xml:space="preserve"> propagates to every component in every language automatically — the same way a garbage collector applies memory rules to every object without the developer managing it manually. A business rule in </w:t>
-      </w:r>
-      <w:proofErr w:type="spellStart"/>
-      <w:proofErr w:type="gramStart"/>
-      <w:r>
-        <w:rPr>
-          <w:rFonts w:ascii="Arial" w:hAnsi="Arial"/>
-        </w:rPr>
-        <w:t>module.intent</w:t>
-      </w:r>
-      <w:proofErr w:type="spellEnd"/>
-      <w:proofErr w:type="gramEnd"/>
-      <w:r>
-        <w:rPr>
-          <w:rFonts w:ascii="Arial" w:hAnsi="Arial"/>
-        </w:rPr>
-        <w:t xml:space="preserve"> compiles to correct </w:t>
-      </w:r>
-      <w:proofErr w:type="spellStart"/>
-      <w:r>
-        <w:rPr>
-          <w:rFonts w:ascii="Arial" w:hAnsi="Arial"/>
-        </w:rPr>
-        <w:t>behaviour</w:t>
-      </w:r>
-      <w:proofErr w:type="spellEnd"/>
-      <w:r>
-        <w:rPr>
-          <w:rFonts w:ascii="Arial" w:hAnsi="Arial"/>
-        </w:rPr>
-        <w:t xml:space="preserve"> across Android, iOS, and web — the same way a single Java source file compiles to bytecode that runs on any JVM regardless of the underlying hardware.</w:t>
+        <w:t>The pattern this follows is consistent with every previous abstraction transition. A security rule declared once in project.intent propagates to every component in every language automatically — the same way a garbage collector applies memory rules to every object without the developer managing it manually. A business rule in module.intent compiles to correct behaviour across Android, iOS, and web — the same way a single Java source file compiles to bytecode that runs on any JVM regardless of the underlying hardware.</w:t>
       </w:r>
     </w:p>
     <w:p>
@@ -2559,25 +1674,7 @@
           <w:color w:val="1E4E79"/>
           <w:sz w:val="40"/>
         </w:rPr>
-        <w:t xml:space="preserve">4. What Is Intent-Oriented </w:t>
-      </w:r>
-      <w:r>
-        <w:rPr>
-          <w:rFonts w:ascii="Arial" w:hAnsi="Arial"/>
-          <w:b/>
-          <w:color w:val="1E4E79"/>
-          <w:sz w:val="40"/>
-        </w:rPr>
-        <w:t>Programming</w:t>
-      </w:r>
-      <w:r>
-        <w:rPr>
-          <w:rFonts w:ascii="Arial" w:hAnsi="Arial"/>
-          <w:b/>
-          <w:color w:val="1E4E79"/>
-          <w:sz w:val="40"/>
-        </w:rPr>
-        <w:t>?</w:t>
+        <w:t>4. What Is Intent-Oriented Programming?</w:t>
       </w:r>
     </w:p>
     <w:p>
@@ -2588,45 +1685,7 @@
         <w:rPr>
           <w:rFonts w:ascii="Arial" w:hAnsi="Arial"/>
         </w:rPr>
-        <w:t xml:space="preserve">Intent-Oriented </w:t>
-      </w:r>
-      <w:r>
-        <w:rPr>
-          <w:rFonts w:ascii="Arial" w:hAnsi="Arial"/>
-        </w:rPr>
-        <w:t>Programming</w:t>
-      </w:r>
-      <w:r>
-        <w:rPr>
-          <w:rFonts w:ascii="Arial" w:hAnsi="Arial"/>
-        </w:rPr>
-        <w:t xml:space="preserve"> (IO</w:t>
-      </w:r>
-      <w:r>
-        <w:rPr>
-          <w:rFonts w:ascii="Arial" w:hAnsi="Arial"/>
-        </w:rPr>
-        <w:t>P</w:t>
-      </w:r>
-      <w:r>
-        <w:rPr>
-          <w:rFonts w:ascii="Arial" w:hAnsi="Arial"/>
-        </w:rPr>
-        <w:t xml:space="preserve">) is a software development methodology where human intent at each </w:t>
-      </w:r>
-      <w:proofErr w:type="spellStart"/>
-      <w:r>
-        <w:rPr>
-          <w:rFonts w:ascii="Arial" w:hAnsi="Arial"/>
-        </w:rPr>
-        <w:t>organisational</w:t>
-      </w:r>
-      <w:proofErr w:type="spellEnd"/>
-      <w:r>
-        <w:rPr>
-          <w:rFonts w:ascii="Arial" w:hAnsi="Arial"/>
-        </w:rPr>
-        <w:t xml:space="preserve"> level is explicitly declared, version controlled, and treated as the source of truth for all downstream artefacts including code, documentation, tests, and API specifications.</w:t>
+        <w:t>Intent-Oriented Programming (IOP) is a software development methodology where human intent at each organisational level is explicitly declared, version controlled, and treated as the source of truth for all downstream artefacts including code, documentation, tests, and API specifications.</w:t>
       </w:r>
     </w:p>
     <w:p>
@@ -2637,13 +1696,7 @@
         <w:rPr>
           <w:rFonts w:ascii="Arial" w:hAnsi="Arial"/>
         </w:rPr>
-        <w:t>IOP</w:t>
-      </w:r>
-      <w:r>
-        <w:rPr>
-          <w:rFonts w:ascii="Arial" w:hAnsi="Arial"/>
-        </w:rPr>
-        <w:t xml:space="preserve"> is built on five core principles:</w:t>
+        <w:t>IOP is built on five core principles:</w:t>
       </w:r>
     </w:p>
     <w:p>
@@ -2683,49 +1736,7 @@
         <w:rPr>
           <w:rFonts w:ascii="Arial" w:hAnsi="Arial"/>
         </w:rPr>
-        <w:t xml:space="preserve">Each role in a software </w:t>
-      </w:r>
-      <w:proofErr w:type="spellStart"/>
-      <w:r>
-        <w:rPr>
-          <w:rFonts w:ascii="Arial" w:hAnsi="Arial"/>
-        </w:rPr>
-        <w:t>organisation</w:t>
-      </w:r>
-      <w:proofErr w:type="spellEnd"/>
-      <w:r>
-        <w:rPr>
-          <w:rFonts w:ascii="Arial" w:hAnsi="Arial"/>
-        </w:rPr>
-        <w:t xml:space="preserve"> owns their intent layer. Architects own structural rules. BAs own business </w:t>
-      </w:r>
-      <w:proofErr w:type="spellStart"/>
-      <w:r>
-        <w:rPr>
-          <w:rFonts w:ascii="Arial" w:hAnsi="Arial"/>
-        </w:rPr>
-        <w:t>behaviour</w:t>
-      </w:r>
-      <w:proofErr w:type="spellEnd"/>
-      <w:r>
-        <w:rPr>
-          <w:rFonts w:ascii="Arial" w:hAnsi="Arial"/>
-        </w:rPr>
-        <w:t xml:space="preserve">. Lead </w:t>
-      </w:r>
-      <w:proofErr w:type="gramStart"/>
-      <w:r>
-        <w:rPr>
-          <w:rFonts w:ascii="Arial" w:hAnsi="Arial"/>
-        </w:rPr>
-        <w:t>engineers</w:t>
-      </w:r>
-      <w:proofErr w:type="gramEnd"/>
-      <w:r>
-        <w:rPr>
-          <w:rFonts w:ascii="Arial" w:hAnsi="Arial"/>
-        </w:rPr>
-        <w:t xml:space="preserve"> own language patterns. Developers own component implementation.</w:t>
+        <w:t>Each role in a software organisation owns their intent layer. Architects own structural rules. BAs own business behaviour. Lead engineers own language patterns. Developers own component implementation.</w:t>
       </w:r>
     </w:p>
     <w:p>
@@ -2804,15 +1815,7 @@
           <w:color w:val="1E4E79"/>
         </w:rPr>
         <w:lastRenderedPageBreak/>
-        <w:t>IOP</w:t>
-      </w:r>
-      <w:r>
-        <w:rPr>
-          <w:rFonts w:ascii="Arial" w:hAnsi="Arial"/>
-          <w:i/>
-          <w:color w:val="1E4E79"/>
-        </w:rPr>
-        <w:t xml:space="preserve"> does not require any specific tool. It is a methodology that can be followed with nothing more than a folder structure, a file naming convention, and team discipline. Tools like AIC make it effortless. The architecture has value independent of any implementation.</w:t>
+        <w:t>IOP does not require any specific tool. It is a methodology that can be followed with nothing more than a folder structure, a file naming convention, and team discipline. Tools like AIC make it effortless. The architecture has value independent of any implementation.</w:t>
       </w:r>
     </w:p>
     <w:p>
@@ -2840,13 +1843,7 @@
         <w:rPr>
           <w:rFonts w:ascii="Arial" w:hAnsi="Arial"/>
         </w:rPr>
-        <w:t>IOP</w:t>
-      </w:r>
-      <w:r>
-        <w:rPr>
-          <w:rFonts w:ascii="Arial" w:hAnsi="Arial"/>
-        </w:rPr>
-        <w:t xml:space="preserve"> defines four distinct levels of intent, each answering a different question, owned by a different role, scoped to a different audience.</w:t>
+        <w:t>IOP defines four distinct levels of intent, each answering a different question, owned by a different role, scoped to a different audience.</w:t>
       </w:r>
     </w:p>
     <w:p>
@@ -2871,21 +1868,7 @@
         <w:rPr>
           <w:rFonts w:ascii="Arial" w:hAnsi="Arial"/>
         </w:rPr>
-        <w:t xml:space="preserve">Answers: What are our non-negotiables as an </w:t>
-      </w:r>
-      <w:proofErr w:type="spellStart"/>
-      <w:r>
-        <w:rPr>
-          <w:rFonts w:ascii="Arial" w:hAnsi="Arial"/>
-        </w:rPr>
-        <w:t>organisation</w:t>
-      </w:r>
-      <w:proofErr w:type="spellEnd"/>
-      <w:r>
-        <w:rPr>
-          <w:rFonts w:ascii="Arial" w:hAnsi="Arial"/>
-        </w:rPr>
-        <w:t>?</w:t>
+        <w:t>Answers: What are our non-negotiables as an organisation?</w:t>
       </w:r>
     </w:p>
     <w:p>
@@ -2896,21 +1879,7 @@
         <w:rPr>
           <w:rFonts w:ascii="Arial" w:hAnsi="Arial"/>
         </w:rPr>
-        <w:t xml:space="preserve">Scope: Entire </w:t>
-      </w:r>
-      <w:proofErr w:type="spellStart"/>
-      <w:r>
-        <w:rPr>
-          <w:rFonts w:ascii="Arial" w:hAnsi="Arial"/>
-        </w:rPr>
-        <w:t>organisation</w:t>
-      </w:r>
-      <w:proofErr w:type="spellEnd"/>
-      <w:r>
-        <w:rPr>
-          <w:rFonts w:ascii="Arial" w:hAnsi="Arial"/>
-        </w:rPr>
-        <w:t>, all languages, all platforms, all teams.</w:t>
+        <w:t>Scope: Entire organisation, all languages, all platforms, all teams.</w:t>
       </w:r>
     </w:p>
     <w:p>
@@ -2936,241 +1905,410 @@
           <w:color w:val="1F497D"/>
           <w:sz w:val="18"/>
         </w:rPr>
-        <w:t xml:space="preserve"># </w:t>
-      </w:r>
-      <w:proofErr w:type="spellStart"/>
+        <w:t># project.intent</w:t>
+        <w:br/>
+        <w:t>id: project</w:t>
+        <w:br/>
+        <w:t>type: project</w:t>
+        <w:br/>
+        <w:t>owner: architect</w:t>
+        <w:br/>
+        <w:br/>
+        <w:t>architecture:</w:t>
+        <w:br/>
+        <w:t xml:space="preserve">  - Microservices pattern enforced</w:t>
+        <w:br/>
+        <w:t xml:space="preserve">  - No direct database calls from UI layer</w:t>
+        <w:br/>
+        <w:t xml:space="preserve">  - All services must be stateless</w:t>
+        <w:br/>
+        <w:t xml:space="preserve">  - Event-driven communication between services</w:t>
+        <w:br/>
+        <w:br/>
+        <w:t>security:</w:t>
+        <w:br/>
+        <w:t xml:space="preserve">  - OWASP Top 10 compliance mandatory</w:t>
+        <w:br/>
+        <w:t xml:space="preserve">  - No PII stored unencrypted at rest</w:t>
+        <w:br/>
+        <w:t xml:space="preserve">  - All external calls must use HTTPS</w:t>
+        <w:br/>
+        <w:t xml:space="preserve">  - JWT tokens must expire within 24 hours</w:t>
+        <w:br/>
+        <w:br/>
+        <w:t>standards:</w:t>
+        <w:br/>
+        <w:t xml:space="preserve">  pmd: ./pmd-rules.xml</w:t>
+        <w:br/>
+        <w:t xml:space="preserve">  checkstyle: ./checkstyle.xml</w:t>
+        <w:br/>
+        <w:t xml:space="preserve">  sonar: ./sonar-project.properties</w:t>
+      </w:r>
+    </w:p>
+    <w:p>
+      <w:pPr>
+        <w:spacing w:before="40" w:after="160"/>
+      </w:pPr>
+      <w:r>
+        <w:rPr>
+          <w:rFonts w:ascii="Arial" w:hAnsi="Arial"/>
+        </w:rPr>
+        <w:t>Use case: A new security vulnerability is discovered. The architect adds one rule to project.intent. Every component in every language is immediately subject to that rule. No Confluence page. No Slack message. No hoping developers read the update. The law is declared and it holds everywhere.</w:t>
+      </w:r>
+    </w:p>
+    <w:p>
+      <w:pPr>
+        <w:spacing w:before="280" w:after="120"/>
+      </w:pPr>
+      <w:r>
+        <w:rPr>
+          <w:rFonts w:ascii="Arial" w:hAnsi="Arial"/>
+          <w:b/>
+          <w:color w:val="2F75B5"/>
+          <w:sz w:val="30"/>
+        </w:rPr>
+        <w:t>Level 2 — Module Intent</w:t>
+      </w:r>
+    </w:p>
+    <w:p>
+      <w:pPr>
+        <w:spacing w:before="40" w:after="160"/>
+      </w:pPr>
+      <w:r>
+        <w:rPr>
+          <w:rFonts w:ascii="Arial" w:hAnsi="Arial"/>
+        </w:rPr>
+        <w:t>Answers: What does this feature do for the business?</w:t>
+      </w:r>
+    </w:p>
+    <w:p>
+      <w:pPr>
+        <w:spacing w:before="40" w:after="160"/>
+      </w:pPr>
+      <w:r>
+        <w:rPr>
+          <w:rFonts w:ascii="Arial" w:hAnsi="Arial"/>
+        </w:rPr>
+        <w:lastRenderedPageBreak/>
+        <w:t>Scope: One business module or feature, across all languages and platforms.</w:t>
+      </w:r>
+    </w:p>
+    <w:p>
+      <w:pPr>
+        <w:spacing w:before="40" w:after="160"/>
+      </w:pPr>
+      <w:r>
+        <w:rPr>
+          <w:rFonts w:ascii="Arial" w:hAnsi="Arial"/>
+        </w:rPr>
+        <w:t>This is pure business logic. No language, no framework, no implementation detail. A Business Analyst or Product Manager can write this without knowing Java or Swift. It describes what the system should do from a user and business perspective — behaviours, rules, edge cases, and user journeys.</w:t>
+      </w:r>
+    </w:p>
+    <w:p>
+      <w:pPr>
+        <w:shd w:val="clear" w:color="auto" w:fill="F2F2F2"/>
+        <w:spacing w:before="120" w:after="120"/>
+        <w:ind w:left="432"/>
+      </w:pPr>
       <w:r>
         <w:rPr>
           <w:rFonts w:ascii="Courier New" w:hAnsi="Courier New"/>
           <w:color w:val="1F497D"/>
           <w:sz w:val="18"/>
         </w:rPr>
-        <w:t>project.intent</w:t>
-      </w:r>
-      <w:proofErr w:type="spellEnd"/>
+        <w:t># /intent/UserService/module.intent</w:t>
+        <w:br/>
+        <w:t>id: USR-001</w:t>
+        <w:br/>
+        <w:t>type: module</w:t>
+        <w:br/>
+        <w:t>owner: business</w:t>
+        <w:br/>
+        <w:t>extends: project.intent</w:t>
+        <w:br/>
+        <w:br/>
+        <w:t>module: UserService</w:t>
+        <w:br/>
+        <w:br/>
+        <w:t>behaviors:</w:t>
+        <w:br/>
+        <w:t xml:space="preserve">  - id: USR-001-B1</w:t>
+        <w:br/>
+        <w:t xml:space="preserve">    intent: |</w:t>
+        <w:br/>
+        <w:t xml:space="preserve">      Lock account after 5 consecutive failed login attempts.</w:t>
+        <w:br/>
+        <w:t xml:space="preserve">      Send notification email on lockout.</w:t>
+        <w:br/>
+        <w:t xml:space="preserve">      Auto-unlock after 30 minutes. Admin can manually unlock.</w:t>
+        <w:br/>
+        <w:br/>
+        <w:t xml:space="preserve">  - id: USR-001-B2</w:t>
+        <w:br/>
+        <w:t xml:space="preserve">    intent: |</w:t>
+        <w:br/>
+        <w:t xml:space="preserve">      Always hash passwords using bcrypt minimum cost factor 12.</w:t>
+        <w:br/>
+        <w:t xml:space="preserve">      Never store plaintext or weakly hashed passwords.</w:t>
+        <w:br/>
+        <w:br/>
+        <w:t xml:space="preserve">  - id: USR-001-B3</w:t>
+        <w:br/>
+        <w:t xml:space="preserve">    intent: |</w:t>
+        <w:br/>
+        <w:t xml:space="preserve">      Return 401 on expired tokens. Never return 500 for auth failures.</w:t>
+        <w:br/>
+        <w:t xml:space="preserve">      Distinguish between invalid token and expired token in response.</w:t>
+        <w:br/>
+        <w:br/>
+        <w:t>journeys:</w:t>
+        <w:br/>
+        <w:t xml:space="preserve">  - actor: Sales User</w:t>
+        <w:br/>
+        <w:t xml:space="preserve">    trigger: Clicks login button</w:t>
+        <w:br/>
+        <w:t xml:space="preserve">    outcome: Redirected to dashboard with their pipeline visible</w:t>
+        <w:br/>
+        <w:br/>
+        <w:t xml:space="preserve">  - actor: Admin User</w:t>
+        <w:br/>
+        <w:t xml:space="preserve">    trigger: Resets another user password</w:t>
+        <w:br/>
+        <w:t xml:space="preserve">    outcome: Target user receives reset email within 60 seconds</w:t>
+      </w:r>
+    </w:p>
+    <w:p>
+      <w:pPr>
+        <w:spacing w:before="40" w:after="160"/>
+      </w:pPr>
+      <w:r>
+        <w:rPr>
+          <w:rFonts w:ascii="Arial" w:hAnsi="Arial"/>
+        </w:rPr>
+        <w:t>Use case: A compliance requirement changes — accounts must now lock after 3 attempts instead of 5. BA updates one line in module.intent. Every platform — Android, iOS, backend, web — is flagged as stale. Each recompiles with the updated rule. No risk of Android having the old threshold while iOS has the new one.</w:t>
+      </w:r>
+    </w:p>
+    <w:p>
+      <w:pPr>
+        <w:spacing w:before="280" w:after="120"/>
+      </w:pPr>
+      <w:r>
+        <w:rPr>
+          <w:rFonts w:ascii="Arial" w:hAnsi="Arial"/>
+          <w:b/>
+          <w:color w:val="2F75B5"/>
+          <w:sz w:val="30"/>
+        </w:rPr>
+        <w:t>Level 3 — Language Intent</w:t>
+      </w:r>
+    </w:p>
+    <w:p>
+      <w:pPr>
+        <w:spacing w:before="40" w:after="160"/>
+      </w:pPr>
+      <w:r>
+        <w:rPr>
+          <w:rFonts w:ascii="Arial" w:hAnsi="Arial"/>
+        </w:rPr>
+        <w:t>Answers: How do we write code in this language on this team?</w:t>
+      </w:r>
+    </w:p>
+    <w:p>
+      <w:pPr>
+        <w:spacing w:before="40" w:after="160"/>
+      </w:pPr>
+      <w:r>
+        <w:rPr>
+          <w:rFonts w:ascii="Arial" w:hAnsi="Arial"/>
+        </w:rPr>
+        <w:t>Scope: All components in one language or platform.</w:t>
+      </w:r>
+    </w:p>
+    <w:p>
+      <w:pPr>
+        <w:spacing w:before="40" w:after="160"/>
+      </w:pPr>
+      <w:r>
+        <w:rPr>
+          <w:rFonts w:ascii="Arial" w:hAnsi="Arial"/>
+        </w:rPr>
+        <w:lastRenderedPageBreak/>
+        <w:t>This is the lead engineer's institutional knowledge made explicit and enforceable. Coding patterns, architectural approaches, good practices, framework conventions, platform-specific rules. Written once per language per project. Automatically inherited by every component in that language.</w:t>
+      </w:r>
+    </w:p>
+    <w:p>
+      <w:pPr>
+        <w:shd w:val="clear" w:color="auto" w:fill="F2F2F2"/>
+        <w:spacing w:before="120" w:after="120"/>
+        <w:ind w:left="432"/>
+      </w:pPr>
       <w:r>
         <w:rPr>
           <w:rFonts w:ascii="Courier New" w:hAnsi="Courier New"/>
           <w:color w:val="1F497D"/>
           <w:sz w:val="18"/>
         </w:rPr>
+        <w:t># /android/android.intent</w:t>
         <w:br/>
-        <w:t>id: project</w:t>
-      </w:r>
+        <w:t>id: android-guidelines</w:t>
+        <w:br/>
+        <w:t>type: language</w:t>
+        <w:br/>
+        <w:t>owner: lead-engineer</w:t>
+        <w:br/>
+        <w:t>extends: project.intent</w:t>
+        <w:br/>
+        <w:br/>
+        <w:t>language: android</w:t>
+        <w:br/>
+        <w:br/>
+        <w:t>patterns:</w:t>
+        <w:br/>
+        <w:t xml:space="preserve">  - MVVM architecture enforced across all components</w:t>
+        <w:br/>
+        <w:t xml:space="preserve">  - Repository pattern for all data access, no direct API calls from ViewModel</w:t>
+        <w:br/>
+        <w:t xml:space="preserve">  - Coroutines for all async operations, no raw callbacks or AsyncTask</w:t>
+        <w:br/>
+        <w:t xml:space="preserve">  - Dependency injection via Hilt, no manual instantiation of dependencies</w:t>
+        <w:br/>
+        <w:br/>
+        <w:t>practices:</w:t>
+        <w:br/>
+        <w:t xml:space="preserve">  - No business logic in Activities or Fragments</w:t>
+        <w:br/>
+        <w:t xml:space="preserve">  - All network calls must gracefully handle offline state</w:t>
+        <w:br/>
+        <w:t xml:space="preserve">  - Minimum API level 24, target API level 34</w:t>
+        <w:br/>
+        <w:t xml:space="preserve">  - ProGuard rules mandatory for all release builds</w:t>
+        <w:br/>
+        <w:br/>
+        <w:t>security:</w:t>
+        <w:br/>
+        <w:t xml:space="preserve">  - Sensitive data stored only in EncryptedSharedPreferences</w:t>
+        <w:br/>
+        <w:t xml:space="preserve">  - Certificate pinning enforced for all production API calls</w:t>
+        <w:br/>
+        <w:t xml:space="preserve">  - Biometric authentication supported where authentication is required</w:t>
+      </w:r>
+    </w:p>
+    <w:p>
+      <w:pPr>
+        <w:spacing w:before="40" w:after="160"/>
+      </w:pPr>
+      <w:r>
+        <w:rPr>
+          <w:rFonts w:ascii="Arial" w:hAnsi="Arial"/>
+        </w:rPr>
+        <w:t>Use case: The team adopts a new dependency injection framework. Lead updates android.intent once. All components inherit the new pattern on next recompile. No grep-and-replace across 200 files. No missed files. No inconsistency between old and new components.</w:t>
+      </w:r>
+    </w:p>
+    <w:p>
+      <w:pPr>
+        <w:spacing w:before="280" w:after="120"/>
+      </w:pPr>
+      <w:r>
+        <w:rPr>
+          <w:rFonts w:ascii="Arial" w:hAnsi="Arial"/>
+          <w:b/>
+          <w:color w:val="2F75B5"/>
+          <w:sz w:val="30"/>
+        </w:rPr>
+        <w:t>Level 4 — Component Intent</w:t>
+      </w:r>
+    </w:p>
+    <w:p>
+      <w:pPr>
+        <w:spacing w:before="40" w:after="160"/>
+      </w:pPr>
+      <w:r>
+        <w:rPr>
+          <w:rFonts w:ascii="Arial" w:hAnsi="Arial"/>
+        </w:rPr>
+        <w:t>Answers: How does this specific component work in this specific language?</w:t>
+      </w:r>
+    </w:p>
+    <w:p>
+      <w:pPr>
+        <w:spacing w:before="40" w:after="160"/>
+      </w:pPr>
+      <w:r>
+        <w:rPr>
+          <w:rFonts w:ascii="Arial" w:hAnsi="Arial"/>
+        </w:rPr>
+        <w:t>Scope: One component in one language.</w:t>
+      </w:r>
+    </w:p>
+    <w:p>
+      <w:pPr>
+        <w:spacing w:before="40" w:after="160"/>
+      </w:pPr>
+      <w:r>
+        <w:rPr>
+          <w:rFonts w:ascii="Arial" w:hAnsi="Arial"/>
+        </w:rPr>
+        <w:t>Developer owned. This is where business intent meets language reality. The developer inherits business rules from module.intent and language patterns from the language intent file, then adds platform-specific implementation details, nuances, and any overrides needed for this specific component to work correctly in this specific language.</w:t>
+      </w:r>
+    </w:p>
+    <w:p>
+      <w:pPr>
+        <w:shd w:val="clear" w:color="auto" w:fill="F2F2F2"/>
+        <w:spacing w:before="120" w:after="120"/>
+        <w:ind w:left="432"/>
+      </w:pPr>
       <w:r>
         <w:rPr>
           <w:rFonts w:ascii="Courier New" w:hAnsi="Courier New"/>
           <w:color w:val="1F497D"/>
           <w:sz w:val="18"/>
         </w:rPr>
+        <w:t># /android/UserService/UserService.intent</w:t>
         <w:br/>
-        <w:t>type: project</w:t>
-      </w:r>
-      <w:r>
-        <w:rPr>
-          <w:rFonts w:ascii="Courier New" w:hAnsi="Courier New"/>
-          <w:color w:val="1F497D"/>
-          <w:sz w:val="18"/>
-        </w:rPr>
+        <w:t>id: USR-001-AND</w:t>
         <w:br/>
-        <w:t>owner: architect</w:t>
-      </w:r>
-      <w:r>
-        <w:rPr>
-          <w:rFonts w:ascii="Courier New" w:hAnsi="Courier New"/>
-          <w:color w:val="1F497D"/>
-          <w:sz w:val="18"/>
-        </w:rPr>
+        <w:t>type: component</w:t>
         <w:br/>
-      </w:r>
-      <w:r>
-        <w:rPr>
-          <w:rFonts w:ascii="Courier New" w:hAnsi="Courier New"/>
-          <w:color w:val="1F497D"/>
-          <w:sz w:val="18"/>
-        </w:rPr>
+        <w:t>owner: developer</w:t>
         <w:br/>
-        <w:t>architecture:</w:t>
-      </w:r>
-      <w:r>
-        <w:rPr>
-          <w:rFonts w:ascii="Courier New" w:hAnsi="Courier New"/>
-          <w:color w:val="1F497D"/>
-          <w:sz w:val="18"/>
-        </w:rPr>
+        <w:t>extends:</w:t>
         <w:br/>
-        <w:t xml:space="preserve">  - Microservices pattern enforced</w:t>
-      </w:r>
-      <w:r>
-        <w:rPr>
-          <w:rFonts w:ascii="Courier New" w:hAnsi="Courier New"/>
-          <w:color w:val="1F497D"/>
-          <w:sz w:val="18"/>
-        </w:rPr>
+        <w:t xml:space="preserve">  business: USR-001        # links to module.intent by ID</w:t>
         <w:br/>
-        <w:t xml:space="preserve">  - No direct database calls from UI layer</w:t>
-      </w:r>
-      <w:r>
-        <w:rPr>
-          <w:rFonts w:ascii="Courier New" w:hAnsi="Courier New"/>
-          <w:color w:val="1F497D"/>
-          <w:sz w:val="18"/>
-        </w:rPr>
+        <w:t xml:space="preserve">  language: android-guidelines</w:t>
         <w:br/>
-        <w:t xml:space="preserve">  - All services must be stateless</w:t>
-      </w:r>
-      <w:r>
-        <w:rPr>
-          <w:rFonts w:ascii="Courier New" w:hAnsi="Courier New"/>
-          <w:color w:val="1F497D"/>
-          <w:sz w:val="18"/>
-        </w:rPr>
         <w:br/>
-        <w:t xml:space="preserve">  - Event-driven communication between services</w:t>
-      </w:r>
-      <w:r>
-        <w:rPr>
-          <w:rFonts w:ascii="Courier New" w:hAnsi="Courier New"/>
-          <w:color w:val="1F497D"/>
-          <w:sz w:val="18"/>
-        </w:rPr>
+        <w:lastRenderedPageBreak/>
+        <w:t>implementation:</w:t>
         <w:br/>
-      </w:r>
-      <w:r>
-        <w:rPr>
-          <w:rFonts w:ascii="Courier New" w:hAnsi="Courier New"/>
-          <w:color w:val="1F497D"/>
-          <w:sz w:val="18"/>
-        </w:rPr>
+        <w:t xml:space="preserve">  - Expose authentication state as StateFlow for UI observation</w:t>
         <w:br/>
-        <w:t>security:</w:t>
-      </w:r>
-      <w:r>
-        <w:rPr>
-          <w:rFonts w:ascii="Courier New" w:hAnsi="Courier New"/>
-          <w:color w:val="1F497D"/>
-          <w:sz w:val="18"/>
-        </w:rPr>
+        <w:t xml:space="preserve">  - Use UserRepository for all data operations, inject via Hilt</w:t>
         <w:br/>
-        <w:t xml:space="preserve">  - OWASP Top 10 compliance mandatory</w:t>
-      </w:r>
-      <w:r>
-        <w:rPr>
-          <w:rFonts w:ascii="Courier New" w:hAnsi="Courier New"/>
-          <w:color w:val="1F497D"/>
-          <w:sz w:val="18"/>
-        </w:rPr>
+        <w:t xml:space="preserve">  - Handle token refresh transparently using OkHttp interceptor</w:t>
         <w:br/>
-        <w:t xml:space="preserve">  - No PII stored unencrypted at rest</w:t>
-      </w:r>
-      <w:r>
-        <w:rPr>
-          <w:rFonts w:ascii="Courier New" w:hAnsi="Courier New"/>
-          <w:color w:val="1F497D"/>
-          <w:sz w:val="18"/>
-        </w:rPr>
+        <w:t xml:space="preserve">  - Cache user session in EncryptedSharedPreferences</w:t>
         <w:br/>
-        <w:t xml:space="preserve">  - All external calls must use HTTPS</w:t>
-      </w:r>
-      <w:r>
-        <w:rPr>
-          <w:rFonts w:ascii="Courier New" w:hAnsi="Courier New"/>
-          <w:color w:val="1F497D"/>
-          <w:sz w:val="18"/>
-        </w:rPr>
         <w:br/>
-        <w:t xml:space="preserve">  - JWT tokens must expire within 24 hours</w:t>
-      </w:r>
-      <w:r>
-        <w:rPr>
-          <w:rFonts w:ascii="Courier New" w:hAnsi="Courier New"/>
-          <w:color w:val="1F497D"/>
-          <w:sz w:val="18"/>
-        </w:rPr>
+        <w:t>platform-specific:</w:t>
         <w:br/>
-      </w:r>
-      <w:r>
-        <w:rPr>
-          <w:rFonts w:ascii="Courier New" w:hAnsi="Courier New"/>
-          <w:color w:val="1F497D"/>
-          <w:sz w:val="18"/>
-        </w:rPr>
+        <w:t xml:space="preserve">  - Support biometric authentication as fallback login method</w:t>
         <w:br/>
-        <w:t>standards:</w:t>
-      </w:r>
-      <w:r>
-        <w:rPr>
-          <w:rFonts w:ascii="Courier New" w:hAnsi="Courier New"/>
-          <w:color w:val="1F497D"/>
-          <w:sz w:val="18"/>
-        </w:rPr>
+        <w:t xml:space="preserve">  - Background token refresh via WorkManager, not foreground service</w:t>
         <w:br/>
-        <w:t xml:space="preserve">  </w:t>
-      </w:r>
-      <w:proofErr w:type="spellStart"/>
-      <w:r>
-        <w:rPr>
-          <w:rFonts w:ascii="Courier New" w:hAnsi="Courier New"/>
-          <w:color w:val="1F497D"/>
-          <w:sz w:val="18"/>
-        </w:rPr>
-        <w:t>pmd</w:t>
-      </w:r>
-      <w:proofErr w:type="spellEnd"/>
-      <w:r>
-        <w:rPr>
-          <w:rFonts w:ascii="Courier New" w:hAnsi="Courier New"/>
-          <w:color w:val="1F497D"/>
-          <w:sz w:val="18"/>
-        </w:rPr>
-        <w:t>: ./pmd-rules.xml</w:t>
-      </w:r>
-      <w:r>
-        <w:rPr>
-          <w:rFonts w:ascii="Courier New" w:hAnsi="Courier New"/>
-          <w:color w:val="1F497D"/>
-          <w:sz w:val="18"/>
-        </w:rPr>
+        <w:t xml:space="preserve">  - Show account lockout UI using Material Design bottom sheet</w:t>
         <w:br/>
-        <w:t xml:space="preserve">  </w:t>
-      </w:r>
-      <w:proofErr w:type="spellStart"/>
-      <w:r>
-        <w:rPr>
-          <w:rFonts w:ascii="Courier New" w:hAnsi="Courier New"/>
-          <w:color w:val="1F497D"/>
-          <w:sz w:val="18"/>
-        </w:rPr>
-        <w:t>checkstyle</w:t>
-      </w:r>
-      <w:proofErr w:type="spellEnd"/>
-      <w:r>
-        <w:rPr>
-          <w:rFonts w:ascii="Courier New" w:hAnsi="Courier New"/>
-          <w:color w:val="1F497D"/>
-          <w:sz w:val="18"/>
-        </w:rPr>
-        <w:t>: ./checkstyle.xml</w:t>
-      </w:r>
-      <w:r>
-        <w:rPr>
-          <w:rFonts w:ascii="Courier New" w:hAnsi="Courier New"/>
-          <w:color w:val="1F497D"/>
-          <w:sz w:val="18"/>
-        </w:rPr>
         <w:br/>
-        <w:t xml:space="preserve">  sonar: ./sonar-</w:t>
-      </w:r>
-      <w:proofErr w:type="spellStart"/>
-      <w:r>
-        <w:rPr>
-          <w:rFonts w:ascii="Courier New" w:hAnsi="Courier New"/>
-          <w:color w:val="1F497D"/>
-          <w:sz w:val="18"/>
-        </w:rPr>
-        <w:t>project.properties</w:t>
-      </w:r>
-      <w:proofErr w:type="spellEnd"/>
+        <w:t>overrides:</w:t>
+        <w:br/>
+        <w:t xml:space="preserve">  - USR-001-B1: |</w:t>
+        <w:br/>
+        <w:t xml:space="preserve">      Android specific: show biometric re-authentication prompt</w:t>
+        <w:br/>
+        <w:t xml:space="preserve">      before allowing admin to manually unlock an account.</w:t>
+        <w:br/>
+        <w:t xml:space="preserve">      Standard lockout behavior otherwise unchanged.</w:t>
+      </w:r>
     </w:p>
     <w:p>
       <w:pPr>
@@ -3180,1281 +2318,7 @@
         <w:rPr>
           <w:rFonts w:ascii="Arial" w:hAnsi="Arial"/>
         </w:rPr>
-        <w:t xml:space="preserve">Use case: A new security vulnerability is discovered. The architect adds one rule to </w:t>
-      </w:r>
-      <w:proofErr w:type="spellStart"/>
-      <w:proofErr w:type="gramStart"/>
-      <w:r>
-        <w:rPr>
-          <w:rFonts w:ascii="Arial" w:hAnsi="Arial"/>
-        </w:rPr>
-        <w:t>project.intent</w:t>
-      </w:r>
-      <w:proofErr w:type="spellEnd"/>
-      <w:proofErr w:type="gramEnd"/>
-      <w:r>
-        <w:rPr>
-          <w:rFonts w:ascii="Arial" w:hAnsi="Arial"/>
-        </w:rPr>
-        <w:t>. Every component in every language is immediately subject to that rule. No Confluence page. No Slack message. No hoping developers read the update. The law is declared and it holds everywhere.</w:t>
-      </w:r>
-    </w:p>
-    <w:p>
-      <w:pPr>
-        <w:spacing w:before="280" w:after="120"/>
-      </w:pPr>
-      <w:r>
-        <w:rPr>
-          <w:rFonts w:ascii="Arial" w:hAnsi="Arial"/>
-          <w:b/>
-          <w:color w:val="2F75B5"/>
-          <w:sz w:val="30"/>
-        </w:rPr>
-        <w:t>Level 2 — Module Intent</w:t>
-      </w:r>
-    </w:p>
-    <w:p>
-      <w:pPr>
-        <w:spacing w:before="40" w:after="160"/>
-      </w:pPr>
-      <w:r>
-        <w:rPr>
-          <w:rFonts w:ascii="Arial" w:hAnsi="Arial"/>
-        </w:rPr>
-        <w:t>Answers: What does this feature do for the business?</w:t>
-      </w:r>
-    </w:p>
-    <w:p>
-      <w:pPr>
-        <w:spacing w:before="40" w:after="160"/>
-      </w:pPr>
-      <w:r>
-        <w:rPr>
-          <w:rFonts w:ascii="Arial" w:hAnsi="Arial"/>
-        </w:rPr>
-        <w:lastRenderedPageBreak/>
-        <w:t>Scope: One business module or feature, across all languages and platforms.</w:t>
-      </w:r>
-    </w:p>
-    <w:p>
-      <w:pPr>
-        <w:spacing w:before="40" w:after="160"/>
-      </w:pPr>
-      <w:r>
-        <w:rPr>
-          <w:rFonts w:ascii="Arial" w:hAnsi="Arial"/>
-        </w:rPr>
-        <w:t xml:space="preserve">This is pure business logic. No language, no framework, no implementation detail. A Business Analyst or Product Manager can write this without knowing Java or Swift. It describes what the system should do from a user and business perspective — </w:t>
-      </w:r>
-      <w:proofErr w:type="spellStart"/>
-      <w:r>
-        <w:rPr>
-          <w:rFonts w:ascii="Arial" w:hAnsi="Arial"/>
-        </w:rPr>
-        <w:t>behaviours</w:t>
-      </w:r>
-      <w:proofErr w:type="spellEnd"/>
-      <w:r>
-        <w:rPr>
-          <w:rFonts w:ascii="Arial" w:hAnsi="Arial"/>
-        </w:rPr>
-        <w:t>, rules, edge cases, and user journeys.</w:t>
-      </w:r>
-    </w:p>
-    <w:p>
-      <w:pPr>
-        <w:shd w:val="clear" w:color="auto" w:fill="F2F2F2"/>
-        <w:spacing w:before="120" w:after="120"/>
-        <w:ind w:left="432"/>
-      </w:pPr>
-      <w:r>
-        <w:rPr>
-          <w:rFonts w:ascii="Courier New" w:hAnsi="Courier New"/>
-          <w:color w:val="1F497D"/>
-          <w:sz w:val="18"/>
-        </w:rPr>
-        <w:t># /intent/</w:t>
-      </w:r>
-      <w:proofErr w:type="spellStart"/>
-      <w:r>
-        <w:rPr>
-          <w:rFonts w:ascii="Courier New" w:hAnsi="Courier New"/>
-          <w:color w:val="1F497D"/>
-          <w:sz w:val="18"/>
-        </w:rPr>
-        <w:t>UserService</w:t>
-      </w:r>
-      <w:proofErr w:type="spellEnd"/>
-      <w:r>
-        <w:rPr>
-          <w:rFonts w:ascii="Courier New" w:hAnsi="Courier New"/>
-          <w:color w:val="1F497D"/>
-          <w:sz w:val="18"/>
-        </w:rPr>
-        <w:t>/</w:t>
-      </w:r>
-      <w:proofErr w:type="spellStart"/>
-      <w:r>
-        <w:rPr>
-          <w:rFonts w:ascii="Courier New" w:hAnsi="Courier New"/>
-          <w:color w:val="1F497D"/>
-          <w:sz w:val="18"/>
-        </w:rPr>
-        <w:t>module.intent</w:t>
-      </w:r>
-      <w:proofErr w:type="spellEnd"/>
-      <w:r>
-        <w:rPr>
-          <w:rFonts w:ascii="Courier New" w:hAnsi="Courier New"/>
-          <w:color w:val="1F497D"/>
-          <w:sz w:val="18"/>
-        </w:rPr>
-        <w:br/>
-        <w:t>id: USR-001</w:t>
-      </w:r>
-      <w:r>
-        <w:rPr>
-          <w:rFonts w:ascii="Courier New" w:hAnsi="Courier New"/>
-          <w:color w:val="1F497D"/>
-          <w:sz w:val="18"/>
-        </w:rPr>
-        <w:br/>
-        <w:t>type: module</w:t>
-      </w:r>
-      <w:r>
-        <w:rPr>
-          <w:rFonts w:ascii="Courier New" w:hAnsi="Courier New"/>
-          <w:color w:val="1F497D"/>
-          <w:sz w:val="18"/>
-        </w:rPr>
-        <w:br/>
-        <w:t>owner: business</w:t>
-      </w:r>
-      <w:r>
-        <w:rPr>
-          <w:rFonts w:ascii="Courier New" w:hAnsi="Courier New"/>
-          <w:color w:val="1F497D"/>
-          <w:sz w:val="18"/>
-        </w:rPr>
-        <w:br/>
-        <w:t xml:space="preserve">extends: </w:t>
-      </w:r>
-      <w:proofErr w:type="spellStart"/>
-      <w:proofErr w:type="gramStart"/>
-      <w:r>
-        <w:rPr>
-          <w:rFonts w:ascii="Courier New" w:hAnsi="Courier New"/>
-          <w:color w:val="1F497D"/>
-          <w:sz w:val="18"/>
-        </w:rPr>
-        <w:t>project.intent</w:t>
-      </w:r>
-      <w:proofErr w:type="spellEnd"/>
-      <w:proofErr w:type="gramEnd"/>
-      <w:r>
-        <w:rPr>
-          <w:rFonts w:ascii="Courier New" w:hAnsi="Courier New"/>
-          <w:color w:val="1F497D"/>
-          <w:sz w:val="18"/>
-        </w:rPr>
-        <w:br/>
-      </w:r>
-      <w:r>
-        <w:rPr>
-          <w:rFonts w:ascii="Courier New" w:hAnsi="Courier New"/>
-          <w:color w:val="1F497D"/>
-          <w:sz w:val="18"/>
-        </w:rPr>
-        <w:br/>
-        <w:t xml:space="preserve">module: </w:t>
-      </w:r>
-      <w:proofErr w:type="spellStart"/>
-      <w:r>
-        <w:rPr>
-          <w:rFonts w:ascii="Courier New" w:hAnsi="Courier New"/>
-          <w:color w:val="1F497D"/>
-          <w:sz w:val="18"/>
-        </w:rPr>
-        <w:t>UserService</w:t>
-      </w:r>
-      <w:proofErr w:type="spellEnd"/>
-      <w:r>
-        <w:rPr>
-          <w:rFonts w:ascii="Courier New" w:hAnsi="Courier New"/>
-          <w:color w:val="1F497D"/>
-          <w:sz w:val="18"/>
-        </w:rPr>
-        <w:br/>
-      </w:r>
-      <w:r>
-        <w:rPr>
-          <w:rFonts w:ascii="Courier New" w:hAnsi="Courier New"/>
-          <w:color w:val="1F497D"/>
-          <w:sz w:val="18"/>
-        </w:rPr>
-        <w:br/>
-        <w:t>behaviors:</w:t>
-      </w:r>
-      <w:r>
-        <w:rPr>
-          <w:rFonts w:ascii="Courier New" w:hAnsi="Courier New"/>
-          <w:color w:val="1F497D"/>
-          <w:sz w:val="18"/>
-        </w:rPr>
-        <w:br/>
-        <w:t xml:space="preserve">  - id: USR-001-B1</w:t>
-      </w:r>
-      <w:r>
-        <w:rPr>
-          <w:rFonts w:ascii="Courier New" w:hAnsi="Courier New"/>
-          <w:color w:val="1F497D"/>
-          <w:sz w:val="18"/>
-        </w:rPr>
-        <w:br/>
-        <w:t xml:space="preserve">    intent: |</w:t>
-      </w:r>
-      <w:r>
-        <w:rPr>
-          <w:rFonts w:ascii="Courier New" w:hAnsi="Courier New"/>
-          <w:color w:val="1F497D"/>
-          <w:sz w:val="18"/>
-        </w:rPr>
-        <w:br/>
-        <w:t xml:space="preserve">      Lock account after 5 consecutive failed login attempts.</w:t>
-      </w:r>
-      <w:r>
-        <w:rPr>
-          <w:rFonts w:ascii="Courier New" w:hAnsi="Courier New"/>
-          <w:color w:val="1F497D"/>
-          <w:sz w:val="18"/>
-        </w:rPr>
-        <w:br/>
-        <w:t xml:space="preserve">      Send notification email on lockout.</w:t>
-      </w:r>
-      <w:r>
-        <w:rPr>
-          <w:rFonts w:ascii="Courier New" w:hAnsi="Courier New"/>
-          <w:color w:val="1F497D"/>
-          <w:sz w:val="18"/>
-        </w:rPr>
-        <w:br/>
-        <w:t xml:space="preserve">      Auto-unlock after 30 minutes. Admin can manually unlock.</w:t>
-      </w:r>
-      <w:r>
-        <w:rPr>
-          <w:rFonts w:ascii="Courier New" w:hAnsi="Courier New"/>
-          <w:color w:val="1F497D"/>
-          <w:sz w:val="18"/>
-        </w:rPr>
-        <w:br/>
-      </w:r>
-      <w:r>
-        <w:rPr>
-          <w:rFonts w:ascii="Courier New" w:hAnsi="Courier New"/>
-          <w:color w:val="1F497D"/>
-          <w:sz w:val="18"/>
-        </w:rPr>
-        <w:br/>
-        <w:t xml:space="preserve">  - id: USR-001-B2</w:t>
-      </w:r>
-      <w:r>
-        <w:rPr>
-          <w:rFonts w:ascii="Courier New" w:hAnsi="Courier New"/>
-          <w:color w:val="1F497D"/>
-          <w:sz w:val="18"/>
-        </w:rPr>
-        <w:br/>
-        <w:t xml:space="preserve">    intent: |</w:t>
-      </w:r>
-      <w:r>
-        <w:rPr>
-          <w:rFonts w:ascii="Courier New" w:hAnsi="Courier New"/>
-          <w:color w:val="1F497D"/>
-          <w:sz w:val="18"/>
-        </w:rPr>
-        <w:br/>
-        <w:t xml:space="preserve">      Always hash passwords using </w:t>
-      </w:r>
-      <w:proofErr w:type="spellStart"/>
-      <w:r>
-        <w:rPr>
-          <w:rFonts w:ascii="Courier New" w:hAnsi="Courier New"/>
-          <w:color w:val="1F497D"/>
-          <w:sz w:val="18"/>
-        </w:rPr>
-        <w:t>bcrypt</w:t>
-      </w:r>
-      <w:proofErr w:type="spellEnd"/>
-      <w:r>
-        <w:rPr>
-          <w:rFonts w:ascii="Courier New" w:hAnsi="Courier New"/>
-          <w:color w:val="1F497D"/>
-          <w:sz w:val="18"/>
-        </w:rPr>
-        <w:t xml:space="preserve"> minimum cost factor 12.</w:t>
-      </w:r>
-      <w:r>
-        <w:rPr>
-          <w:rFonts w:ascii="Courier New" w:hAnsi="Courier New"/>
-          <w:color w:val="1F497D"/>
-          <w:sz w:val="18"/>
-        </w:rPr>
-        <w:br/>
-        <w:t xml:space="preserve">      Never store plaintext or weakly hashed passwords.</w:t>
-      </w:r>
-      <w:r>
-        <w:rPr>
-          <w:rFonts w:ascii="Courier New" w:hAnsi="Courier New"/>
-          <w:color w:val="1F497D"/>
-          <w:sz w:val="18"/>
-        </w:rPr>
-        <w:br/>
-      </w:r>
-      <w:r>
-        <w:rPr>
-          <w:rFonts w:ascii="Courier New" w:hAnsi="Courier New"/>
-          <w:color w:val="1F497D"/>
-          <w:sz w:val="18"/>
-        </w:rPr>
-        <w:br/>
-        <w:t xml:space="preserve">  - id: USR-001-B3</w:t>
-      </w:r>
-      <w:r>
-        <w:rPr>
-          <w:rFonts w:ascii="Courier New" w:hAnsi="Courier New"/>
-          <w:color w:val="1F497D"/>
-          <w:sz w:val="18"/>
-        </w:rPr>
-        <w:br/>
-        <w:t xml:space="preserve">    intent: |</w:t>
-      </w:r>
-      <w:r>
-        <w:rPr>
-          <w:rFonts w:ascii="Courier New" w:hAnsi="Courier New"/>
-          <w:color w:val="1F497D"/>
-          <w:sz w:val="18"/>
-        </w:rPr>
-        <w:br/>
-        <w:t xml:space="preserve">      Return 401 on expired tokens. Never return 500 for auth failures.</w:t>
-      </w:r>
-      <w:r>
-        <w:rPr>
-          <w:rFonts w:ascii="Courier New" w:hAnsi="Courier New"/>
-          <w:color w:val="1F497D"/>
-          <w:sz w:val="18"/>
-        </w:rPr>
-        <w:br/>
-        <w:t xml:space="preserve">      Distinguish between invalid token and expired token in response.</w:t>
-      </w:r>
-      <w:r>
-        <w:rPr>
-          <w:rFonts w:ascii="Courier New" w:hAnsi="Courier New"/>
-          <w:color w:val="1F497D"/>
-          <w:sz w:val="18"/>
-        </w:rPr>
-        <w:br/>
-      </w:r>
-      <w:r>
-        <w:rPr>
-          <w:rFonts w:ascii="Courier New" w:hAnsi="Courier New"/>
-          <w:color w:val="1F497D"/>
-          <w:sz w:val="18"/>
-        </w:rPr>
-        <w:br/>
-        <w:t>journeys:</w:t>
-      </w:r>
-      <w:r>
-        <w:rPr>
-          <w:rFonts w:ascii="Courier New" w:hAnsi="Courier New"/>
-          <w:color w:val="1F497D"/>
-          <w:sz w:val="18"/>
-        </w:rPr>
-        <w:br/>
-        <w:t xml:space="preserve">  - actor: Sales User</w:t>
-      </w:r>
-      <w:r>
-        <w:rPr>
-          <w:rFonts w:ascii="Courier New" w:hAnsi="Courier New"/>
-          <w:color w:val="1F497D"/>
-          <w:sz w:val="18"/>
-        </w:rPr>
-        <w:br/>
-        <w:t xml:space="preserve">    trigger: Clicks login button</w:t>
-      </w:r>
-      <w:r>
-        <w:rPr>
-          <w:rFonts w:ascii="Courier New" w:hAnsi="Courier New"/>
-          <w:color w:val="1F497D"/>
-          <w:sz w:val="18"/>
-        </w:rPr>
-        <w:br/>
-        <w:t xml:space="preserve">    outcome: Redirected to dashboard with their pipeline visible</w:t>
-      </w:r>
-      <w:r>
-        <w:rPr>
-          <w:rFonts w:ascii="Courier New" w:hAnsi="Courier New"/>
-          <w:color w:val="1F497D"/>
-          <w:sz w:val="18"/>
-        </w:rPr>
-        <w:br/>
-      </w:r>
-      <w:r>
-        <w:rPr>
-          <w:rFonts w:ascii="Courier New" w:hAnsi="Courier New"/>
-          <w:color w:val="1F497D"/>
-          <w:sz w:val="18"/>
-        </w:rPr>
-        <w:br/>
-        <w:t xml:space="preserve">  - actor: Admin User</w:t>
-      </w:r>
-      <w:r>
-        <w:rPr>
-          <w:rFonts w:ascii="Courier New" w:hAnsi="Courier New"/>
-          <w:color w:val="1F497D"/>
-          <w:sz w:val="18"/>
-        </w:rPr>
-        <w:br/>
-        <w:t xml:space="preserve">    trigger: Resets another user password</w:t>
-      </w:r>
-      <w:r>
-        <w:rPr>
-          <w:rFonts w:ascii="Courier New" w:hAnsi="Courier New"/>
-          <w:color w:val="1F497D"/>
-          <w:sz w:val="18"/>
-        </w:rPr>
-        <w:br/>
-        <w:t xml:space="preserve">    outcome: Target user receives reset email within 60 seconds</w:t>
-      </w:r>
-    </w:p>
-    <w:p>
-      <w:pPr>
-        <w:spacing w:before="40" w:after="160"/>
-      </w:pPr>
-      <w:r>
-        <w:rPr>
-          <w:rFonts w:ascii="Arial" w:hAnsi="Arial"/>
-        </w:rPr>
-        <w:t xml:space="preserve">Use case: A compliance requirement changes — accounts must now lock after 3 attempts instead of 5. BA updates one line in </w:t>
-      </w:r>
-      <w:proofErr w:type="spellStart"/>
-      <w:proofErr w:type="gramStart"/>
-      <w:r>
-        <w:rPr>
-          <w:rFonts w:ascii="Arial" w:hAnsi="Arial"/>
-        </w:rPr>
-        <w:t>module.intent</w:t>
-      </w:r>
-      <w:proofErr w:type="spellEnd"/>
-      <w:proofErr w:type="gramEnd"/>
-      <w:r>
-        <w:rPr>
-          <w:rFonts w:ascii="Arial" w:hAnsi="Arial"/>
-        </w:rPr>
-        <w:t>. Every platform — Android, iOS, backend, web — is flagged as stale. Each recompiles with the updated rule. No risk of Android having the old threshold while iOS has the new one.</w:t>
-      </w:r>
-    </w:p>
-    <w:p>
-      <w:pPr>
-        <w:spacing w:before="280" w:after="120"/>
-      </w:pPr>
-      <w:r>
-        <w:rPr>
-          <w:rFonts w:ascii="Arial" w:hAnsi="Arial"/>
-          <w:b/>
-          <w:color w:val="2F75B5"/>
-          <w:sz w:val="30"/>
-        </w:rPr>
-        <w:t>Level 3 — Language Intent</w:t>
-      </w:r>
-    </w:p>
-    <w:p>
-      <w:pPr>
-        <w:spacing w:before="40" w:after="160"/>
-      </w:pPr>
-      <w:r>
-        <w:rPr>
-          <w:rFonts w:ascii="Arial" w:hAnsi="Arial"/>
-        </w:rPr>
-        <w:t>Answers: How do we write code in this language on this team?</w:t>
-      </w:r>
-    </w:p>
-    <w:p>
-      <w:pPr>
-        <w:spacing w:before="40" w:after="160"/>
-      </w:pPr>
-      <w:r>
-        <w:rPr>
-          <w:rFonts w:ascii="Arial" w:hAnsi="Arial"/>
-        </w:rPr>
-        <w:t>Scope: All components in one language or platform.</w:t>
-      </w:r>
-    </w:p>
-    <w:p>
-      <w:pPr>
-        <w:spacing w:before="40" w:after="160"/>
-      </w:pPr>
-      <w:r>
-        <w:rPr>
-          <w:rFonts w:ascii="Arial" w:hAnsi="Arial"/>
-        </w:rPr>
-        <w:lastRenderedPageBreak/>
-        <w:t>This is the lead engineer's institutional knowledge made explicit and enforceable. Coding patterns, architectural approaches, good practices, framework conventions, platform-specific rules. Written once per language per project. Automatically inherited by every component in that language.</w:t>
-      </w:r>
-    </w:p>
-    <w:p>
-      <w:pPr>
-        <w:shd w:val="clear" w:color="auto" w:fill="F2F2F2"/>
-        <w:spacing w:before="120" w:after="120"/>
-        <w:ind w:left="432"/>
-      </w:pPr>
-      <w:r>
-        <w:rPr>
-          <w:rFonts w:ascii="Courier New" w:hAnsi="Courier New"/>
-          <w:color w:val="1F497D"/>
-          <w:sz w:val="18"/>
-        </w:rPr>
-        <w:t># /android/</w:t>
-      </w:r>
-      <w:proofErr w:type="spellStart"/>
-      <w:r>
-        <w:rPr>
-          <w:rFonts w:ascii="Courier New" w:hAnsi="Courier New"/>
-          <w:color w:val="1F497D"/>
-          <w:sz w:val="18"/>
-        </w:rPr>
-        <w:t>android.intent</w:t>
-      </w:r>
-      <w:proofErr w:type="spellEnd"/>
-      <w:r>
-        <w:rPr>
-          <w:rFonts w:ascii="Courier New" w:hAnsi="Courier New"/>
-          <w:color w:val="1F497D"/>
-          <w:sz w:val="18"/>
-        </w:rPr>
-        <w:br/>
-        <w:t>id: android-guidelines</w:t>
-      </w:r>
-      <w:r>
-        <w:rPr>
-          <w:rFonts w:ascii="Courier New" w:hAnsi="Courier New"/>
-          <w:color w:val="1F497D"/>
-          <w:sz w:val="18"/>
-        </w:rPr>
-        <w:br/>
-        <w:t>type: language</w:t>
-      </w:r>
-      <w:r>
-        <w:rPr>
-          <w:rFonts w:ascii="Courier New" w:hAnsi="Courier New"/>
-          <w:color w:val="1F497D"/>
-          <w:sz w:val="18"/>
-        </w:rPr>
-        <w:br/>
-        <w:t>owner: lead-engineer</w:t>
-      </w:r>
-      <w:r>
-        <w:rPr>
-          <w:rFonts w:ascii="Courier New" w:hAnsi="Courier New"/>
-          <w:color w:val="1F497D"/>
-          <w:sz w:val="18"/>
-        </w:rPr>
-        <w:br/>
-        <w:t xml:space="preserve">extends: </w:t>
-      </w:r>
-      <w:proofErr w:type="spellStart"/>
-      <w:r>
-        <w:rPr>
-          <w:rFonts w:ascii="Courier New" w:hAnsi="Courier New"/>
-          <w:color w:val="1F497D"/>
-          <w:sz w:val="18"/>
-        </w:rPr>
-        <w:t>project.intent</w:t>
-      </w:r>
-      <w:proofErr w:type="spellEnd"/>
-      <w:r>
-        <w:rPr>
-          <w:rFonts w:ascii="Courier New" w:hAnsi="Courier New"/>
-          <w:color w:val="1F497D"/>
-          <w:sz w:val="18"/>
-        </w:rPr>
-        <w:br/>
-      </w:r>
-      <w:r>
-        <w:rPr>
-          <w:rFonts w:ascii="Courier New" w:hAnsi="Courier New"/>
-          <w:color w:val="1F497D"/>
-          <w:sz w:val="18"/>
-        </w:rPr>
-        <w:br/>
-        <w:t>language: android</w:t>
-      </w:r>
-      <w:r>
-        <w:rPr>
-          <w:rFonts w:ascii="Courier New" w:hAnsi="Courier New"/>
-          <w:color w:val="1F497D"/>
-          <w:sz w:val="18"/>
-        </w:rPr>
-        <w:br/>
-      </w:r>
-      <w:r>
-        <w:rPr>
-          <w:rFonts w:ascii="Courier New" w:hAnsi="Courier New"/>
-          <w:color w:val="1F497D"/>
-          <w:sz w:val="18"/>
-        </w:rPr>
-        <w:br/>
-        <w:t>patterns:</w:t>
-      </w:r>
-      <w:r>
-        <w:rPr>
-          <w:rFonts w:ascii="Courier New" w:hAnsi="Courier New"/>
-          <w:color w:val="1F497D"/>
-          <w:sz w:val="18"/>
-        </w:rPr>
-        <w:br/>
-        <w:t xml:space="preserve">  - MVVM architecture enforced across all components</w:t>
-      </w:r>
-      <w:r>
-        <w:rPr>
-          <w:rFonts w:ascii="Courier New" w:hAnsi="Courier New"/>
-          <w:color w:val="1F497D"/>
-          <w:sz w:val="18"/>
-        </w:rPr>
-        <w:br/>
-        <w:t xml:space="preserve">  - Repository pattern for all data access, no direct API calls from </w:t>
-      </w:r>
-      <w:proofErr w:type="spellStart"/>
-      <w:r>
-        <w:rPr>
-          <w:rFonts w:ascii="Courier New" w:hAnsi="Courier New"/>
-          <w:color w:val="1F497D"/>
-          <w:sz w:val="18"/>
-        </w:rPr>
-        <w:t>ViewModel</w:t>
-      </w:r>
-      <w:proofErr w:type="spellEnd"/>
-      <w:r>
-        <w:rPr>
-          <w:rFonts w:ascii="Courier New" w:hAnsi="Courier New"/>
-          <w:color w:val="1F497D"/>
-          <w:sz w:val="18"/>
-        </w:rPr>
-        <w:br/>
-        <w:t xml:space="preserve">  - Coroutines for all async operations, no raw callbacks or </w:t>
-      </w:r>
-      <w:proofErr w:type="spellStart"/>
-      <w:r>
-        <w:rPr>
-          <w:rFonts w:ascii="Courier New" w:hAnsi="Courier New"/>
-          <w:color w:val="1F497D"/>
-          <w:sz w:val="18"/>
-        </w:rPr>
-        <w:t>AsyncTask</w:t>
-      </w:r>
-      <w:proofErr w:type="spellEnd"/>
-      <w:r>
-        <w:rPr>
-          <w:rFonts w:ascii="Courier New" w:hAnsi="Courier New"/>
-          <w:color w:val="1F497D"/>
-          <w:sz w:val="18"/>
-        </w:rPr>
-        <w:br/>
-        <w:t xml:space="preserve">  - Dependency injection via Hilt, no manual instantiation of dependencies</w:t>
-      </w:r>
-      <w:r>
-        <w:rPr>
-          <w:rFonts w:ascii="Courier New" w:hAnsi="Courier New"/>
-          <w:color w:val="1F497D"/>
-          <w:sz w:val="18"/>
-        </w:rPr>
-        <w:br/>
-      </w:r>
-      <w:r>
-        <w:rPr>
-          <w:rFonts w:ascii="Courier New" w:hAnsi="Courier New"/>
-          <w:color w:val="1F497D"/>
-          <w:sz w:val="18"/>
-        </w:rPr>
-        <w:br/>
-        <w:t>practices:</w:t>
-      </w:r>
-      <w:r>
-        <w:rPr>
-          <w:rFonts w:ascii="Courier New" w:hAnsi="Courier New"/>
-          <w:color w:val="1F497D"/>
-          <w:sz w:val="18"/>
-        </w:rPr>
-        <w:br/>
-        <w:t xml:space="preserve">  - No business logic in Activities or Fragments</w:t>
-      </w:r>
-      <w:r>
-        <w:rPr>
-          <w:rFonts w:ascii="Courier New" w:hAnsi="Courier New"/>
-          <w:color w:val="1F497D"/>
-          <w:sz w:val="18"/>
-        </w:rPr>
-        <w:br/>
-        <w:t xml:space="preserve">  - All network calls must gracefully handle offline state</w:t>
-      </w:r>
-      <w:r>
-        <w:rPr>
-          <w:rFonts w:ascii="Courier New" w:hAnsi="Courier New"/>
-          <w:color w:val="1F497D"/>
-          <w:sz w:val="18"/>
-        </w:rPr>
-        <w:br/>
-        <w:t xml:space="preserve">  - Minimum API level 24, target API level 34</w:t>
-      </w:r>
-      <w:r>
-        <w:rPr>
-          <w:rFonts w:ascii="Courier New" w:hAnsi="Courier New"/>
-          <w:color w:val="1F497D"/>
-          <w:sz w:val="18"/>
-        </w:rPr>
-        <w:br/>
-        <w:t xml:space="preserve">  - </w:t>
-      </w:r>
-      <w:proofErr w:type="spellStart"/>
-      <w:r>
-        <w:rPr>
-          <w:rFonts w:ascii="Courier New" w:hAnsi="Courier New"/>
-          <w:color w:val="1F497D"/>
-          <w:sz w:val="18"/>
-        </w:rPr>
-        <w:t>ProGuard</w:t>
-      </w:r>
-      <w:proofErr w:type="spellEnd"/>
-      <w:r>
-        <w:rPr>
-          <w:rFonts w:ascii="Courier New" w:hAnsi="Courier New"/>
-          <w:color w:val="1F497D"/>
-          <w:sz w:val="18"/>
-        </w:rPr>
-        <w:t xml:space="preserve"> rules mandatory for all release builds</w:t>
-      </w:r>
-      <w:r>
-        <w:rPr>
-          <w:rFonts w:ascii="Courier New" w:hAnsi="Courier New"/>
-          <w:color w:val="1F497D"/>
-          <w:sz w:val="18"/>
-        </w:rPr>
-        <w:br/>
-      </w:r>
-      <w:r>
-        <w:rPr>
-          <w:rFonts w:ascii="Courier New" w:hAnsi="Courier New"/>
-          <w:color w:val="1F497D"/>
-          <w:sz w:val="18"/>
-        </w:rPr>
-        <w:br/>
-        <w:t>security:</w:t>
-      </w:r>
-      <w:r>
-        <w:rPr>
-          <w:rFonts w:ascii="Courier New" w:hAnsi="Courier New"/>
-          <w:color w:val="1F497D"/>
-          <w:sz w:val="18"/>
-        </w:rPr>
-        <w:br/>
-        <w:t xml:space="preserve">  - Sensitive data stored only in </w:t>
-      </w:r>
-      <w:proofErr w:type="spellStart"/>
-      <w:r>
-        <w:rPr>
-          <w:rFonts w:ascii="Courier New" w:hAnsi="Courier New"/>
-          <w:color w:val="1F497D"/>
-          <w:sz w:val="18"/>
-        </w:rPr>
-        <w:t>EncryptedSharedPreferences</w:t>
-      </w:r>
-      <w:proofErr w:type="spellEnd"/>
-      <w:r>
-        <w:rPr>
-          <w:rFonts w:ascii="Courier New" w:hAnsi="Courier New"/>
-          <w:color w:val="1F497D"/>
-          <w:sz w:val="18"/>
-        </w:rPr>
-        <w:br/>
-        <w:t xml:space="preserve">  - Certificate pinning enforced for all production API calls</w:t>
-      </w:r>
-      <w:r>
-        <w:rPr>
-          <w:rFonts w:ascii="Courier New" w:hAnsi="Courier New"/>
-          <w:color w:val="1F497D"/>
-          <w:sz w:val="18"/>
-        </w:rPr>
-        <w:br/>
-        <w:t xml:space="preserve">  - Biometric authentication supported where authentication is required</w:t>
-      </w:r>
-    </w:p>
-    <w:p>
-      <w:pPr>
-        <w:spacing w:before="40" w:after="160"/>
-      </w:pPr>
-      <w:r>
-        <w:rPr>
-          <w:rFonts w:ascii="Arial" w:hAnsi="Arial"/>
-        </w:rPr>
-        <w:t xml:space="preserve">Use case: The team adopts a new dependency injection framework. Lead updates </w:t>
-      </w:r>
-      <w:proofErr w:type="spellStart"/>
-      <w:proofErr w:type="gramStart"/>
-      <w:r>
-        <w:rPr>
-          <w:rFonts w:ascii="Arial" w:hAnsi="Arial"/>
-        </w:rPr>
-        <w:t>android.intent</w:t>
-      </w:r>
-      <w:proofErr w:type="spellEnd"/>
-      <w:proofErr w:type="gramEnd"/>
-      <w:r>
-        <w:rPr>
-          <w:rFonts w:ascii="Arial" w:hAnsi="Arial"/>
-        </w:rPr>
-        <w:t xml:space="preserve"> once. All components inherit the new pattern on next recompile. No grep-and-replace across 200 files. No missed files. No inconsistency between old and new components.</w:t>
-      </w:r>
-    </w:p>
-    <w:p>
-      <w:pPr>
-        <w:spacing w:before="280" w:after="120"/>
-      </w:pPr>
-      <w:r>
-        <w:rPr>
-          <w:rFonts w:ascii="Arial" w:hAnsi="Arial"/>
-          <w:b/>
-          <w:color w:val="2F75B5"/>
-          <w:sz w:val="30"/>
-        </w:rPr>
-        <w:t>Level 4 — Component Intent</w:t>
-      </w:r>
-    </w:p>
-    <w:p>
-      <w:pPr>
-        <w:spacing w:before="40" w:after="160"/>
-      </w:pPr>
-      <w:r>
-        <w:rPr>
-          <w:rFonts w:ascii="Arial" w:hAnsi="Arial"/>
-        </w:rPr>
-        <w:t>Answers: How does this specific component work in this specific language?</w:t>
-      </w:r>
-    </w:p>
-    <w:p>
-      <w:pPr>
-        <w:spacing w:before="40" w:after="160"/>
-      </w:pPr>
-      <w:r>
-        <w:rPr>
-          <w:rFonts w:ascii="Arial" w:hAnsi="Arial"/>
-        </w:rPr>
-        <w:t>Scope: One component in one language.</w:t>
-      </w:r>
-    </w:p>
-    <w:p>
-      <w:pPr>
-        <w:spacing w:before="40" w:after="160"/>
-      </w:pPr>
-      <w:r>
-        <w:rPr>
-          <w:rFonts w:ascii="Arial" w:hAnsi="Arial"/>
-        </w:rPr>
-        <w:t xml:space="preserve">Developer owned. This is where business intent meets language reality. The developer inherits business rules from </w:t>
-      </w:r>
-      <w:proofErr w:type="spellStart"/>
-      <w:proofErr w:type="gramStart"/>
-      <w:r>
-        <w:rPr>
-          <w:rFonts w:ascii="Arial" w:hAnsi="Arial"/>
-        </w:rPr>
-        <w:t>module.intent</w:t>
-      </w:r>
-      <w:proofErr w:type="spellEnd"/>
-      <w:proofErr w:type="gramEnd"/>
-      <w:r>
-        <w:rPr>
-          <w:rFonts w:ascii="Arial" w:hAnsi="Arial"/>
-        </w:rPr>
-        <w:t xml:space="preserve"> and language patterns from the language intent file, then adds platform-specific implementation details, nuances, and any overrides needed for this specific component to work correctly in this specific language.</w:t>
-      </w:r>
-    </w:p>
-    <w:p>
-      <w:pPr>
-        <w:shd w:val="clear" w:color="auto" w:fill="F2F2F2"/>
-        <w:spacing w:before="120" w:after="120"/>
-        <w:ind w:left="432"/>
-      </w:pPr>
-      <w:r>
-        <w:rPr>
-          <w:rFonts w:ascii="Courier New" w:hAnsi="Courier New"/>
-          <w:color w:val="1F497D"/>
-          <w:sz w:val="18"/>
-        </w:rPr>
-        <w:t># /android/</w:t>
-      </w:r>
-      <w:proofErr w:type="spellStart"/>
-      <w:r>
-        <w:rPr>
-          <w:rFonts w:ascii="Courier New" w:hAnsi="Courier New"/>
-          <w:color w:val="1F497D"/>
-          <w:sz w:val="18"/>
-        </w:rPr>
-        <w:t>UserService</w:t>
-      </w:r>
-      <w:proofErr w:type="spellEnd"/>
-      <w:r>
-        <w:rPr>
-          <w:rFonts w:ascii="Courier New" w:hAnsi="Courier New"/>
-          <w:color w:val="1F497D"/>
-          <w:sz w:val="18"/>
-        </w:rPr>
-        <w:t>/</w:t>
-      </w:r>
-      <w:proofErr w:type="spellStart"/>
-      <w:r>
-        <w:rPr>
-          <w:rFonts w:ascii="Courier New" w:hAnsi="Courier New"/>
-          <w:color w:val="1F497D"/>
-          <w:sz w:val="18"/>
-        </w:rPr>
-        <w:t>UserService.intent</w:t>
-      </w:r>
-      <w:proofErr w:type="spellEnd"/>
-      <w:r>
-        <w:rPr>
-          <w:rFonts w:ascii="Courier New" w:hAnsi="Courier New"/>
-          <w:color w:val="1F497D"/>
-          <w:sz w:val="18"/>
-        </w:rPr>
-        <w:br/>
-        <w:t>id: USR-001-AND</w:t>
-      </w:r>
-      <w:r>
-        <w:rPr>
-          <w:rFonts w:ascii="Courier New" w:hAnsi="Courier New"/>
-          <w:color w:val="1F497D"/>
-          <w:sz w:val="18"/>
-        </w:rPr>
-        <w:br/>
-        <w:t>type: component</w:t>
-      </w:r>
-      <w:r>
-        <w:rPr>
-          <w:rFonts w:ascii="Courier New" w:hAnsi="Courier New"/>
-          <w:color w:val="1F497D"/>
-          <w:sz w:val="18"/>
-        </w:rPr>
-        <w:br/>
-        <w:t>owner: developer</w:t>
-      </w:r>
-      <w:r>
-        <w:rPr>
-          <w:rFonts w:ascii="Courier New" w:hAnsi="Courier New"/>
-          <w:color w:val="1F497D"/>
-          <w:sz w:val="18"/>
-        </w:rPr>
-        <w:br/>
-        <w:t>extends:</w:t>
-      </w:r>
-      <w:r>
-        <w:rPr>
-          <w:rFonts w:ascii="Courier New" w:hAnsi="Courier New"/>
-          <w:color w:val="1F497D"/>
-          <w:sz w:val="18"/>
-        </w:rPr>
-        <w:br/>
-        <w:t xml:space="preserve">  business: USR-001        # links to </w:t>
-      </w:r>
-      <w:proofErr w:type="spellStart"/>
-      <w:r>
-        <w:rPr>
-          <w:rFonts w:ascii="Courier New" w:hAnsi="Courier New"/>
-          <w:color w:val="1F497D"/>
-          <w:sz w:val="18"/>
-        </w:rPr>
-        <w:t>module.intent</w:t>
-      </w:r>
-      <w:proofErr w:type="spellEnd"/>
-      <w:r>
-        <w:rPr>
-          <w:rFonts w:ascii="Courier New" w:hAnsi="Courier New"/>
-          <w:color w:val="1F497D"/>
-          <w:sz w:val="18"/>
-        </w:rPr>
-        <w:t xml:space="preserve"> by ID</w:t>
-      </w:r>
-      <w:r>
-        <w:rPr>
-          <w:rFonts w:ascii="Courier New" w:hAnsi="Courier New"/>
-          <w:color w:val="1F497D"/>
-          <w:sz w:val="18"/>
-        </w:rPr>
-        <w:br/>
-        <w:t xml:space="preserve">  language: android-guidelines</w:t>
-      </w:r>
-      <w:r>
-        <w:rPr>
-          <w:rFonts w:ascii="Courier New" w:hAnsi="Courier New"/>
-          <w:color w:val="1F497D"/>
-          <w:sz w:val="18"/>
-        </w:rPr>
-        <w:br/>
-      </w:r>
-      <w:r>
-        <w:rPr>
-          <w:rFonts w:ascii="Courier New" w:hAnsi="Courier New"/>
-          <w:color w:val="1F497D"/>
-          <w:sz w:val="18"/>
-        </w:rPr>
-        <w:br/>
-      </w:r>
-      <w:r>
-        <w:rPr>
-          <w:rFonts w:ascii="Courier New" w:hAnsi="Courier New"/>
-          <w:color w:val="1F497D"/>
-          <w:sz w:val="18"/>
-        </w:rPr>
-        <w:lastRenderedPageBreak/>
-        <w:t>implementation:</w:t>
-      </w:r>
-      <w:r>
-        <w:rPr>
-          <w:rFonts w:ascii="Courier New" w:hAnsi="Courier New"/>
-          <w:color w:val="1F497D"/>
-          <w:sz w:val="18"/>
-        </w:rPr>
-        <w:br/>
-        <w:t xml:space="preserve">  - Expose authentication state as </w:t>
-      </w:r>
-      <w:proofErr w:type="spellStart"/>
-      <w:r>
-        <w:rPr>
-          <w:rFonts w:ascii="Courier New" w:hAnsi="Courier New"/>
-          <w:color w:val="1F497D"/>
-          <w:sz w:val="18"/>
-        </w:rPr>
-        <w:t>StateFlow</w:t>
-      </w:r>
-      <w:proofErr w:type="spellEnd"/>
-      <w:r>
-        <w:rPr>
-          <w:rFonts w:ascii="Courier New" w:hAnsi="Courier New"/>
-          <w:color w:val="1F497D"/>
-          <w:sz w:val="18"/>
-        </w:rPr>
-        <w:t xml:space="preserve"> for UI observation</w:t>
-      </w:r>
-      <w:r>
-        <w:rPr>
-          <w:rFonts w:ascii="Courier New" w:hAnsi="Courier New"/>
-          <w:color w:val="1F497D"/>
-          <w:sz w:val="18"/>
-        </w:rPr>
-        <w:br/>
-        <w:t xml:space="preserve">  - Use </w:t>
-      </w:r>
-      <w:proofErr w:type="spellStart"/>
-      <w:r>
-        <w:rPr>
-          <w:rFonts w:ascii="Courier New" w:hAnsi="Courier New"/>
-          <w:color w:val="1F497D"/>
-          <w:sz w:val="18"/>
-        </w:rPr>
-        <w:t>UserRepository</w:t>
-      </w:r>
-      <w:proofErr w:type="spellEnd"/>
-      <w:r>
-        <w:rPr>
-          <w:rFonts w:ascii="Courier New" w:hAnsi="Courier New"/>
-          <w:color w:val="1F497D"/>
-          <w:sz w:val="18"/>
-        </w:rPr>
-        <w:t xml:space="preserve"> for all data operations, inject via Hilt</w:t>
-      </w:r>
-      <w:r>
-        <w:rPr>
-          <w:rFonts w:ascii="Courier New" w:hAnsi="Courier New"/>
-          <w:color w:val="1F497D"/>
-          <w:sz w:val="18"/>
-        </w:rPr>
-        <w:br/>
-        <w:t xml:space="preserve">  - Handle token refresh transparently using </w:t>
-      </w:r>
-      <w:proofErr w:type="spellStart"/>
-      <w:r>
-        <w:rPr>
-          <w:rFonts w:ascii="Courier New" w:hAnsi="Courier New"/>
-          <w:color w:val="1F497D"/>
-          <w:sz w:val="18"/>
-        </w:rPr>
-        <w:t>OkHttp</w:t>
-      </w:r>
-      <w:proofErr w:type="spellEnd"/>
-      <w:r>
-        <w:rPr>
-          <w:rFonts w:ascii="Courier New" w:hAnsi="Courier New"/>
-          <w:color w:val="1F497D"/>
-          <w:sz w:val="18"/>
-        </w:rPr>
-        <w:t xml:space="preserve"> interceptor</w:t>
-      </w:r>
-      <w:r>
-        <w:rPr>
-          <w:rFonts w:ascii="Courier New" w:hAnsi="Courier New"/>
-          <w:color w:val="1F497D"/>
-          <w:sz w:val="18"/>
-        </w:rPr>
-        <w:br/>
-        <w:t xml:space="preserve">  - Cache user session in </w:t>
-      </w:r>
-      <w:proofErr w:type="spellStart"/>
-      <w:r>
-        <w:rPr>
-          <w:rFonts w:ascii="Courier New" w:hAnsi="Courier New"/>
-          <w:color w:val="1F497D"/>
-          <w:sz w:val="18"/>
-        </w:rPr>
-        <w:t>EncryptedSharedPreferences</w:t>
-      </w:r>
-      <w:proofErr w:type="spellEnd"/>
-      <w:r>
-        <w:rPr>
-          <w:rFonts w:ascii="Courier New" w:hAnsi="Courier New"/>
-          <w:color w:val="1F497D"/>
-          <w:sz w:val="18"/>
-        </w:rPr>
-        <w:br/>
-      </w:r>
-      <w:r>
-        <w:rPr>
-          <w:rFonts w:ascii="Courier New" w:hAnsi="Courier New"/>
-          <w:color w:val="1F497D"/>
-          <w:sz w:val="18"/>
-        </w:rPr>
-        <w:br/>
-        <w:t>platform-specific:</w:t>
-      </w:r>
-      <w:r>
-        <w:rPr>
-          <w:rFonts w:ascii="Courier New" w:hAnsi="Courier New"/>
-          <w:color w:val="1F497D"/>
-          <w:sz w:val="18"/>
-        </w:rPr>
-        <w:br/>
-        <w:t xml:space="preserve">  - Support biometric authentication as fallback login method</w:t>
-      </w:r>
-      <w:r>
-        <w:rPr>
-          <w:rFonts w:ascii="Courier New" w:hAnsi="Courier New"/>
-          <w:color w:val="1F497D"/>
-          <w:sz w:val="18"/>
-        </w:rPr>
-        <w:br/>
-        <w:t xml:space="preserve">  - Background token refresh via </w:t>
-      </w:r>
-      <w:proofErr w:type="spellStart"/>
-      <w:r>
-        <w:rPr>
-          <w:rFonts w:ascii="Courier New" w:hAnsi="Courier New"/>
-          <w:color w:val="1F497D"/>
-          <w:sz w:val="18"/>
-        </w:rPr>
-        <w:t>WorkManager</w:t>
-      </w:r>
-      <w:proofErr w:type="spellEnd"/>
-      <w:r>
-        <w:rPr>
-          <w:rFonts w:ascii="Courier New" w:hAnsi="Courier New"/>
-          <w:color w:val="1F497D"/>
-          <w:sz w:val="18"/>
-        </w:rPr>
-        <w:t>, not foreground service</w:t>
-      </w:r>
-      <w:r>
-        <w:rPr>
-          <w:rFonts w:ascii="Courier New" w:hAnsi="Courier New"/>
-          <w:color w:val="1F497D"/>
-          <w:sz w:val="18"/>
-        </w:rPr>
-        <w:br/>
-        <w:t xml:space="preserve">  - Show account lockout UI using Material Design bottom sheet</w:t>
-      </w:r>
-      <w:r>
-        <w:rPr>
-          <w:rFonts w:ascii="Courier New" w:hAnsi="Courier New"/>
-          <w:color w:val="1F497D"/>
-          <w:sz w:val="18"/>
-        </w:rPr>
-        <w:br/>
-      </w:r>
-      <w:r>
-        <w:rPr>
-          <w:rFonts w:ascii="Courier New" w:hAnsi="Courier New"/>
-          <w:color w:val="1F497D"/>
-          <w:sz w:val="18"/>
-        </w:rPr>
-        <w:br/>
-        <w:t>overrides:</w:t>
-      </w:r>
-      <w:r>
-        <w:rPr>
-          <w:rFonts w:ascii="Courier New" w:hAnsi="Courier New"/>
-          <w:color w:val="1F497D"/>
-          <w:sz w:val="18"/>
-        </w:rPr>
-        <w:br/>
-        <w:t xml:space="preserve">  - USR-001-B1: |</w:t>
-      </w:r>
-      <w:r>
-        <w:rPr>
-          <w:rFonts w:ascii="Courier New" w:hAnsi="Courier New"/>
-          <w:color w:val="1F497D"/>
-          <w:sz w:val="18"/>
-        </w:rPr>
-        <w:br/>
-        <w:t xml:space="preserve">      Android specific: show biometric re-authentication prompt</w:t>
-      </w:r>
-      <w:r>
-        <w:rPr>
-          <w:rFonts w:ascii="Courier New" w:hAnsi="Courier New"/>
-          <w:color w:val="1F497D"/>
-          <w:sz w:val="18"/>
-        </w:rPr>
-        <w:br/>
-        <w:t xml:space="preserve">      before allowing admin to manually unlock an account.</w:t>
-      </w:r>
-      <w:r>
-        <w:rPr>
-          <w:rFonts w:ascii="Courier New" w:hAnsi="Courier New"/>
-          <w:color w:val="1F497D"/>
-          <w:sz w:val="18"/>
-        </w:rPr>
-        <w:br/>
-        <w:t xml:space="preserve">      Standard lockout behavior otherwise unchanged.</w:t>
-      </w:r>
-    </w:p>
-    <w:p>
-      <w:pPr>
-        <w:spacing w:before="40" w:after="160"/>
-      </w:pPr>
-      <w:r>
-        <w:rPr>
-          <w:rFonts w:ascii="Arial" w:hAnsi="Arial"/>
-        </w:rPr>
-        <w:t xml:space="preserve">Use case: A crash is reported on Android only — a lifecycle edge case that has nothing to do with business logic. Developer fixes </w:t>
-      </w:r>
-      <w:proofErr w:type="spellStart"/>
-      <w:r>
-        <w:rPr>
-          <w:rFonts w:ascii="Arial" w:hAnsi="Arial"/>
-        </w:rPr>
-        <w:t>UserService.intent</w:t>
-      </w:r>
-      <w:proofErr w:type="spellEnd"/>
-      <w:r>
-        <w:rPr>
-          <w:rFonts w:ascii="Arial" w:hAnsi="Arial"/>
-        </w:rPr>
-        <w:t xml:space="preserve"> in the Android folder only. iOS is untouched. Business logic is untouched. The fix is scoped exactly to where the problem lives.</w:t>
+        <w:t>Use case: A crash is reported on Android only — a lifecycle edge case that has nothing to do with business logic. Developer fixes UserService.intent in the Android folder only. iOS is untouched. Business logic is untouched. The fix is scoped exactly to where the problem lives.</w:t>
       </w:r>
     </w:p>
     <w:p>
@@ -4482,19 +2346,7 @@
         <w:rPr>
           <w:rFonts w:ascii="Arial" w:hAnsi="Arial"/>
         </w:rPr>
-        <w:t xml:space="preserve">A critical distinction in </w:t>
-      </w:r>
-      <w:r>
-        <w:rPr>
-          <w:rFonts w:ascii="Arial" w:hAnsi="Arial"/>
-        </w:rPr>
-        <w:t>IOP</w:t>
-      </w:r>
-      <w:r>
-        <w:rPr>
-          <w:rFonts w:ascii="Arial" w:hAnsi="Arial"/>
-        </w:rPr>
-        <w:t xml:space="preserve"> is between being the source of input for an intent file and being its ongoing maintainer. These are often different people with different levels of technical involvement. No role is asked to own a file outside their domain — they contribute their knowledge to it. The developer who maintains the file translates that knowledge into the structured intent format.</w:t>
+        <w:t>A critical distinction in IOP is between being the source of input for an intent file and being its ongoing maintainer. These are often different people with different levels of technical involvement. No role is asked to own a file outside their domain — they contribute their knowledge to it. The developer who maintains the file translates that knowledge into the structured intent format.</w:t>
       </w:r>
     </w:p>
     <w:tbl>
@@ -4634,8 +2486,6 @@
             <w:pPr>
               <w:spacing w:before="80" w:after="80"/>
             </w:pPr>
-            <w:proofErr w:type="spellStart"/>
-            <w:proofErr w:type="gramStart"/>
             <w:r>
               <w:rPr>
                 <w:rFonts w:ascii="Arial" w:hAnsi="Arial"/>
@@ -4643,8 +2493,6 @@
               </w:rPr>
               <w:t>project.intent</w:t>
             </w:r>
-            <w:proofErr w:type="spellEnd"/>
-            <w:proofErr w:type="gramEnd"/>
           </w:p>
         </w:tc>
         <w:tc>
@@ -4733,8 +2581,6 @@
             <w:pPr>
               <w:spacing w:before="80" w:after="80"/>
             </w:pPr>
-            <w:proofErr w:type="spellStart"/>
-            <w:proofErr w:type="gramStart"/>
             <w:r>
               <w:rPr>
                 <w:rFonts w:ascii="Arial" w:hAnsi="Arial"/>
@@ -4742,8 +2588,6 @@
               </w:rPr>
               <w:t>module.intent</w:t>
             </w:r>
-            <w:proofErr w:type="spellEnd"/>
-            <w:proofErr w:type="gramEnd"/>
           </w:p>
         </w:tc>
         <w:tc>
@@ -4832,8 +2676,6 @@
             <w:pPr>
               <w:spacing w:before="80" w:after="80"/>
             </w:pPr>
-            <w:proofErr w:type="spellStart"/>
-            <w:proofErr w:type="gramStart"/>
             <w:r>
               <w:rPr>
                 <w:rFonts w:ascii="Arial" w:hAnsi="Arial"/>
@@ -4841,8 +2683,6 @@
               </w:rPr>
               <w:t>language.intent</w:t>
             </w:r>
-            <w:proofErr w:type="spellEnd"/>
-            <w:proofErr w:type="gramEnd"/>
           </w:p>
         </w:tc>
         <w:tc>
@@ -4931,8 +2771,6 @@
             <w:pPr>
               <w:spacing w:before="80" w:after="80"/>
             </w:pPr>
-            <w:proofErr w:type="spellStart"/>
-            <w:proofErr w:type="gramStart"/>
             <w:r>
               <w:rPr>
                 <w:rFonts w:ascii="Arial" w:hAnsi="Arial"/>
@@ -4940,8 +2778,6 @@
               </w:rPr>
               <w:t>component.intent</w:t>
             </w:r>
-            <w:proofErr w:type="spellEnd"/>
-            <w:proofErr w:type="gramEnd"/>
           </w:p>
         </w:tc>
         <w:tc>
@@ -5027,53 +2863,7 @@
         <w:rPr>
           <w:rFonts w:ascii="Arial" w:hAnsi="Arial"/>
         </w:rPr>
-        <w:t xml:space="preserve">The architect is the source of architectural decisions — they define what goes into </w:t>
-      </w:r>
-      <w:proofErr w:type="spellStart"/>
-      <w:proofErr w:type="gramStart"/>
-      <w:r>
-        <w:rPr>
-          <w:rFonts w:ascii="Arial" w:hAnsi="Arial"/>
-        </w:rPr>
-        <w:t>project.intent</w:t>
-      </w:r>
-      <w:proofErr w:type="spellEnd"/>
-      <w:proofErr w:type="gramEnd"/>
-      <w:r>
-        <w:rPr>
-          <w:rFonts w:ascii="Arial" w:hAnsi="Arial"/>
-        </w:rPr>
-        <w:t xml:space="preserve">. The BA is the source of business logic — their requirements, user journeys, and acceptance criteria are the input for </w:t>
-      </w:r>
-      <w:proofErr w:type="spellStart"/>
-      <w:proofErr w:type="gramStart"/>
-      <w:r>
-        <w:rPr>
-          <w:rFonts w:ascii="Arial" w:hAnsi="Arial"/>
-        </w:rPr>
-        <w:t>module.intent</w:t>
-      </w:r>
-      <w:proofErr w:type="spellEnd"/>
-      <w:proofErr w:type="gramEnd"/>
-      <w:r>
-        <w:rPr>
-          <w:rFonts w:ascii="Arial" w:hAnsi="Arial"/>
-        </w:rPr>
-        <w:t xml:space="preserve">. Neither is asked to maintain a file format outside their expertise. The developer translates and structures that input into the </w:t>
-      </w:r>
-      <w:proofErr w:type="gramStart"/>
-      <w:r>
-        <w:rPr>
-          <w:rFonts w:ascii="Arial" w:hAnsi="Arial"/>
-        </w:rPr>
-        <w:t>correct .intent</w:t>
-      </w:r>
-      <w:proofErr w:type="gramEnd"/>
-      <w:r>
-        <w:rPr>
-          <w:rFonts w:ascii="Arial" w:hAnsi="Arial"/>
-        </w:rPr>
-        <w:t xml:space="preserve"> format. The source provides the knowledge. The maintainer ensures it is correctly captured.</w:t>
+        <w:t>The architect is the source of architectural decisions — they define what goes into project.intent. The BA is the source of business logic — their requirements, user journeys, and acceptance criteria are the input for module.intent. Neither is asked to maintain a file format outside their expertise. The developer translates and structures that input into the correct .intent format. The source provides the knowledge. The maintainer ensures it is correctly captured.</w:t>
       </w:r>
     </w:p>
     <w:p>
@@ -5092,15 +2882,7 @@
           <w:color w:val="1E4E79"/>
         </w:rPr>
         <w:lastRenderedPageBreak/>
-        <w:t>IOP</w:t>
-      </w:r>
-      <w:r>
-        <w:rPr>
-          <w:rFonts w:ascii="Arial" w:hAnsi="Arial"/>
-          <w:i/>
-          <w:color w:val="1E4E79"/>
-        </w:rPr>
-        <w:t xml:space="preserve"> removes the broken telephone between business requirements and implementation by making business intent an explicit, structured, version-controlled input — not a vague Confluence page that gets interpreted differently by every developer who reads it.</w:t>
+        <w:t>IOP removes the broken telephone between business requirements and implementation by making business intent an explicit, structured, version-controlled input — not a vague Confluence page that gets interpreted differently by every developer who reads it.</w:t>
       </w:r>
     </w:p>
     <w:p>
@@ -5117,25 +2899,7 @@
           <w:color w:val="1E4E79"/>
           <w:sz w:val="40"/>
         </w:rPr>
-        <w:t xml:space="preserve">7. How </w:t>
-      </w:r>
-      <w:r>
-        <w:rPr>
-          <w:rFonts w:ascii="Arial" w:hAnsi="Arial"/>
-          <w:b/>
-          <w:color w:val="1E4E79"/>
-          <w:sz w:val="40"/>
-        </w:rPr>
-        <w:t>IOP</w:t>
-      </w:r>
-      <w:r>
-        <w:rPr>
-          <w:rFonts w:ascii="Arial" w:hAnsi="Arial"/>
-          <w:b/>
-          <w:color w:val="1E4E79"/>
-          <w:sz w:val="40"/>
-        </w:rPr>
-        <w:t xml:space="preserve"> Compares to Existing Paradigms</w:t>
+        <w:t>7. How IOP Compares to Existing Paradigms</w:t>
       </w:r>
     </w:p>
     <w:tbl>
@@ -5583,17 +3347,8 @@
                 <w:rFonts w:ascii="Arial" w:hAnsi="Arial"/>
                 <w:sz w:val="20"/>
               </w:rPr>
-              <w:t xml:space="preserve">Expected </w:t>
+              <w:t>Expected behaviour</w:t>
             </w:r>
-            <w:proofErr w:type="spellStart"/>
-            <w:r>
-              <w:rPr>
-                <w:rFonts w:ascii="Arial" w:hAnsi="Arial"/>
-                <w:sz w:val="20"/>
-              </w:rPr>
-              <w:t>behaviour</w:t>
-            </w:r>
-            <w:proofErr w:type="spellEnd"/>
           </w:p>
         </w:tc>
         <w:tc>
@@ -5764,21 +3519,7 @@
                 <w:rFonts w:ascii="Arial" w:hAnsi="Arial"/>
                 <w:sz w:val="20"/>
               </w:rPr>
-              <w:t>Intent-Oriented (</w:t>
-            </w:r>
-            <w:r>
-              <w:rPr>
-                <w:rFonts w:ascii="Arial" w:hAnsi="Arial"/>
-                <w:sz w:val="20"/>
-              </w:rPr>
-              <w:t>IOP</w:t>
-            </w:r>
-            <w:r>
-              <w:rPr>
-                <w:rFonts w:ascii="Arial" w:hAnsi="Arial"/>
-                <w:sz w:val="20"/>
-              </w:rPr>
-              <w:t>)</w:t>
+              <w:t>Intent-Oriented (IOP)</w:t>
             </w:r>
           </w:p>
         </w:tc>
@@ -5809,21 +3550,12 @@
             <w:pPr>
               <w:spacing w:before="80" w:after="80"/>
             </w:pPr>
-            <w:proofErr w:type="gramStart"/>
             <w:r>
               <w:rPr>
                 <w:rFonts w:ascii="Arial" w:hAnsi="Arial"/>
                 <w:sz w:val="20"/>
               </w:rPr>
-              <w:t>In .intent</w:t>
-            </w:r>
-            <w:proofErr w:type="gramEnd"/>
-            <w:r>
-              <w:rPr>
-                <w:rFonts w:ascii="Arial" w:hAnsi="Arial"/>
-                <w:sz w:val="20"/>
-              </w:rPr>
-              <w:t xml:space="preserve"> files</w:t>
+              <w:t>In .intent files</w:t>
             </w:r>
           </w:p>
         </w:tc>
@@ -5874,55 +3606,95 @@
         <w:rPr>
           <w:rFonts w:ascii="Arial" w:hAnsi="Arial"/>
         </w:rPr>
-        <w:t>IOP</w:t>
-      </w:r>
-      <w:r>
-        <w:rPr>
-          <w:rFonts w:ascii="Arial" w:hAnsi="Arial"/>
-        </w:rPr>
-        <w:t xml:space="preserve"> does not replace any of these paradigms. It sits one level above them. Inside a </w:t>
-      </w:r>
-      <w:proofErr w:type="spellStart"/>
-      <w:proofErr w:type="gramStart"/>
-      <w:r>
-        <w:rPr>
-          <w:rFonts w:ascii="Arial" w:hAnsi="Arial"/>
-        </w:rPr>
-        <w:t>component.intent</w:t>
-      </w:r>
-      <w:proofErr w:type="spellEnd"/>
-      <w:proofErr w:type="gramEnd"/>
-      <w:r>
-        <w:rPr>
-          <w:rFonts w:ascii="Arial" w:hAnsi="Arial"/>
-        </w:rPr>
-        <w:t xml:space="preserve"> file a developer can still specify that OOP patterns should be used, or that functional composition is preferred. </w:t>
-      </w:r>
-      <w:r>
-        <w:rPr>
-          <w:rFonts w:ascii="Arial" w:hAnsi="Arial"/>
-        </w:rPr>
-        <w:t>IOP</w:t>
-      </w:r>
-      <w:r>
-        <w:rPr>
-          <w:rFonts w:ascii="Arial" w:hAnsi="Arial"/>
-        </w:rPr>
-        <w:t xml:space="preserve"> defines what the system should do. The paradigm defines how the code should be </w:t>
-      </w:r>
-      <w:proofErr w:type="spellStart"/>
-      <w:r>
-        <w:rPr>
-          <w:rFonts w:ascii="Arial" w:hAnsi="Arial"/>
-        </w:rPr>
-        <w:t>organised</w:t>
-      </w:r>
-      <w:proofErr w:type="spellEnd"/>
-      <w:r>
-        <w:rPr>
-          <w:rFonts w:ascii="Arial" w:hAnsi="Arial"/>
-        </w:rPr>
-        <w:t xml:space="preserve"> to do it.</w:t>
+        <w:t>IOP does not replace any of these paradigms. It sits one level above them. Inside a component.intent file a developer can still specify that OOP patterns should be used, or that functional composition is preferred. IOP defines what the system should do. The paradigm defines how the code should be organised to do it.</w:t>
+      </w:r>
+    </w:p>
+    <w:p>
+      <w:pPr>
+        <w:spacing w:before="280" w:after="120"/>
+      </w:pPr>
+      <w:r>
+        <w:rPr>
+          <w:rFonts w:ascii="Arial" w:hAnsi="Arial"/>
+          <w:b/>
+          <w:color w:val="2F75B5"/>
+          <w:sz w:val="30"/>
+        </w:rPr>
+        <w:t>How IOP Differs From Cursor Rules and CLAUDE.md</w:t>
+      </w:r>
+    </w:p>
+    <w:p>
+      <w:pPr>
+        <w:spacing w:before="40" w:after="160"/>
+      </w:pPr>
+      <w:r>
+        <w:rPr>
+          <w:rFonts w:ascii="Arial" w:hAnsi="Arial"/>
+        </w:rPr>
+        <w:t>Tools like Cursor Rules and CLAUDE.md already let teams persist some standards and context across sessions. They are a step in the right direction and worth acknowledging. But they operate at the prompt level — a hint passed to one specific AI tool, not a structured artefact the whole team owns. They are tied to the IDE or AI tool they were written for. They have no inheritance model. A rule in a Cursor Rules file does not automatically propagate to every component, every language, or every developer’s environment. They are not version-controlled as the source of truth — they are configuration files at best.</w:t>
+      </w:r>
+    </w:p>
+    <w:p>
+      <w:pPr>
+        <w:spacing w:before="40" w:after="160"/>
+      </w:pPr>
+      <w:r>
+        <w:rPr>
+          <w:rFonts w:ascii="Arial" w:hAnsi="Arial"/>
+        </w:rPr>
+        <w:t xml:space="preserve">IOP goes further on four dimensions. Intent is </w:t>
+      </w:r>
+      <w:r>
+        <w:rPr>
+          <w:rFonts w:ascii="Arial" w:hAnsi="Arial"/>
+          <w:b/>
+        </w:rPr>
+        <w:t>layered and inherited</w:t>
+      </w:r>
+      <w:r>
+        <w:rPr>
+          <w:rFonts w:ascii="Arial" w:hAnsi="Arial"/>
+        </w:rPr>
+        <w:t xml:space="preserve"> — a security rule declared once in project.intent propagates to every component automatically. It is </w:t>
+      </w:r>
+      <w:r>
+        <w:rPr>
+          <w:rFonts w:ascii="Arial" w:hAnsi="Arial"/>
+          <w:b/>
+        </w:rPr>
+        <w:t>AI-model agnostic</w:t>
+      </w:r>
+      <w:r>
+        <w:rPr>
+          <w:rFonts w:ascii="Arial" w:hAnsi="Arial"/>
+        </w:rPr>
+        <w:t xml:space="preserve"> — the same .intent files compile with Claude, Gemini, Copilot, or a local Ollama model without modification. It is </w:t>
+      </w:r>
+      <w:r>
+        <w:rPr>
+          <w:rFonts w:ascii="Arial" w:hAnsi="Arial"/>
+          <w:b/>
+        </w:rPr>
+        <w:t>version-controlled as the source of truth</w:t>
+      </w:r>
+      <w:r>
+        <w:rPr>
+          <w:rFonts w:ascii="Arial" w:hAnsi="Arial"/>
+        </w:rPr>
+        <w:t xml:space="preserve"> — not a supplement to the codebase but the origin of it. And it is </w:t>
+      </w:r>
+      <w:r>
+        <w:rPr>
+          <w:rFonts w:ascii="Arial" w:hAnsi="Arial"/>
+          <w:b/>
+        </w:rPr>
+        <w:t>team-owned across roles</w:t>
+      </w:r>
+      <w:r>
+        <w:rPr>
+          <w:rFonts w:ascii="Arial" w:hAnsi="Arial"/>
+        </w:rPr>
+        <w:t xml:space="preserve"> — architects, BAs, lead engineers, and developers each own their layer. A rules file tells the AI what to prefer. An intent file is what the system is supposed to be.</w:t>
       </w:r>
     </w:p>
     <w:p>
@@ -5939,25 +3711,7 @@
           <w:color w:val="1E4E79"/>
           <w:sz w:val="40"/>
         </w:rPr>
-        <w:t xml:space="preserve">8. </w:t>
-      </w:r>
-      <w:r>
-        <w:rPr>
-          <w:rFonts w:ascii="Arial" w:hAnsi="Arial"/>
-          <w:b/>
-          <w:color w:val="1E4E79"/>
-          <w:sz w:val="40"/>
-        </w:rPr>
-        <w:t>IOP</w:t>
-      </w:r>
-      <w:r>
-        <w:rPr>
-          <w:rFonts w:ascii="Arial" w:hAnsi="Arial"/>
-          <w:b/>
-          <w:color w:val="1E4E79"/>
-          <w:sz w:val="40"/>
-        </w:rPr>
-        <w:t xml:space="preserve"> Without Any Tool</w:t>
+        <w:t>8. IOP Without Any Tool</w:t>
       </w:r>
     </w:p>
     <w:p>
@@ -5968,13 +3722,7 @@
         <w:rPr>
           <w:rFonts w:ascii="Arial" w:hAnsi="Arial"/>
         </w:rPr>
-        <w:t>IOP</w:t>
-      </w:r>
-      <w:r>
-        <w:rPr>
-          <w:rFonts w:ascii="Arial" w:hAnsi="Arial"/>
-        </w:rPr>
-        <w:t xml:space="preserve"> as a methodology requires no tool to implement. A team can adopt it today with nothing more than a text editor and a folder convention. The value is in the discipline, not the tooling.</w:t>
+        <w:t>IOP as a methodology requires no tool to implement. A team can adopt it today with nothing more than a text editor and a folder convention. The value is in the discipline, not the tooling.</w:t>
       </w:r>
     </w:p>
     <w:p>
@@ -5985,19 +3733,7 @@
         <w:rPr>
           <w:rFonts w:ascii="Arial" w:hAnsi="Arial"/>
         </w:rPr>
-        <w:t xml:space="preserve">A team practicing </w:t>
-      </w:r>
-      <w:r>
-        <w:rPr>
-          <w:rFonts w:ascii="Arial" w:hAnsi="Arial"/>
-        </w:rPr>
-        <w:t>IOP</w:t>
-      </w:r>
-      <w:r>
-        <w:rPr>
-          <w:rFonts w:ascii="Arial" w:hAnsi="Arial"/>
-        </w:rPr>
-        <w:t xml:space="preserve"> without tools would:</w:t>
+        <w:t>A team practicing IOP without tools would:</w:t>
       </w:r>
     </w:p>
     <w:p>
@@ -6023,23 +3759,7 @@
         <w:rPr>
           <w:rFonts w:ascii="Arial" w:hAnsi="Arial"/>
         </w:rPr>
-        <w:t xml:space="preserve">Write a </w:t>
-      </w:r>
-      <w:proofErr w:type="spellStart"/>
-      <w:proofErr w:type="gramStart"/>
-      <w:r>
-        <w:rPr>
-          <w:rFonts w:ascii="Arial" w:hAnsi="Arial"/>
-        </w:rPr>
-        <w:t>project.intent</w:t>
-      </w:r>
-      <w:proofErr w:type="spellEnd"/>
-      <w:proofErr w:type="gramEnd"/>
-      <w:r>
-        <w:rPr>
-          <w:rFonts w:ascii="Arial" w:hAnsi="Arial"/>
-        </w:rPr>
-        <w:t xml:space="preserve"> file collaboratively with the architect</w:t>
+        <w:t>Write a project.intent file collaboratively with the architect</w:t>
       </w:r>
     </w:p>
     <w:p>
@@ -6052,23 +3772,7 @@
         <w:rPr>
           <w:rFonts w:ascii="Arial" w:hAnsi="Arial"/>
         </w:rPr>
-        <w:t xml:space="preserve">For each feature, write a </w:t>
-      </w:r>
-      <w:proofErr w:type="spellStart"/>
-      <w:proofErr w:type="gramStart"/>
-      <w:r>
-        <w:rPr>
-          <w:rFonts w:ascii="Arial" w:hAnsi="Arial"/>
-        </w:rPr>
-        <w:t>module.intent</w:t>
-      </w:r>
-      <w:proofErr w:type="spellEnd"/>
-      <w:proofErr w:type="gramEnd"/>
-      <w:r>
-        <w:rPr>
-          <w:rFonts w:ascii="Arial" w:hAnsi="Arial"/>
-        </w:rPr>
-        <w:t xml:space="preserve"> file before writing any code</w:t>
+        <w:t>For each feature, write a module.intent file before writing any code</w:t>
       </w:r>
     </w:p>
     <w:p>
@@ -6081,23 +3785,7 @@
         <w:rPr>
           <w:rFonts w:ascii="Arial" w:hAnsi="Arial"/>
         </w:rPr>
-        <w:t xml:space="preserve">Write a </w:t>
-      </w:r>
-      <w:proofErr w:type="spellStart"/>
-      <w:proofErr w:type="gramStart"/>
-      <w:r>
-        <w:rPr>
-          <w:rFonts w:ascii="Arial" w:hAnsi="Arial"/>
-        </w:rPr>
-        <w:t>language.intent</w:t>
-      </w:r>
-      <w:proofErr w:type="spellEnd"/>
-      <w:proofErr w:type="gramEnd"/>
-      <w:r>
-        <w:rPr>
-          <w:rFonts w:ascii="Arial" w:hAnsi="Arial"/>
-        </w:rPr>
-        <w:t xml:space="preserve"> file per platform defining team conventions</w:t>
+        <w:t>Write a language.intent file per platform defining team conventions</w:t>
       </w:r>
     </w:p>
     <w:p>
@@ -6110,23 +3798,7 @@
         <w:rPr>
           <w:rFonts w:ascii="Arial" w:hAnsi="Arial"/>
         </w:rPr>
-        <w:t xml:space="preserve">Write a </w:t>
-      </w:r>
-      <w:proofErr w:type="spellStart"/>
-      <w:proofErr w:type="gramStart"/>
-      <w:r>
-        <w:rPr>
-          <w:rFonts w:ascii="Arial" w:hAnsi="Arial"/>
-        </w:rPr>
-        <w:t>component.intent</w:t>
-      </w:r>
-      <w:proofErr w:type="spellEnd"/>
-      <w:proofErr w:type="gramEnd"/>
-      <w:r>
-        <w:rPr>
-          <w:rFonts w:ascii="Arial" w:hAnsi="Arial"/>
-        </w:rPr>
-        <w:t xml:space="preserve"> file per component before implementation</w:t>
+        <w:t>Write a component.intent file per component before implementation</w:t>
       </w:r>
     </w:p>
     <w:p>
@@ -6164,11 +3836,6 @@
           <w:rFonts w:ascii="Arial" w:hAnsi="Arial"/>
         </w:rPr>
         <w:t xml:space="preserve">This alone would eliminate most of the communication failures that plague software teams. Misunderstood requirements, undocumented architectural decisions, inconsistent coding </w:t>
-      </w:r>
-      <w:r>
-        <w:rPr>
-          <w:rFonts w:ascii="Arial" w:hAnsi="Arial"/>
-        </w:rPr>
         <w:lastRenderedPageBreak/>
         <w:t>patterns, knowledge locked in one person's head — all of these are problems that explicit layered intent solves regardless of whether any AI tool ever touches the project.</w:t>
       </w:r>
@@ -6188,23 +3855,7 @@
           <w:i/>
           <w:color w:val="1E4E79"/>
         </w:rPr>
-        <w:t xml:space="preserve">The tool makes </w:t>
-      </w:r>
-      <w:r>
-        <w:rPr>
-          <w:rFonts w:ascii="Arial" w:hAnsi="Arial"/>
-          <w:i/>
-          <w:color w:val="1E4E79"/>
-        </w:rPr>
-        <w:t>IOP</w:t>
-      </w:r>
-      <w:r>
-        <w:rPr>
-          <w:rFonts w:ascii="Arial" w:hAnsi="Arial"/>
-          <w:i/>
-          <w:color w:val="1E4E79"/>
-        </w:rPr>
-        <w:t xml:space="preserve"> effortless. The methodology makes software teams coherent. Both have independent value.</w:t>
+        <w:t>The tool makes IOP effortless. The methodology makes software teams coherent. Both have independent value.</w:t>
       </w:r>
     </w:p>
     <w:p>
@@ -6221,25 +3872,7 @@
           <w:color w:val="1E4E79"/>
           <w:sz w:val="40"/>
         </w:rPr>
-        <w:t xml:space="preserve">9. </w:t>
-      </w:r>
-      <w:r>
-        <w:rPr>
-          <w:rFonts w:ascii="Arial" w:hAnsi="Arial"/>
-          <w:b/>
-          <w:color w:val="1E4E79"/>
-          <w:sz w:val="40"/>
-        </w:rPr>
-        <w:t>IOP</w:t>
-      </w:r>
-      <w:r>
-        <w:rPr>
-          <w:rFonts w:ascii="Arial" w:hAnsi="Arial"/>
-          <w:b/>
-          <w:color w:val="1E4E79"/>
-          <w:sz w:val="40"/>
-        </w:rPr>
-        <w:t xml:space="preserve"> as the Foundation for Autonomous AI Development</w:t>
+        <w:t>9. IOP as the Foundation for Autonomous AI Development</w:t>
       </w:r>
     </w:p>
     <w:p>
@@ -6250,21 +3883,7 @@
         <w:rPr>
           <w:rFonts w:ascii="Arial" w:hAnsi="Arial"/>
         </w:rPr>
-        <w:t xml:space="preserve">The frustrations documented in Section 1b describe how AI works today — as an assistant </w:t>
-      </w:r>
-      <w:proofErr w:type="spellStart"/>
-      <w:r>
-        <w:rPr>
-          <w:rFonts w:ascii="Arial" w:hAnsi="Arial"/>
-        </w:rPr>
-        <w:t>you</w:t>
-      </w:r>
-      <w:proofErr w:type="spellEnd"/>
-      <w:r>
-        <w:rPr>
-          <w:rFonts w:ascii="Arial" w:hAnsi="Arial"/>
-        </w:rPr>
-        <w:t xml:space="preserve"> prompt manually, session by session. The future of AI in software development is different. It is autonomous agents that can maintain, extend, and evolve a codebase given a high-level instruction — the way a senior developer would be briefed on a task and trusted to execute it correctly.</w:t>
+        <w:t>The frustrations documented in Section 1b describe how AI works today — as an assistant you prompt manually, session by session. The future of AI in software development is different. It is autonomous agents that can maintain, extend, and evolve a codebase given a high-level instruction — the way a senior developer would be briefed on a task and trusted to execute it correctly.</w:t>
       </w:r>
     </w:p>
     <w:p>
@@ -6289,7 +3908,7 @@
           <w:color w:val="2F75B5"/>
           <w:sz w:val="30"/>
         </w:rPr>
-        <w:t>Why Training on Code Doesn't Scale</w:t>
+        <w:t>Why Processing Entire Codebases as Context Doesn’t Scale</w:t>
       </w:r>
     </w:p>
     <w:p>
@@ -6300,7 +3919,7 @@
         <w:rPr>
           <w:rFonts w:ascii="Arial" w:hAnsi="Arial"/>
         </w:rPr>
-        <w:t>The intuitive approach to integrating AI with a codebase is to train it on the codebase. But this approach fails at the scale of real projects for fundamental reasons:</w:t>
+        <w:t>The intuitive approach to integrating AI with a codebase is to feed it the entire codebase as context. But this approach fails at the scale of real projects for fundamental reasons:</w:t>
       </w:r>
     </w:p>
     <w:p>
@@ -6320,7 +3939,7 @@
         <w:rPr>
           <w:rFonts w:ascii="Arial" w:hAnsi="Arial"/>
         </w:rPr>
-        <w:t>A production codebase changes daily. Retraining frequently enough to stay current is computationally infeasible and prohibitively expensive at scale.</w:t>
+        <w:t>A production codebase changes daily. Reloading the entire codebase as context on every session is expensive, slow, and scales poorly as codebases grow.</w:t>
       </w:r>
     </w:p>
     <w:p>
@@ -6385,19 +4004,7 @@
         <w:rPr>
           <w:rFonts w:ascii="Arial" w:hAnsi="Arial"/>
         </w:rPr>
-        <w:t xml:space="preserve">The alternative is not better training. It is structured navigation. Rather than asking an agent to explore an entire codebase and build its own understanding, </w:t>
-      </w:r>
-      <w:r>
-        <w:rPr>
-          <w:rFonts w:ascii="Arial" w:hAnsi="Arial"/>
-        </w:rPr>
-        <w:t>IOP</w:t>
-      </w:r>
-      <w:r>
-        <w:rPr>
-          <w:rFonts w:ascii="Arial" w:hAnsi="Arial"/>
-        </w:rPr>
-        <w:t xml:space="preserve"> gives the agent a map and a starting point.</w:t>
+        <w:t>The alternative is not better training. It is structured navigation. Rather than asking an agent to explore an entire codebase and build its own understanding, IOP gives the agent a map and a starting point.</w:t>
       </w:r>
     </w:p>
     <w:p>
@@ -6413,180 +4020,21 @@
           <w:sz w:val="18"/>
         </w:rPr>
         <w:t>Agent receives instruction: 'Add email notification on account lockout'</w:t>
-      </w:r>
-      <w:r>
-        <w:rPr>
-          <w:rFonts w:ascii="Courier New" w:hAnsi="Courier New"/>
-          <w:color w:val="1F497D"/>
-          <w:sz w:val="18"/>
-        </w:rPr>
         <w:br/>
         <w:t xml:space="preserve">    ↓</w:t>
-      </w:r>
-      <w:r>
-        <w:rPr>
-          <w:rFonts w:ascii="Courier New" w:hAnsi="Courier New"/>
-          <w:color w:val="1F497D"/>
-          <w:sz w:val="18"/>
-        </w:rPr>
         <w:br/>
-        <w:t xml:space="preserve">Navigates to </w:t>
-      </w:r>
-      <w:proofErr w:type="spellStart"/>
-      <w:proofErr w:type="gramStart"/>
-      <w:r>
-        <w:rPr>
-          <w:rFonts w:ascii="Courier New" w:hAnsi="Courier New"/>
-          <w:color w:val="1F497D"/>
-          <w:sz w:val="18"/>
-        </w:rPr>
-        <w:t>project.intent</w:t>
-      </w:r>
-      <w:proofErr w:type="spellEnd"/>
-      <w:proofErr w:type="gramEnd"/>
-      <w:r>
-        <w:rPr>
-          <w:rFonts w:ascii="Courier New" w:hAnsi="Courier New"/>
-          <w:color w:val="1F497D"/>
-          <w:sz w:val="18"/>
-        </w:rPr>
-        <w:t xml:space="preserve">        → understands org-wide rules and standards</w:t>
-      </w:r>
-      <w:r>
-        <w:rPr>
-          <w:rFonts w:ascii="Courier New" w:hAnsi="Courier New"/>
-          <w:color w:val="1F497D"/>
-          <w:sz w:val="18"/>
-        </w:rPr>
+        <w:t>Navigates to project.intent        → understands org-wide rules and standards</w:t>
         <w:br/>
         <w:t xml:space="preserve">    ↓</w:t>
-      </w:r>
-      <w:r>
-        <w:rPr>
-          <w:rFonts w:ascii="Courier New" w:hAnsi="Courier New"/>
-          <w:color w:val="1F497D"/>
-          <w:sz w:val="18"/>
-        </w:rPr>
         <w:br/>
-        <w:t xml:space="preserve">Finds </w:t>
-      </w:r>
-      <w:proofErr w:type="spellStart"/>
-      <w:proofErr w:type="gramStart"/>
-      <w:r>
-        <w:rPr>
-          <w:rFonts w:ascii="Courier New" w:hAnsi="Courier New"/>
-          <w:color w:val="1F497D"/>
-          <w:sz w:val="18"/>
-        </w:rPr>
-        <w:t>module.intent</w:t>
-      </w:r>
-      <w:proofErr w:type="spellEnd"/>
-      <w:proofErr w:type="gramEnd"/>
-      <w:r>
-        <w:rPr>
-          <w:rFonts w:ascii="Courier New" w:hAnsi="Courier New"/>
-          <w:color w:val="1F497D"/>
-          <w:sz w:val="18"/>
-        </w:rPr>
-        <w:t xml:space="preserve"> for </w:t>
-      </w:r>
-      <w:proofErr w:type="spellStart"/>
-      <w:r>
-        <w:rPr>
-          <w:rFonts w:ascii="Courier New" w:hAnsi="Courier New"/>
-          <w:color w:val="1F497D"/>
-          <w:sz w:val="18"/>
-        </w:rPr>
-        <w:t>UserService</w:t>
-      </w:r>
-      <w:proofErr w:type="spellEnd"/>
-      <w:r>
-        <w:rPr>
-          <w:rFonts w:ascii="Courier New" w:hAnsi="Courier New"/>
-          <w:color w:val="1F497D"/>
-          <w:sz w:val="18"/>
-        </w:rPr>
-        <w:t xml:space="preserve"> → understands account lockout business logic</w:t>
-      </w:r>
-      <w:r>
-        <w:rPr>
-          <w:rFonts w:ascii="Courier New" w:hAnsi="Courier New"/>
-          <w:color w:val="1F497D"/>
-          <w:sz w:val="18"/>
-        </w:rPr>
+        <w:t>Finds module.intent for UserService → understands account lockout business logic</w:t>
         <w:br/>
         <w:t xml:space="preserve">    ↓  </w:t>
-      </w:r>
-      <w:r>
-        <w:rPr>
-          <w:rFonts w:ascii="Courier New" w:hAnsi="Courier New"/>
-          <w:color w:val="1F497D"/>
-          <w:sz w:val="18"/>
-        </w:rPr>
         <w:br/>
-        <w:t xml:space="preserve">Locates </w:t>
-      </w:r>
-      <w:proofErr w:type="spellStart"/>
-      <w:proofErr w:type="gramStart"/>
-      <w:r>
-        <w:rPr>
-          <w:rFonts w:ascii="Courier New" w:hAnsi="Courier New"/>
-          <w:color w:val="1F497D"/>
-          <w:sz w:val="18"/>
-        </w:rPr>
-        <w:t>component.intent</w:t>
-      </w:r>
-      <w:proofErr w:type="spellEnd"/>
-      <w:proofErr w:type="gramEnd"/>
-      <w:r>
-        <w:rPr>
-          <w:rFonts w:ascii="Courier New" w:hAnsi="Courier New"/>
-          <w:color w:val="1F497D"/>
-          <w:sz w:val="18"/>
-        </w:rPr>
-        <w:t xml:space="preserve"> (</w:t>
-      </w:r>
-      <w:proofErr w:type="gramStart"/>
-      <w:r>
-        <w:rPr>
-          <w:rFonts w:ascii="Courier New" w:hAnsi="Courier New"/>
-          <w:color w:val="1F497D"/>
-          <w:sz w:val="18"/>
-        </w:rPr>
-        <w:t>Android)  →</w:t>
-      </w:r>
-      <w:proofErr w:type="gramEnd"/>
-      <w:r>
-        <w:rPr>
-          <w:rFonts w:ascii="Courier New" w:hAnsi="Courier New"/>
-          <w:color w:val="1F497D"/>
-          <w:sz w:val="18"/>
-        </w:rPr>
-        <w:t xml:space="preserve"> understands platform-specific implementation</w:t>
-      </w:r>
-      <w:r>
-        <w:rPr>
-          <w:rFonts w:ascii="Courier New" w:hAnsi="Courier New"/>
-          <w:color w:val="1F497D"/>
-          <w:sz w:val="18"/>
-        </w:rPr>
+        <w:t>Locates component.intent (Android)  → understands platform-specific implementation</w:t>
         <w:br/>
         <w:t xml:space="preserve">    ↓</w:t>
-      </w:r>
-      <w:r>
-        <w:rPr>
-          <w:rFonts w:ascii="Courier New" w:hAnsi="Courier New"/>
-          <w:color w:val="1F497D"/>
-          <w:sz w:val="18"/>
-        </w:rPr>
         <w:br/>
-      </w:r>
-      <w:r>
-        <w:rPr>
-          <w:rFonts w:ascii="Courier New" w:hAnsi="Courier New"/>
-          <w:color w:val="1F497D"/>
-          <w:sz w:val="18"/>
-        </w:rPr>
         <w:lastRenderedPageBreak/>
         <w:t>Makes precise, scoped change        → with full accurate context, nothing irrelevant</w:t>
       </w:r>
@@ -6599,23 +4047,7 @@
         <w:rPr>
           <w:rFonts w:ascii="Arial" w:hAnsi="Arial"/>
         </w:rPr>
-        <w:t xml:space="preserve">This is analogous to a depth-first search on a structured tree. The agent starts at the root — </w:t>
-      </w:r>
-      <w:proofErr w:type="spellStart"/>
-      <w:proofErr w:type="gramStart"/>
-      <w:r>
-        <w:rPr>
-          <w:rFonts w:ascii="Arial" w:hAnsi="Arial"/>
-        </w:rPr>
-        <w:t>project.intent</w:t>
-      </w:r>
-      <w:proofErr w:type="spellEnd"/>
-      <w:proofErr w:type="gramEnd"/>
-      <w:r>
-        <w:rPr>
-          <w:rFonts w:ascii="Arial" w:hAnsi="Arial"/>
-        </w:rPr>
-        <w:t xml:space="preserve"> — follows the structure to the relevant module, arrives at the right component with exactly the right context, and makes the precise change. Nothing irrelevant is processed. Nothing relevant is missed.</w:t>
+        <w:t>This is analogous to a depth-first search on a structured tree. The agent starts at the root — project.intent — follows the structure to the relevant module, arrives at the right component with exactly the right context, and makes the precise change. Nothing irrelevant is processed. Nothing relevant is missed.</w:t>
       </w:r>
     </w:p>
     <w:p>
@@ -6633,15 +4065,7 @@
           <w:i/>
           <w:color w:val="1E4E79"/>
         </w:rPr>
-        <w:t>IOP</w:t>
-      </w:r>
-      <w:r>
-        <w:rPr>
-          <w:rFonts w:ascii="Arial" w:hAnsi="Arial"/>
-          <w:i/>
-          <w:color w:val="1E4E79"/>
-        </w:rPr>
-        <w:t xml:space="preserve"> is not just a better way to work with AI today. It is the architectural foundation that makes autonomous AI development possible tomorrow. Without structured intent files, an autonomous agent navigating a real codebase is guessing. With them, it is following a map.</w:t>
+        <w:t>IOP is not just a better way to work with AI today. It is the architectural foundation that makes autonomous AI development possible tomorrow. Without structured intent files, an autonomous agent navigating a real codebase is guessing. With them, it is following a map.</w:t>
       </w:r>
     </w:p>
     <w:p>
@@ -6680,32 +4104,18 @@
         <w:rPr>
           <w:rFonts w:ascii="Arial" w:hAnsi="Arial"/>
         </w:rPr>
-        <w:t>IOP</w:t>
-      </w:r>
-      <w:r>
-        <w:rPr>
-          <w:rFonts w:ascii="Arial" w:hAnsi="Arial"/>
-        </w:rPr>
-        <w:t xml:space="preserve"> breaks this pattern permanently.</w:t>
+        <w:t>IOP breaks this pattern permanently.</w:t>
       </w:r>
     </w:p>
     <w:p>
       <w:pPr>
         <w:spacing w:before="40" w:after="160"/>
       </w:pPr>
-      <w:proofErr w:type="gramStart"/>
-      <w:r>
-        <w:rPr>
-          <w:rFonts w:ascii="Arial" w:hAnsi="Arial"/>
-        </w:rPr>
-        <w:t>.intent</w:t>
-      </w:r>
-      <w:proofErr w:type="gramEnd"/>
-      <w:r>
-        <w:rPr>
-          <w:rFonts w:ascii="Arial" w:hAnsi="Arial"/>
-        </w:rPr>
-        <w:t xml:space="preserve"> files describe what a system does in plain, human language. They have no dependency on any AI model, any framework version, or any compilation strategy. They are just intent — clear, concise, and stable.</w:t>
+      <w:r>
+        <w:rPr>
+          <w:rFonts w:ascii="Arial" w:hAnsi="Arial"/>
+        </w:rPr>
+        <w:t>.intent files describe what a system does in plain, human language. They have no dependency on any AI model, any framework version, or any compilation strategy. They are just intent — clear, concise, and stable.</w:t>
       </w:r>
     </w:p>
     <w:p>
@@ -6721,126 +4131,23 @@
           <w:sz w:val="18"/>
         </w:rPr>
         <w:t>Traditional upgrade path:</w:t>
-      </w:r>
-      <w:r>
-        <w:rPr>
-          <w:rFonts w:ascii="Courier New" w:hAnsi="Courier New"/>
-          <w:color w:val="1F497D"/>
-          <w:sz w:val="18"/>
-        </w:rPr>
         <w:br/>
         <w:t xml:space="preserve">  Framework improves → developer pays migration tax</w:t>
-      </w:r>
-      <w:r>
-        <w:rPr>
-          <w:rFonts w:ascii="Courier New" w:hAnsi="Courier New"/>
-          <w:color w:val="1F497D"/>
-          <w:sz w:val="18"/>
-        </w:rPr>
         <w:br/>
         <w:t xml:space="preserve">  Python 2 → Python 3: rewrite incompatible code</w:t>
-      </w:r>
-      <w:r>
-        <w:rPr>
-          <w:rFonts w:ascii="Courier New" w:hAnsi="Courier New"/>
-          <w:color w:val="1F497D"/>
-          <w:sz w:val="18"/>
-        </w:rPr>
         <w:br/>
         <w:t xml:space="preserve">  Angular 1 → Angular 2: near-complete rewrite</w:t>
-      </w:r>
-      <w:r>
-        <w:rPr>
-          <w:rFonts w:ascii="Courier New" w:hAnsi="Courier New"/>
-          <w:color w:val="1F497D"/>
-          <w:sz w:val="18"/>
-        </w:rPr>
         <w:br/>
         <w:t xml:space="preserve">  Java 8 → Java 21: update APIs, fix deprecations, test everything</w:t>
-      </w:r>
-      <w:r>
-        <w:rPr>
-          <w:rFonts w:ascii="Courier New" w:hAnsi="Courier New"/>
-          <w:color w:val="1F497D"/>
-          <w:sz w:val="18"/>
-        </w:rPr>
         <w:br/>
-      </w:r>
-      <w:r>
-        <w:rPr>
-          <w:rFonts w:ascii="Courier New" w:hAnsi="Courier New"/>
-          <w:color w:val="1F497D"/>
-          <w:sz w:val="18"/>
-        </w:rPr>
         <w:br/>
-      </w:r>
-      <w:r>
-        <w:rPr>
-          <w:rFonts w:ascii="Courier New" w:hAnsi="Courier New"/>
-          <w:color w:val="1F497D"/>
-          <w:sz w:val="18"/>
-        </w:rPr>
-        <w:t>IOP</w:t>
-      </w:r>
-      <w:r>
-        <w:rPr>
-          <w:rFonts w:ascii="Courier New" w:hAnsi="Courier New"/>
-          <w:color w:val="1F497D"/>
-          <w:sz w:val="18"/>
-        </w:rPr>
-        <w:t xml:space="preserve"> upgrade path:</w:t>
-      </w:r>
-      <w:r>
-        <w:rPr>
-          <w:rFonts w:ascii="Courier New" w:hAnsi="Courier New"/>
-          <w:color w:val="1F497D"/>
-          <w:sz w:val="18"/>
-        </w:rPr>
+        <w:t>IOP upgrade path:</w:t>
         <w:br/>
         <w:t xml:space="preserve">  AI model improves → AIC compiler layer updates</w:t>
-      </w:r>
-      <w:r>
-        <w:rPr>
-          <w:rFonts w:ascii="Courier New" w:hAnsi="Courier New"/>
-          <w:color w:val="1F497D"/>
-          <w:sz w:val="18"/>
-        </w:rPr>
         <w:br/>
         <w:t xml:space="preserve">  .intent files unchanged</w:t>
-      </w:r>
-      <w:r>
-        <w:rPr>
-          <w:rFonts w:ascii="Courier New" w:hAnsi="Courier New"/>
-          <w:color w:val="1F497D"/>
-          <w:sz w:val="18"/>
-        </w:rPr>
         <w:br/>
-        <w:t xml:space="preserve">  Same </w:t>
-      </w:r>
-      <w:proofErr w:type="spellStart"/>
-      <w:r>
-        <w:rPr>
-          <w:rFonts w:ascii="Courier New" w:hAnsi="Courier New"/>
-          <w:color w:val="1F497D"/>
-          <w:sz w:val="18"/>
-        </w:rPr>
-        <w:t>UserService.intent</w:t>
-      </w:r>
-      <w:proofErr w:type="spellEnd"/>
-      <w:r>
-        <w:rPr>
-          <w:rFonts w:ascii="Courier New" w:hAnsi="Courier New"/>
-          <w:color w:val="1F497D"/>
-          <w:sz w:val="18"/>
-        </w:rPr>
-        <w:t xml:space="preserve"> → dramatically better generated code</w:t>
-      </w:r>
-      <w:r>
-        <w:rPr>
-          <w:rFonts w:ascii="Courier New" w:hAnsi="Courier New"/>
-          <w:color w:val="1F497D"/>
-          <w:sz w:val="18"/>
-        </w:rPr>
+        <w:t xml:space="preserve">  Same UserService.intent → dramatically better generated code</w:t>
         <w:br/>
         <w:t xml:space="preserve">  Zero migration effort</w:t>
       </w:r>
@@ -6853,51 +4160,7 @@
         <w:rPr>
           <w:rFonts w:ascii="Arial" w:hAnsi="Arial"/>
         </w:rPr>
-        <w:t xml:space="preserve">When a better AI model is released, the AIC compiler layer updates. </w:t>
-      </w:r>
-      <w:proofErr w:type="gramStart"/>
-      <w:r>
-        <w:rPr>
-          <w:rFonts w:ascii="Arial" w:hAnsi="Arial"/>
-        </w:rPr>
-        <w:t>.intent</w:t>
-      </w:r>
-      <w:proofErr w:type="gramEnd"/>
-      <w:r>
-        <w:rPr>
-          <w:rFonts w:ascii="Arial" w:hAnsi="Arial"/>
-        </w:rPr>
-        <w:t xml:space="preserve"> files do not change. The same </w:t>
-      </w:r>
-      <w:proofErr w:type="spellStart"/>
-      <w:proofErr w:type="gramStart"/>
-      <w:r>
-        <w:rPr>
-          <w:rFonts w:ascii="Arial" w:hAnsi="Arial"/>
-        </w:rPr>
-        <w:t>component.intent</w:t>
-      </w:r>
-      <w:proofErr w:type="spellEnd"/>
-      <w:proofErr w:type="gramEnd"/>
-      <w:r>
-        <w:rPr>
-          <w:rFonts w:ascii="Arial" w:hAnsi="Arial"/>
-        </w:rPr>
-        <w:t xml:space="preserve"> that compiled to adequate code last year compiles to excellent, idiomatic, fully </w:t>
-      </w:r>
-      <w:proofErr w:type="spellStart"/>
-      <w:r>
-        <w:rPr>
-          <w:rFonts w:ascii="Arial" w:hAnsi="Arial"/>
-        </w:rPr>
-        <w:t>optimised</w:t>
-      </w:r>
-      <w:proofErr w:type="spellEnd"/>
-      <w:r>
-        <w:rPr>
-          <w:rFonts w:ascii="Arial" w:hAnsi="Arial"/>
-        </w:rPr>
-        <w:t xml:space="preserve"> code today. No migration. No deprecation warnings. No breaking changes.</w:t>
+        <w:t>When a better AI model is released, the AIC compiler layer updates. .intent files do not change. The same component.intent that compiled to adequate code last year compiles to excellent, idiomatic, fully optimised code today. No migration. No deprecation warnings. No breaking changes.</w:t>
       </w:r>
     </w:p>
     <w:p>
@@ -6915,43 +4178,7 @@
           <w:i/>
           <w:color w:val="1E4E79"/>
         </w:rPr>
-        <w:t xml:space="preserve">The effort invested in writing sharp, </w:t>
-      </w:r>
-      <w:proofErr w:type="gramStart"/>
-      <w:r>
-        <w:rPr>
-          <w:rFonts w:ascii="Arial" w:hAnsi="Arial"/>
-          <w:i/>
-          <w:color w:val="1E4E79"/>
-        </w:rPr>
-        <w:t>clear .intent</w:t>
-      </w:r>
-      <w:proofErr w:type="gramEnd"/>
-      <w:r>
-        <w:rPr>
-          <w:rFonts w:ascii="Arial" w:hAnsi="Arial"/>
-          <w:i/>
-          <w:color w:val="1E4E79"/>
-        </w:rPr>
-        <w:t xml:space="preserve"> files compounds over time rather than becoming technical debt. </w:t>
-      </w:r>
-      <w:proofErr w:type="gramStart"/>
-      <w:r>
-        <w:rPr>
-          <w:rFonts w:ascii="Arial" w:hAnsi="Arial"/>
-          <w:i/>
-          <w:color w:val="1E4E79"/>
-        </w:rPr>
-        <w:t>Your .intent</w:t>
-      </w:r>
-      <w:proofErr w:type="gramEnd"/>
-      <w:r>
-        <w:rPr>
-          <w:rFonts w:ascii="Arial" w:hAnsi="Arial"/>
-          <w:i/>
-          <w:color w:val="1E4E79"/>
-        </w:rPr>
-        <w:t xml:space="preserve"> files do not age. They just get compiled better.</w:t>
+        <w:t>The effort invested in writing sharp, clear .intent files compounds over time rather than becoming technical debt. Your .intent files do not age. They just get compiled better.</w:t>
       </w:r>
     </w:p>
     <w:p>
@@ -6963,47 +4190,7 @@
           <w:rFonts w:ascii="Arial" w:hAnsi="Arial"/>
         </w:rPr>
         <w:lastRenderedPageBreak/>
-        <w:t xml:space="preserve">The </w:t>
-      </w:r>
-      <w:proofErr w:type="gramStart"/>
-      <w:r>
-        <w:rPr>
-          <w:rFonts w:ascii="Arial" w:hAnsi="Arial"/>
-        </w:rPr>
-        <w:t>worst case</w:t>
-      </w:r>
-      <w:proofErr w:type="gramEnd"/>
-      <w:r>
-        <w:rPr>
-          <w:rFonts w:ascii="Arial" w:hAnsi="Arial"/>
-        </w:rPr>
-        <w:t xml:space="preserve"> scenario with </w:t>
-      </w:r>
-      <w:r>
-        <w:rPr>
-          <w:rFonts w:ascii="Arial" w:hAnsi="Arial"/>
-        </w:rPr>
-        <w:t>IOP</w:t>
-      </w:r>
-      <w:r>
-        <w:rPr>
-          <w:rFonts w:ascii="Arial" w:hAnsi="Arial"/>
-        </w:rPr>
-        <w:t xml:space="preserve"> is </w:t>
-      </w:r>
-      <w:proofErr w:type="gramStart"/>
-      <w:r>
-        <w:rPr>
-          <w:rFonts w:ascii="Arial" w:hAnsi="Arial"/>
-        </w:rPr>
-        <w:t>that .intent</w:t>
-      </w:r>
-      <w:proofErr w:type="gramEnd"/>
-      <w:r>
-        <w:rPr>
-          <w:rFonts w:ascii="Arial" w:hAnsi="Arial"/>
-        </w:rPr>
-        <w:t xml:space="preserve"> files sit unchanged for two years and compile dramatically better code when development resumes. That has never been true of any other investment in a technology stack.</w:t>
+        <w:t>The worst case scenario with IOP is that .intent files sit unchanged for two years and compile dramatically better code when development resumes. That has never been true of any other investment in a technology stack.</w:t>
       </w:r>
     </w:p>
     <w:p>
@@ -7020,25 +4207,7 @@
           <w:color w:val="1E4E79"/>
           <w:sz w:val="40"/>
         </w:rPr>
-        <w:t xml:space="preserve">11. Why </w:t>
-      </w:r>
-      <w:r>
-        <w:rPr>
-          <w:rFonts w:ascii="Arial" w:hAnsi="Arial"/>
-          <w:b/>
-          <w:color w:val="1E4E79"/>
-          <w:sz w:val="40"/>
-        </w:rPr>
-        <w:t>IOP</w:t>
-      </w:r>
-      <w:r>
-        <w:rPr>
-          <w:rFonts w:ascii="Arial" w:hAnsi="Arial"/>
-          <w:b/>
-          <w:color w:val="1E4E79"/>
-          <w:sz w:val="40"/>
-        </w:rPr>
-        <w:t xml:space="preserve"> Is the Future of Software Development</w:t>
+        <w:t>11. Why IOP Is the Future of Software Development</w:t>
       </w:r>
     </w:p>
     <w:p>
@@ -7049,19 +4218,7 @@
         <w:rPr>
           <w:rFonts w:ascii="Arial" w:hAnsi="Arial"/>
         </w:rPr>
-        <w:t xml:space="preserve">Three converging trends make </w:t>
-      </w:r>
-      <w:r>
-        <w:rPr>
-          <w:rFonts w:ascii="Arial" w:hAnsi="Arial"/>
-        </w:rPr>
-        <w:t>IOP</w:t>
-      </w:r>
-      <w:r>
-        <w:rPr>
-          <w:rFonts w:ascii="Arial" w:hAnsi="Arial"/>
-        </w:rPr>
-        <w:t xml:space="preserve"> not just useful but inevitable:</w:t>
+        <w:t>Three converging trends make IOP not just useful but inevitable:</w:t>
       </w:r>
     </w:p>
     <w:p>
@@ -7086,33 +4243,7 @@
         <w:rPr>
           <w:rFonts w:ascii="Arial" w:hAnsi="Arial"/>
         </w:rPr>
-        <w:t xml:space="preserve">As AI models improve, the cost of generating correct code from a clear specification approaches zero. The bottleneck shifts from writing code to specifying intent. The developer who can write precise, well-structured intent becomes more valuable than the developer who can write fast code. </w:t>
-      </w:r>
-      <w:r>
-        <w:rPr>
-          <w:rFonts w:ascii="Arial" w:hAnsi="Arial"/>
-        </w:rPr>
-        <w:t>IOP</w:t>
-      </w:r>
-      <w:r>
-        <w:rPr>
-          <w:rFonts w:ascii="Arial" w:hAnsi="Arial"/>
-        </w:rPr>
-        <w:t xml:space="preserve"> </w:t>
-      </w:r>
-      <w:proofErr w:type="spellStart"/>
-      <w:r>
-        <w:rPr>
-          <w:rFonts w:ascii="Arial" w:hAnsi="Arial"/>
-        </w:rPr>
-        <w:t>formalises</w:t>
-      </w:r>
-      <w:proofErr w:type="spellEnd"/>
-      <w:r>
-        <w:rPr>
-          <w:rFonts w:ascii="Arial" w:hAnsi="Arial"/>
-        </w:rPr>
-        <w:t xml:space="preserve"> this shift before it happens chaotically.</w:t>
+        <w:t>As AI models improve, the cost of generating correct code from a clear specification approaches zero. The bottleneck shifts from writing code to specifying intent. The developer who can write precise, well-structured intent becomes more valuable than the developer who can write fast code. IOP formalises this shift before it happens chaotically.</w:t>
       </w:r>
     </w:p>
     <w:p>
@@ -7137,33 +4268,7 @@
         <w:rPr>
           <w:rFonts w:ascii="Arial" w:hAnsi="Arial"/>
         </w:rPr>
-        <w:t xml:space="preserve">Every serious product </w:t>
-      </w:r>
-      <w:proofErr w:type="gramStart"/>
-      <w:r>
-        <w:rPr>
-          <w:rFonts w:ascii="Arial" w:hAnsi="Arial"/>
-        </w:rPr>
-        <w:t>ships</w:t>
-      </w:r>
-      <w:proofErr w:type="gramEnd"/>
-      <w:r>
-        <w:rPr>
-          <w:rFonts w:ascii="Arial" w:hAnsi="Arial"/>
-        </w:rPr>
-        <w:t xml:space="preserve"> on web, iOS, Android, and often backend simultaneously. Maintaining consistent business logic across four codebases in four languages is already a significant problem. It will get worse as platforms proliferate. </w:t>
-      </w:r>
-      <w:r>
-        <w:rPr>
-          <w:rFonts w:ascii="Arial" w:hAnsi="Arial"/>
-        </w:rPr>
-        <w:t>IOP</w:t>
-      </w:r>
-      <w:r>
-        <w:rPr>
-          <w:rFonts w:ascii="Arial" w:hAnsi="Arial"/>
-        </w:rPr>
-        <w:t xml:space="preserve"> solves this by making the platform a compilation target, not the source of truth.</w:t>
+        <w:t>Every serious product ships on web, iOS, Android, and often backend simultaneously. Maintaining consistent business logic across four codebases in four languages is already a significant problem. It will get worse as platforms proliferate. IOP solves this by making the platform a compilation target, not the source of truth.</w:t>
       </w:r>
     </w:p>
     <w:p>
@@ -7188,33 +4293,7 @@
         <w:rPr>
           <w:rFonts w:ascii="Arial" w:hAnsi="Arial"/>
         </w:rPr>
-        <w:t xml:space="preserve">Enterprises are sitting on Java 8 codebases they are afraid to migrate. The cost of moving to Java 21, or from Android to Flutter, or from REST to </w:t>
-      </w:r>
-      <w:proofErr w:type="spellStart"/>
-      <w:r>
-        <w:rPr>
-          <w:rFonts w:ascii="Arial" w:hAnsi="Arial"/>
-        </w:rPr>
-        <w:t>GraphQL</w:t>
-      </w:r>
-      <w:proofErr w:type="spellEnd"/>
-      <w:r>
-        <w:rPr>
-          <w:rFonts w:ascii="Arial" w:hAnsi="Arial"/>
-        </w:rPr>
-        <w:t xml:space="preserve"> is measured in months and millions. </w:t>
-      </w:r>
-      <w:r>
-        <w:rPr>
-          <w:rFonts w:ascii="Arial" w:hAnsi="Arial"/>
-        </w:rPr>
-        <w:t>IOP</w:t>
-      </w:r>
-      <w:r>
-        <w:rPr>
-          <w:rFonts w:ascii="Arial" w:hAnsi="Arial"/>
-        </w:rPr>
-        <w:t xml:space="preserve"> makes migrations a recompilation, not a rewrite, by separating intent from implementation permanently.</w:t>
+        <w:t>Enterprises are sitting on Java 8 codebases they are afraid to migrate. The cost of moving to Java 21, or from Android to Flutter, or from REST to GraphQL is measured in months and millions. IOP significantly reduces the cost of migrations by separating intent from implementation permanently. Runtime behavior, performance characteristics, and platform-specific quirks still need engineering attention — but the logic and standards layer largely recompiles instead of being rewritten from scratch.</w:t>
       </w:r>
     </w:p>
     <w:p>
@@ -7232,23 +4311,7 @@
           <w:i/>
           <w:color w:val="1E4E79"/>
         </w:rPr>
-        <w:t xml:space="preserve">The convergence of AI-accelerated development, cross-platform product requirements, and mounting migration costs makes the intent layer not just useful but structurally necessary. </w:t>
-      </w:r>
-      <w:r>
-        <w:rPr>
-          <w:rFonts w:ascii="Arial" w:hAnsi="Arial"/>
-          <w:i/>
-          <w:color w:val="1E4E79"/>
-        </w:rPr>
-        <w:t>IOP</w:t>
-      </w:r>
-      <w:r>
-        <w:rPr>
-          <w:rFonts w:ascii="Arial" w:hAnsi="Arial"/>
-          <w:i/>
-          <w:color w:val="1E4E79"/>
-        </w:rPr>
-        <w:t xml:space="preserve"> provides the formal framework for managing this transition deliberately rather than reactively.</w:t>
+        <w:t>The convergence of AI-accelerated development, cross-platform product requirements, and mounting migration costs makes the intent layer not just useful but structurally necessary. IOP provides the formal framework for managing this transition deliberately rather than reactively.</w:t>
       </w:r>
     </w:p>
     <w:p>
@@ -7293,111 +4356,98 @@
         </w:rPr>
         <w:lastRenderedPageBreak/>
         <w:t>Current state:</w:t>
-      </w:r>
+        <w:br/>
+        <w:br/>
+        <w:t xml:space="preserve">  Developer ←→ AI Tool          (conversation, session-bound, lost on close)</w:t>
+        <w:br/>
+        <w:t xml:space="preserve">  Developer ←→ Repository       (code, version-controlled, permanent)</w:t>
+        <w:br/>
+        <w:br/>
+        <w:t xml:space="preserve">  AI Tool   ←→ Repository       NO CONNECTION</w:t>
+        <w:br/>
+        <w:br/>
+        <w:t>The developer is the only bridge between the two systems.</w:t>
+        <w:br/>
+        <w:t>That bridge is rebuilt manually from scratch every single session.</w:t>
+      </w:r>
+    </w:p>
+    <w:p>
+      <w:pPr>
+        <w:spacing w:before="40" w:after="160"/>
+      </w:pPr>
+      <w:r>
+        <w:rPr>
+          <w:rFonts w:ascii="Arial" w:hAnsi="Arial"/>
+        </w:rPr>
+        <w:t>This manual bridging is the root cause of every frustration documented in Section 1b. Standards ignored because the AI was not told about them. Schema missing because the developer forgot to paste it. Context polluted because the conversation grew too long. Intent lost because the chat closed. Hallucinations increasing because the AI had no reliable map of what belonged where.</w:t>
+      </w:r>
+    </w:p>
+    <w:p>
+      <w:pPr>
+        <w:spacing w:before="40" w:after="160"/>
+      </w:pPr>
+      <w:r>
+        <w:rPr>
+          <w:rFonts w:ascii="Arial" w:hAnsi="Arial"/>
+        </w:rPr>
+        <w:t>The instinctive solution is to feed the AI the entire repository as context. But as the codebase grows, this approach produces hallucinations from conflicting historical context, cannot reliably scope what is relevant to a specific task, and becomes increasingly expensive with every session.</w:t>
+      </w:r>
+    </w:p>
+    <w:p>
+      <w:pPr>
+        <w:spacing w:before="280" w:after="120"/>
+      </w:pPr>
+      <w:r>
+        <w:rPr>
+          <w:rFonts w:ascii="Arial" w:hAnsi="Arial"/>
+          <w:b/>
+          <w:color w:val="2F75B5"/>
+          <w:sz w:val="30"/>
+        </w:rPr>
+        <w:t>.intent Files as the Permanent Bridge</w:t>
+      </w:r>
+    </w:p>
+    <w:p>
+      <w:pPr>
+        <w:spacing w:before="40" w:after="160"/>
+      </w:pPr>
+      <w:r>
+        <w:rPr>
+          <w:rFonts w:ascii="Arial" w:hAnsi="Arial"/>
+        </w:rPr>
+        <w:t>.intent files are the permanent, structured bridge between the AI and the repository. They give the AI a navigable map of the codebase — one that it can follow without processing everything, one that stays current because developers maintain it as part of their normal workflow, and one that is scoped precisely so context pollution is structurally impossible.</w:t>
+      </w:r>
+    </w:p>
+    <w:p>
+      <w:pPr>
+        <w:shd w:val="clear" w:color="auto" w:fill="F2F2F2"/>
+        <w:spacing w:before="120" w:after="120"/>
+        <w:ind w:left="432"/>
+      </w:pPr>
       <w:r>
         <w:rPr>
           <w:rFonts w:ascii="Courier New" w:hAnsi="Courier New"/>
           <w:color w:val="1F497D"/>
           <w:sz w:val="18"/>
         </w:rPr>
+        <w:t>With IOP:</w:t>
         <w:br/>
-      </w:r>
-      <w:r>
-        <w:rPr>
-          <w:rFonts w:ascii="Courier New" w:hAnsi="Courier New"/>
-          <w:color w:val="1F497D"/>
-          <w:sz w:val="18"/>
-        </w:rPr>
         <w:br/>
-        <w:t xml:space="preserve">  Developer ←→ AI Tool       </w:t>
-      </w:r>
-      <w:proofErr w:type="gramStart"/>
-      <w:r>
-        <w:rPr>
-          <w:rFonts w:ascii="Courier New" w:hAnsi="Courier New"/>
-          <w:color w:val="1F497D"/>
-          <w:sz w:val="18"/>
-        </w:rPr>
-        <w:t xml:space="preserve">   (</w:t>
-      </w:r>
-      <w:proofErr w:type="gramEnd"/>
-      <w:r>
-        <w:rPr>
-          <w:rFonts w:ascii="Courier New" w:hAnsi="Courier New"/>
-          <w:color w:val="1F497D"/>
-          <w:sz w:val="18"/>
-        </w:rPr>
-        <w:t>conversation, session-bound, lost on close)</w:t>
-      </w:r>
-      <w:r>
-        <w:rPr>
-          <w:rFonts w:ascii="Courier New" w:hAnsi="Courier New"/>
-          <w:color w:val="1F497D"/>
-          <w:sz w:val="18"/>
-        </w:rPr>
+        <w:t xml:space="preserve">  Developer ←→ .intent files    (structured intent, version-controlled)</w:t>
         <w:br/>
-        <w:t xml:space="preserve">  Developer ←→ Repository    </w:t>
-      </w:r>
-      <w:proofErr w:type="gramStart"/>
-      <w:r>
-        <w:rPr>
-          <w:rFonts w:ascii="Courier New" w:hAnsi="Courier New"/>
-          <w:color w:val="1F497D"/>
-          <w:sz w:val="18"/>
-        </w:rPr>
-        <w:t xml:space="preserve">   (</w:t>
-      </w:r>
-      <w:proofErr w:type="gramEnd"/>
-      <w:r>
-        <w:rPr>
-          <w:rFonts w:ascii="Courier New" w:hAnsi="Courier New"/>
-          <w:color w:val="1F497D"/>
-          <w:sz w:val="18"/>
-        </w:rPr>
-        <w:t>code, version-controlled, permanent)</w:t>
-      </w:r>
-      <w:r>
-        <w:rPr>
-          <w:rFonts w:ascii="Courier New" w:hAnsi="Courier New"/>
-          <w:color w:val="1F497D"/>
-          <w:sz w:val="18"/>
-        </w:rPr>
+        <w:t xml:space="preserve">  .intent   ←→ Repository       (1:1 mapping per component, always in sync)</w:t>
         <w:br/>
-      </w:r>
-      <w:r>
-        <w:rPr>
-          <w:rFonts w:ascii="Courier New" w:hAnsi="Courier New"/>
-          <w:color w:val="1F497D"/>
-          <w:sz w:val="18"/>
-        </w:rPr>
+        <w:t xml:space="preserve">  .intent   ←→ AI Tool          (permanent scoped context, no rebuilding)</w:t>
         <w:br/>
-        <w:t xml:space="preserve">  AI Tool   ←→ Repository       NO CONNECTION</w:t>
-      </w:r>
-      <w:r>
-        <w:rPr>
-          <w:rFonts w:ascii="Courier New" w:hAnsi="Courier New"/>
-          <w:color w:val="1F497D"/>
-          <w:sz w:val="18"/>
-        </w:rPr>
         <w:br/>
-      </w:r>
-      <w:r>
-        <w:rPr>
-          <w:rFonts w:ascii="Courier New" w:hAnsi="Courier New"/>
-          <w:color w:val="1F497D"/>
-          <w:sz w:val="18"/>
-        </w:rPr>
+        <w:t xml:space="preserve">  AI Tool   ←→ Repository       CONNECTED via .intent bridge</w:t>
         <w:br/>
-        <w:t>The developer is the only bridge between the two systems.</w:t>
-      </w:r>
-      <w:r>
-        <w:rPr>
-          <w:rFonts w:ascii="Courier New" w:hAnsi="Courier New"/>
-          <w:color w:val="1F497D"/>
-          <w:sz w:val="18"/>
-        </w:rPr>
         <w:br/>
-        <w:t>That bridge is rebuilt manually from scratch every single session.</w:t>
+        <w:t>The AI navigates the repository through intent files.</w:t>
+        <w:br/>
+        <w:t>The developer maintains intent files as part of normal workflow.</w:t>
+        <w:br/>
+        <w:t>The bridge is permanent — not rebuilt every session.</w:t>
       </w:r>
     </w:p>
     <w:p>
@@ -7408,219 +4458,7 @@
         <w:rPr>
           <w:rFonts w:ascii="Arial" w:hAnsi="Arial"/>
         </w:rPr>
-        <w:t>This manual bridging is the root cause of every frustration documented in Section 1b. Standards ignored because the AI was not told about them. Schema missing because the developer forgot to paste it. Context polluted because the conversation grew too long. Intent lost because the chat closed. Hallucinations increasing because the AI had no reliable map of what belonged where.</w:t>
-      </w:r>
-    </w:p>
-    <w:p>
-      <w:pPr>
-        <w:spacing w:before="40" w:after="160"/>
-      </w:pPr>
-      <w:r>
-        <w:rPr>
-          <w:rFonts w:ascii="Arial" w:hAnsi="Arial"/>
-        </w:rPr>
-        <w:t>The instinctive solution is to train the AI on the repository. But as discussed in Section 7b, training on a rapidly changing codebase is computationally infeasible, produces hallucinations from conflicting historical context, and cannot keep pace with daily development activity.</w:t>
-      </w:r>
-    </w:p>
-    <w:p>
-      <w:pPr>
-        <w:spacing w:before="280" w:after="120"/>
-      </w:pPr>
-      <w:proofErr w:type="gramStart"/>
-      <w:r>
-        <w:rPr>
-          <w:rFonts w:ascii="Arial" w:hAnsi="Arial"/>
-          <w:b/>
-          <w:color w:val="2F75B5"/>
-          <w:sz w:val="30"/>
-        </w:rPr>
-        <w:t>.intent</w:t>
-      </w:r>
-      <w:proofErr w:type="gramEnd"/>
-      <w:r>
-        <w:rPr>
-          <w:rFonts w:ascii="Arial" w:hAnsi="Arial"/>
-          <w:b/>
-          <w:color w:val="2F75B5"/>
-          <w:sz w:val="30"/>
-        </w:rPr>
-        <w:t xml:space="preserve"> Files as the Permanent Bridge</w:t>
-      </w:r>
-    </w:p>
-    <w:p>
-      <w:pPr>
-        <w:spacing w:before="40" w:after="160"/>
-      </w:pPr>
-      <w:proofErr w:type="gramStart"/>
-      <w:r>
-        <w:rPr>
-          <w:rFonts w:ascii="Arial" w:hAnsi="Arial"/>
-        </w:rPr>
-        <w:t>.intent</w:t>
-      </w:r>
-      <w:proofErr w:type="gramEnd"/>
-      <w:r>
-        <w:rPr>
-          <w:rFonts w:ascii="Arial" w:hAnsi="Arial"/>
-        </w:rPr>
-        <w:t xml:space="preserve"> files are the permanent, structured bridge between the AI and the repository. They give the AI a navigable map of the codebase — one that it can follow without processing everything, one that stays current because developers maintain it as part of their normal workflow, and one that is scoped precisely so context pollution is structurally impossible.</w:t>
-      </w:r>
-    </w:p>
-    <w:p>
-      <w:pPr>
-        <w:shd w:val="clear" w:color="auto" w:fill="F2F2F2"/>
-        <w:spacing w:before="120" w:after="120"/>
-        <w:ind w:left="432"/>
-      </w:pPr>
-      <w:r>
-        <w:rPr>
-          <w:rFonts w:ascii="Courier New" w:hAnsi="Courier New"/>
-          <w:color w:val="1F497D"/>
-          <w:sz w:val="18"/>
-        </w:rPr>
-        <w:t xml:space="preserve">With </w:t>
-      </w:r>
-      <w:r>
-        <w:rPr>
-          <w:rFonts w:ascii="Courier New" w:hAnsi="Courier New"/>
-          <w:color w:val="1F497D"/>
-          <w:sz w:val="18"/>
-        </w:rPr>
-        <w:t>IOP</w:t>
-      </w:r>
-      <w:r>
-        <w:rPr>
-          <w:rFonts w:ascii="Courier New" w:hAnsi="Courier New"/>
-          <w:color w:val="1F497D"/>
-          <w:sz w:val="18"/>
-        </w:rPr>
-        <w:t>:</w:t>
-      </w:r>
-      <w:r>
-        <w:rPr>
-          <w:rFonts w:ascii="Courier New" w:hAnsi="Courier New"/>
-          <w:color w:val="1F497D"/>
-          <w:sz w:val="18"/>
-        </w:rPr>
-        <w:br/>
-      </w:r>
-      <w:r>
-        <w:rPr>
-          <w:rFonts w:ascii="Courier New" w:hAnsi="Courier New"/>
-          <w:color w:val="1F497D"/>
-          <w:sz w:val="18"/>
-        </w:rPr>
-        <w:br/>
-        <w:t xml:space="preserve">  Developer ←→ .intent files    (structured intent, version-controlled)</w:t>
-      </w:r>
-      <w:r>
-        <w:rPr>
-          <w:rFonts w:ascii="Courier New" w:hAnsi="Courier New"/>
-          <w:color w:val="1F497D"/>
-          <w:sz w:val="18"/>
-        </w:rPr>
-        <w:br/>
-        <w:t xml:space="preserve">  .intent   ←→ Repository       (1:1 mapping per component, always in sync)</w:t>
-      </w:r>
-      <w:r>
-        <w:rPr>
-          <w:rFonts w:ascii="Courier New" w:hAnsi="Courier New"/>
-          <w:color w:val="1F497D"/>
-          <w:sz w:val="18"/>
-        </w:rPr>
-        <w:br/>
-        <w:t xml:space="preserve">  .intent   ←→ AI Tool          (permanent scoped context, no rebuilding)</w:t>
-      </w:r>
-      <w:r>
-        <w:rPr>
-          <w:rFonts w:ascii="Courier New" w:hAnsi="Courier New"/>
-          <w:color w:val="1F497D"/>
-          <w:sz w:val="18"/>
-        </w:rPr>
-        <w:br/>
-      </w:r>
-      <w:r>
-        <w:rPr>
-          <w:rFonts w:ascii="Courier New" w:hAnsi="Courier New"/>
-          <w:color w:val="1F497D"/>
-          <w:sz w:val="18"/>
-        </w:rPr>
-        <w:br/>
-        <w:t xml:space="preserve">  AI Tool   ←→ Repository       CONNECTED via .intent bridge</w:t>
-      </w:r>
-      <w:r>
-        <w:rPr>
-          <w:rFonts w:ascii="Courier New" w:hAnsi="Courier New"/>
-          <w:color w:val="1F497D"/>
-          <w:sz w:val="18"/>
-        </w:rPr>
-        <w:br/>
-      </w:r>
-      <w:r>
-        <w:rPr>
-          <w:rFonts w:ascii="Courier New" w:hAnsi="Courier New"/>
-          <w:color w:val="1F497D"/>
-          <w:sz w:val="18"/>
-        </w:rPr>
-        <w:br/>
-        <w:t>The AI navigates the repository through intent files.</w:t>
-      </w:r>
-      <w:r>
-        <w:rPr>
-          <w:rFonts w:ascii="Courier New" w:hAnsi="Courier New"/>
-          <w:color w:val="1F497D"/>
-          <w:sz w:val="18"/>
-        </w:rPr>
-        <w:br/>
-        <w:t>The developer maintains intent files as part of normal workflow.</w:t>
-      </w:r>
-      <w:r>
-        <w:rPr>
-          <w:rFonts w:ascii="Courier New" w:hAnsi="Courier New"/>
-          <w:color w:val="1F497D"/>
-          <w:sz w:val="18"/>
-        </w:rPr>
-        <w:br/>
-        <w:t>The bridge is permanent — not rebuilt every session.</w:t>
-      </w:r>
-    </w:p>
-    <w:p>
-      <w:pPr>
-        <w:spacing w:before="40" w:after="160"/>
-      </w:pPr>
-      <w:r>
-        <w:rPr>
-          <w:rFonts w:ascii="Arial" w:hAnsi="Arial"/>
-        </w:rPr>
-        <w:t xml:space="preserve">The AI does not need to understand the entire codebase. It needs to understand exactly the component it is working on, the business rules that govern it, the language patterns it must follow, and the </w:t>
-      </w:r>
-      <w:proofErr w:type="spellStart"/>
-      <w:r>
-        <w:rPr>
-          <w:rFonts w:ascii="Arial" w:hAnsi="Arial"/>
-        </w:rPr>
-        <w:t>organisational</w:t>
-      </w:r>
-      <w:proofErr w:type="spellEnd"/>
-      <w:r>
-        <w:rPr>
-          <w:rFonts w:ascii="Arial" w:hAnsi="Arial"/>
-        </w:rPr>
-        <w:t xml:space="preserve"> standards it must comply with. </w:t>
-      </w:r>
-      <w:proofErr w:type="gramStart"/>
-      <w:r>
-        <w:rPr>
-          <w:rFonts w:ascii="Arial" w:hAnsi="Arial"/>
-        </w:rPr>
-        <w:t>.intent</w:t>
-      </w:r>
-      <w:proofErr w:type="gramEnd"/>
-      <w:r>
-        <w:rPr>
-          <w:rFonts w:ascii="Arial" w:hAnsi="Arial"/>
-        </w:rPr>
-        <w:t xml:space="preserve"> files provide exactly this — no more, no less.</w:t>
+        <w:t>The AI does not need to understand the entire codebase. It needs to understand exactly the component it is working on, the business rules that govern it, the language patterns it must follow, and the organisational standards it must comply with. .intent files provide exactly this — no more, no less.</w:t>
       </w:r>
     </w:p>
     <w:p>
@@ -7638,23 +4476,7 @@
           <w:i/>
           <w:color w:val="1E4E79"/>
         </w:rPr>
-        <w:t xml:space="preserve">The goal of </w:t>
-      </w:r>
-      <w:r>
-        <w:rPr>
-          <w:rFonts w:ascii="Arial" w:hAnsi="Arial"/>
-          <w:i/>
-          <w:color w:val="1E4E79"/>
-        </w:rPr>
-        <w:t>IOP</w:t>
-      </w:r>
-      <w:r>
-        <w:rPr>
-          <w:rFonts w:ascii="Arial" w:hAnsi="Arial"/>
-          <w:i/>
-          <w:color w:val="1E4E79"/>
-        </w:rPr>
-        <w:t xml:space="preserve"> is not to make AI smarter. It is to give AI the right context at the right scope at the right time — so that the intelligence it already has is applied precisely rather than wasted reconstructing what it should already know.</w:t>
+        <w:t>The goal of IOP is not to make AI smarter. It is to give AI the right context at the right scope at the right time — so that the intelligence it already has is applied precisely rather than wasted reconstructing what it should already know.</w:t>
       </w:r>
     </w:p>
     <w:p>
@@ -7665,38 +4487,7 @@
         <w:rPr>
           <w:rFonts w:ascii="Arial" w:hAnsi="Arial"/>
         </w:rPr>
-        <w:t xml:space="preserve">This reframes </w:t>
-      </w:r>
-      <w:proofErr w:type="gramStart"/>
-      <w:r>
-        <w:rPr>
-          <w:rFonts w:ascii="Arial" w:hAnsi="Arial"/>
-        </w:rPr>
-        <w:t>what .intent</w:t>
-      </w:r>
-      <w:proofErr w:type="gramEnd"/>
-      <w:r>
-        <w:rPr>
-          <w:rFonts w:ascii="Arial" w:hAnsi="Arial"/>
-        </w:rPr>
-        <w:t xml:space="preserve"> files fundamentally are. They are not documentation. They are not prompt templates. They are the integration layer between two previously disconnected systems — the human repository and the AI engine. </w:t>
-      </w:r>
-      <w:r>
-        <w:rPr>
-          <w:rFonts w:ascii="Arial" w:hAnsi="Arial"/>
-        </w:rPr>
-        <w:t>IOP</w:t>
-      </w:r>
-      <w:r>
-        <w:rPr>
-          <w:rFonts w:ascii="Arial" w:hAnsi="Arial"/>
-        </w:rPr>
-        <w:t xml:space="preserve"> makes that integration permanent, structured, </w:t>
-      </w:r>
-      <w:r>
-        <w:rPr>
-          <w:rFonts w:ascii="Arial" w:hAnsi="Arial"/>
-        </w:rPr>
+        <w:t xml:space="preserve">This reframes what .intent files fundamentally are. They are not documentation. They are not prompt templates. They are the integration layer between two previously disconnected systems — the human repository and the AI engine. IOP makes that integration permanent, structured, </w:t>
         <w:lastRenderedPageBreak/>
         <w:t>and version-controlled for the first time. AI and your codebase become a single coherent entity instead of two disconnected ones patched together with impulsive prompts and partial context repeated every session.</w:t>
       </w:r>
